--- a/Отчет_практика_Виноградова_МЕ.docx
+++ b/Отчет_практика_Виноградова_МЕ.docx
@@ -93,7 +93,7 @@
         </w:rPr>
         <w:t>студентки группы И-34</w:t>
         <w:br/>
-        <w:t>Виноградова М.Е.</w:t>
+        <w:t>Виноградова Мария Евгеньевна</w:t>
       </w:r>
     </w:p>
     <w:p>

--- a/Отчет_практика_Виноградова_МЕ.docx
+++ b/Отчет_практика_Виноградова_МЕ.docx
@@ -1040,1571 +1040,3308 @@
     </w:p>
     <w:p>
       <w:pPr>
-        <w:spacing w:before="240" w:after="120" w:line="276" w:lineRule="auto"/>
+        <w:spacing w:before="240" w:after="120" w:line="360" w:lineRule="auto"/>
         <w:ind w:firstLine="0"/>
         <w:jc w:val="left"/>
       </w:pPr>
       <w:r>
         <w:rPr>
+          <w:rFonts w:ascii="Times New Roman" w:hAnsi="Times New Roman" w:eastAsia="Times New Roman" w:cs="Times New Roman"/>
+          <w:b/>
+          <w:sz w:val="28"/>
+        </w:rPr>
+        <w:t>СОДЕРЖАНИЕ</w:t>
+      </w:r>
+    </w:p>
+    <w:p>
+      <w:pPr>
+        <w:spacing w:line="360" w:lineRule="auto" w:after="0"/>
+        <w:ind w:firstLine="0"/>
+      </w:pPr>
+      <w:r>
+        <w:rPr>
+          <w:rFonts w:ascii="Times New Roman" w:hAnsi="Times New Roman" w:eastAsia="Times New Roman" w:cs="Times New Roman"/>
+          <w:sz w:val="28"/>
+        </w:rPr>
+        <w:t>ВВЕДЕНИЕ ............................................................. 3</w:t>
+      </w:r>
+    </w:p>
+    <w:p>
+      <w:pPr>
+        <w:spacing w:line="360" w:lineRule="auto" w:after="0"/>
+        <w:ind w:firstLine="0"/>
+      </w:pPr>
+      <w:r>
+        <w:rPr>
+          <w:rFonts w:ascii="Times New Roman" w:hAnsi="Times New Roman" w:eastAsia="Times New Roman" w:cs="Times New Roman"/>
+          <w:sz w:val="28"/>
+        </w:rPr>
+        <w:t>1. Краткая история и описание предприятия ООО «НПП Рогнеда» .......... 4</w:t>
+      </w:r>
+    </w:p>
+    <w:p>
+      <w:pPr>
+        <w:spacing w:line="360" w:lineRule="auto" w:after="0"/>
+        <w:ind w:firstLine="0"/>
+      </w:pPr>
+      <w:r>
+        <w:rPr>
+          <w:rFonts w:ascii="Times New Roman" w:hAnsi="Times New Roman" w:eastAsia="Times New Roman" w:cs="Times New Roman"/>
+          <w:sz w:val="28"/>
+        </w:rPr>
+        <w:t>2. Система управления охраной труда и промышленной безопасностью ..... 5</w:t>
+      </w:r>
+    </w:p>
+    <w:p>
+      <w:pPr>
+        <w:spacing w:line="360" w:lineRule="auto" w:after="0"/>
+        <w:ind w:firstLine="0"/>
+      </w:pPr>
+      <w:r>
+        <w:rPr>
+          <w:rFonts w:ascii="Times New Roman" w:hAnsi="Times New Roman" w:eastAsia="Times New Roman" w:cs="Times New Roman"/>
+          <w:sz w:val="28"/>
+        </w:rPr>
+        <w:t>2.1. Составные элементы системы ...................................... 5</w:t>
+      </w:r>
+    </w:p>
+    <w:p>
+      <w:pPr>
+        <w:spacing w:line="360" w:lineRule="auto" w:after="0"/>
+        <w:ind w:firstLine="0"/>
+      </w:pPr>
+      <w:r>
+        <w:rPr>
+          <w:rFonts w:ascii="Times New Roman" w:hAnsi="Times New Roman" w:eastAsia="Times New Roman" w:cs="Times New Roman"/>
+          <w:sz w:val="28"/>
+        </w:rPr>
+        <w:t>2.2. Виды инструктажей, цели и сроки проведения ...................... 6</w:t>
+      </w:r>
+    </w:p>
+    <w:p>
+      <w:pPr>
+        <w:spacing w:line="360" w:lineRule="auto" w:after="0"/>
+        <w:ind w:firstLine="0"/>
+      </w:pPr>
+      <w:r>
+        <w:rPr>
+          <w:rFonts w:ascii="Times New Roman" w:hAnsi="Times New Roman" w:eastAsia="Times New Roman" w:cs="Times New Roman"/>
+          <w:sz w:val="28"/>
+        </w:rPr>
+        <w:t>2.3. Причины травматизма, аварий, пожаров и план ликвидации аварий ... 7</w:t>
+      </w:r>
+    </w:p>
+    <w:p>
+      <w:pPr>
+        <w:spacing w:line="360" w:lineRule="auto" w:after="0"/>
+        <w:ind w:firstLine="0"/>
+      </w:pPr>
+      <w:r>
+        <w:rPr>
+          <w:rFonts w:ascii="Times New Roman" w:hAnsi="Times New Roman" w:eastAsia="Times New Roman" w:cs="Times New Roman"/>
+          <w:sz w:val="28"/>
+        </w:rPr>
+        <w:t>2.4. Оценка экономического ущерба от травматизма и аварий ............ 8</w:t>
+      </w:r>
+    </w:p>
+    <w:p>
+      <w:pPr>
+        <w:spacing w:line="360" w:lineRule="auto" w:after="0"/>
+        <w:ind w:firstLine="0"/>
+      </w:pPr>
+      <w:r>
+        <w:rPr>
+          <w:rFonts w:ascii="Times New Roman" w:hAnsi="Times New Roman" w:eastAsia="Times New Roman" w:cs="Times New Roman"/>
+          <w:sz w:val="28"/>
+        </w:rPr>
+        <w:t>3. Характеристика изучаемого цеха (отделения) ........................ 9</w:t>
+      </w:r>
+    </w:p>
+    <w:p>
+      <w:pPr>
+        <w:spacing w:line="360" w:lineRule="auto" w:after="0"/>
+        <w:ind w:firstLine="0"/>
+      </w:pPr>
+      <w:r>
+        <w:rPr>
+          <w:rFonts w:ascii="Times New Roman" w:hAnsi="Times New Roman" w:eastAsia="Times New Roman" w:cs="Times New Roman"/>
+          <w:sz w:val="28"/>
+        </w:rPr>
+        <w:t>3.1. Составные части цеха ............................................ 9</w:t>
+      </w:r>
+    </w:p>
+    <w:p>
+      <w:pPr>
+        <w:spacing w:line="360" w:lineRule="auto" w:after="0"/>
+        <w:ind w:firstLine="0"/>
+      </w:pPr>
+      <w:r>
+        <w:rPr>
+          <w:rFonts w:ascii="Times New Roman" w:hAnsi="Times New Roman" w:eastAsia="Times New Roman" w:cs="Times New Roman"/>
+          <w:sz w:val="28"/>
+        </w:rPr>
+        <w:t>3.2. Исходное сырьё и источники его получения ........................ 9</w:t>
+      </w:r>
+    </w:p>
+    <w:p>
+      <w:pPr>
+        <w:spacing w:line="360" w:lineRule="auto" w:after="0"/>
+        <w:ind w:firstLine="0"/>
+      </w:pPr>
+      <w:r>
+        <w:rPr>
+          <w:rFonts w:ascii="Times New Roman" w:hAnsi="Times New Roman" w:eastAsia="Times New Roman" w:cs="Times New Roman"/>
+          <w:sz w:val="28"/>
+        </w:rPr>
+        <w:t>3.3. Выпускаемая продукция и её характеристики ...................... 10</w:t>
+      </w:r>
+    </w:p>
+    <w:p>
+      <w:pPr>
+        <w:spacing w:line="360" w:lineRule="auto" w:after="0"/>
+        <w:ind w:firstLine="0"/>
+      </w:pPr>
+      <w:r>
+        <w:rPr>
+          <w:rFonts w:ascii="Times New Roman" w:hAnsi="Times New Roman" w:eastAsia="Times New Roman" w:cs="Times New Roman"/>
+          <w:sz w:val="28"/>
+        </w:rPr>
+        <w:t>3.4. Основные правила техники безопасности в цехе ................... 10</w:t>
+      </w:r>
+    </w:p>
+    <w:p>
+      <w:pPr>
+        <w:spacing w:line="360" w:lineRule="auto" w:after="0"/>
+        <w:ind w:firstLine="0"/>
+      </w:pPr>
+      <w:r>
+        <w:rPr>
+          <w:rFonts w:ascii="Times New Roman" w:hAnsi="Times New Roman" w:eastAsia="Times New Roman" w:cs="Times New Roman"/>
+          <w:sz w:val="28"/>
+        </w:rPr>
+        <w:t>4. Технологическая схема и разделы технологического регламента ...... 11</w:t>
+      </w:r>
+    </w:p>
+    <w:p>
+      <w:pPr>
+        <w:spacing w:line="360" w:lineRule="auto" w:after="0"/>
+        <w:ind w:firstLine="0"/>
+      </w:pPr>
+      <w:r>
+        <w:rPr>
+          <w:rFonts w:ascii="Times New Roman" w:hAnsi="Times New Roman" w:eastAsia="Times New Roman" w:cs="Times New Roman"/>
+          <w:sz w:val="28"/>
+        </w:rPr>
+        <w:t>5. Порядок освидетельствования, приёма и сдачи оборудования ......... 13</w:t>
+      </w:r>
+    </w:p>
+    <w:p>
+      <w:pPr>
+        <w:spacing w:line="360" w:lineRule="auto" w:after="0"/>
+        <w:ind w:firstLine="0"/>
+      </w:pPr>
+      <w:r>
+        <w:rPr>
+          <w:rFonts w:ascii="Times New Roman" w:hAnsi="Times New Roman" w:eastAsia="Times New Roman" w:cs="Times New Roman"/>
+          <w:sz w:val="28"/>
+        </w:rPr>
+        <w:t>6. Анализ предписаний органов государственного надзора и контроля ... 14</w:t>
+      </w:r>
+    </w:p>
+    <w:p>
+      <w:pPr>
+        <w:spacing w:line="360" w:lineRule="auto" w:after="0"/>
+        <w:ind w:firstLine="0"/>
+      </w:pPr>
+      <w:r>
+        <w:rPr>
+          <w:rFonts w:ascii="Times New Roman" w:hAnsi="Times New Roman" w:eastAsia="Times New Roman" w:cs="Times New Roman"/>
+          <w:sz w:val="28"/>
+        </w:rPr>
+        <w:t>7. Результаты специальной оценки условий труда и план мероприятий ... 15</w:t>
+      </w:r>
+    </w:p>
+    <w:p>
+      <w:pPr>
+        <w:spacing w:line="360" w:lineRule="auto" w:after="0"/>
+        <w:ind w:firstLine="0"/>
+      </w:pPr>
+      <w:r>
+        <w:rPr>
+          <w:rFonts w:ascii="Times New Roman" w:hAnsi="Times New Roman" w:eastAsia="Times New Roman" w:cs="Times New Roman"/>
+          <w:sz w:val="28"/>
+        </w:rPr>
+        <w:t>8. Работа, выполненная по индивидуальному заданию ................... 16</w:t>
+      </w:r>
+    </w:p>
+    <w:p>
+      <w:pPr>
+        <w:spacing w:line="360" w:lineRule="auto" w:after="0"/>
+        <w:ind w:firstLine="0"/>
+      </w:pPr>
+      <w:r>
+        <w:rPr>
+          <w:rFonts w:ascii="Times New Roman" w:hAnsi="Times New Roman" w:eastAsia="Times New Roman" w:cs="Times New Roman"/>
+          <w:sz w:val="28"/>
+        </w:rPr>
+        <w:t>9. Основные экономические показатели предприятия .................... 18</w:t>
+      </w:r>
+    </w:p>
+    <w:p>
+      <w:pPr>
+        <w:spacing w:line="360" w:lineRule="auto" w:after="0"/>
+        <w:ind w:firstLine="0"/>
+      </w:pPr>
+      <w:r>
+        <w:rPr>
+          <w:rFonts w:ascii="Times New Roman" w:hAnsi="Times New Roman" w:eastAsia="Times New Roman" w:cs="Times New Roman"/>
+          <w:sz w:val="28"/>
+        </w:rPr>
+        <w:t>ЗАКЛЮЧЕНИЕ .......................................................... 19</w:t>
+      </w:r>
+    </w:p>
+    <w:p>
+      <w:pPr>
+        <w:spacing w:line="360" w:lineRule="auto" w:after="0"/>
+        <w:ind w:firstLine="0"/>
+      </w:pPr>
+      <w:r>
+        <w:rPr>
+          <w:rFonts w:ascii="Times New Roman" w:hAnsi="Times New Roman" w:eastAsia="Times New Roman" w:cs="Times New Roman"/>
+          <w:sz w:val="28"/>
+        </w:rPr>
+        <w:t>СПИСОК ИСПОЛЬЗОВАННЫХ ИСТОЧНИКОВ .................................... 20</w:t>
+      </w:r>
+    </w:p>
+    <w:p>
+      <w:r>
+        <w:br w:type="page"/>
+      </w:r>
+    </w:p>
+    <w:p>
+      <w:pPr>
+        <w:spacing w:before="240" w:after="120" w:line="360" w:lineRule="auto"/>
+        <w:ind w:firstLine="0"/>
+        <w:jc w:val="left"/>
+      </w:pPr>
+      <w:r>
+        <w:rPr>
+          <w:rFonts w:ascii="Times New Roman" w:hAnsi="Times New Roman" w:eastAsia="Times New Roman" w:cs="Times New Roman"/>
+          <w:b/>
+          <w:sz w:val="28"/>
+        </w:rPr>
+        <w:t>ВВЕДЕНИЕ</w:t>
+      </w:r>
+    </w:p>
+    <w:p>
+      <w:pPr>
+        <w:spacing w:after="120" w:before="0" w:line="360" w:lineRule="auto"/>
+        <w:ind w:firstLine="709"/>
+        <w:jc w:val="both"/>
+      </w:pPr>
+      <w:r>
+        <w:rPr>
+          <w:rFonts w:ascii="Times New Roman" w:hAnsi="Times New Roman" w:eastAsia="Times New Roman" w:cs="Times New Roman"/>
+          <w:b w:val="0"/>
+          <w:sz w:val="28"/>
+        </w:rPr>
+        <w:t>Вид практики: вторая производственная практика.</w:t>
+      </w:r>
+    </w:p>
+    <w:p>
+      <w:pPr>
+        <w:spacing w:after="120" w:before="0" w:line="360" w:lineRule="auto"/>
+        <w:ind w:firstLine="709"/>
+        <w:jc w:val="both"/>
+      </w:pPr>
+      <w:r>
+        <w:rPr>
+          <w:rFonts w:ascii="Times New Roman" w:hAnsi="Times New Roman" w:eastAsia="Times New Roman" w:cs="Times New Roman"/>
+          <w:b w:val="0"/>
+          <w:sz w:val="28"/>
+        </w:rPr>
+        <w:t>База практики: Общество с ограниченной ответственностью «Научно-производственное предприятие Рогнеда» (ООО «НПП Рогнеда»), производственная площадка в г. Старая Купавна, Московская область.</w:t>
+      </w:r>
+    </w:p>
+    <w:p>
+      <w:pPr>
+        <w:spacing w:after="120" w:before="0" w:line="360" w:lineRule="auto"/>
+        <w:ind w:firstLine="709"/>
+        <w:jc w:val="both"/>
+      </w:pPr>
+      <w:r>
+        <w:rPr>
+          <w:rFonts w:ascii="Times New Roman" w:hAnsi="Times New Roman" w:eastAsia="Times New Roman" w:cs="Times New Roman"/>
+          <w:b w:val="0"/>
+          <w:sz w:val="28"/>
+        </w:rPr>
+        <w:t>Продолжительность практики: в соответствии с учебным планом направления 20.03.01 «Техносферная безопасность» (группа И-34); выход на предприятие — 29 июня 2026 г. Примерный объём учебной нагрузки по программе — 12 рабочих дней (табл. 3 пособия по практикам бакалавров ТСБ).</w:t>
+      </w:r>
+    </w:p>
+    <w:p>
+      <w:pPr>
+        <w:spacing w:after="120" w:before="0" w:line="360" w:lineRule="auto"/>
+        <w:ind w:firstLine="709"/>
+        <w:jc w:val="both"/>
+      </w:pPr>
+      <w:r>
+        <w:rPr>
+          <w:rFonts w:ascii="Times New Roman" w:hAnsi="Times New Roman" w:eastAsia="Times New Roman" w:cs="Times New Roman"/>
+          <w:b w:val="0"/>
+          <w:sz w:val="28"/>
+        </w:rPr>
+        <w:t>Цель производственной практики — ознакомление с производственным предприятием и работой его подразделений, обеспечивающих безопасные условия труда.</w:t>
+      </w:r>
+    </w:p>
+    <w:p>
+      <w:pPr>
+        <w:spacing w:after="120" w:before="0" w:line="360" w:lineRule="auto"/>
+        <w:ind w:firstLine="709"/>
+        <w:jc w:val="both"/>
+      </w:pPr>
+      <w:r>
+        <w:rPr>
+          <w:rFonts w:ascii="Times New Roman" w:hAnsi="Times New Roman" w:eastAsia="Times New Roman" w:cs="Times New Roman"/>
+          <w:b w:val="0"/>
+          <w:sz w:val="28"/>
+        </w:rPr>
+        <w:t>В результате прохождения практики необходимо было научиться оценивать степень опасности предприятия, анализировать безопасность ведения технологического процесса, прогнозировать аварийную ситуацию, анализировать и оценивать степень опасности воздействия опасных и вредных производственных факторов, а также изучить безопасное ведение химико-технологических процессов и современные методы управления охраной труда и промышленной безопасностью.</w:t>
+      </w:r>
+    </w:p>
+    <w:p>
+      <w:pPr>
+        <w:spacing w:after="120" w:before="0" w:line="360" w:lineRule="auto"/>
+        <w:ind w:firstLine="0"/>
+        <w:jc w:val="both"/>
+      </w:pPr>
+      <w:r>
+        <w:rPr>
+          <w:rFonts w:ascii="Times New Roman" w:hAnsi="Times New Roman" w:eastAsia="Times New Roman" w:cs="Times New Roman"/>
+          <w:b w:val="0"/>
+          <w:sz w:val="28"/>
+        </w:rPr>
+        <w:t>Задачи практики:</w:t>
+      </w:r>
+    </w:p>
+    <w:p>
+      <w:pPr>
+        <w:pStyle w:val="a7"/>
+        <w:spacing w:after="60" w:line="360" w:lineRule="auto"/>
+        <w:jc w:val="both"/>
+      </w:pPr>
+      <w:r>
+        <w:rPr>
+          <w:rFonts w:ascii="Times New Roman" w:hAnsi="Times New Roman" w:eastAsia="Times New Roman" w:cs="Times New Roman"/>
+          <w:sz w:val="28"/>
+        </w:rPr>
+        <w:t>ознакомиться с программой практики, пройти инструктаж по технике безопасности и получить общее представление о предприятии;</w:t>
+      </w:r>
+    </w:p>
+    <w:p>
+      <w:pPr>
+        <w:pStyle w:val="a7"/>
+        <w:spacing w:after="60" w:line="360" w:lineRule="auto"/>
+        <w:jc w:val="both"/>
+      </w:pPr>
+      <w:r>
+        <w:rPr>
+          <w:rFonts w:ascii="Times New Roman" w:hAnsi="Times New Roman" w:eastAsia="Times New Roman" w:cs="Times New Roman"/>
+          <w:sz w:val="28"/>
+        </w:rPr>
+        <w:t>изучить систему государственного надзора и контроля, а также общественного контроля в области охраны труда и промышленной безопасности;</w:t>
+      </w:r>
+    </w:p>
+    <w:p>
+      <w:pPr>
+        <w:pStyle w:val="a7"/>
+        <w:spacing w:after="60" w:line="360" w:lineRule="auto"/>
+        <w:jc w:val="both"/>
+      </w:pPr>
+      <w:r>
+        <w:rPr>
+          <w:rFonts w:ascii="Times New Roman" w:hAnsi="Times New Roman" w:eastAsia="Times New Roman" w:cs="Times New Roman"/>
+          <w:sz w:val="28"/>
+        </w:rPr>
+        <w:t>изучить систему управления охраной труда и промышленной безопасностью на предприятии;</w:t>
+      </w:r>
+    </w:p>
+    <w:p>
+      <w:pPr>
+        <w:pStyle w:val="a7"/>
+        <w:spacing w:after="60" w:line="360" w:lineRule="auto"/>
+        <w:jc w:val="both"/>
+      </w:pPr>
+      <w:r>
+        <w:rPr>
+          <w:rFonts w:ascii="Times New Roman" w:hAnsi="Times New Roman" w:eastAsia="Times New Roman" w:cs="Times New Roman"/>
+          <w:sz w:val="28"/>
+        </w:rPr>
+        <w:t>освоить порядок инструктажей и обучения безопасным приёмам работы;</w:t>
+      </w:r>
+    </w:p>
+    <w:p>
+      <w:pPr>
+        <w:pStyle w:val="a7"/>
+        <w:spacing w:after="60" w:line="360" w:lineRule="auto"/>
+        <w:jc w:val="both"/>
+      </w:pPr>
+      <w:r>
+        <w:rPr>
+          <w:rFonts w:ascii="Times New Roman" w:hAnsi="Times New Roman" w:eastAsia="Times New Roman" w:cs="Times New Roman"/>
+          <w:sz w:val="28"/>
+        </w:rPr>
+        <w:t>проанализировать причины травматизма, аварий и пожаров, а также технические методы и средства защиты персонала;</w:t>
+      </w:r>
+    </w:p>
+    <w:p>
+      <w:pPr>
+        <w:pStyle w:val="a7"/>
+        <w:spacing w:after="60" w:line="360" w:lineRule="auto"/>
+        <w:jc w:val="both"/>
+      </w:pPr>
+      <w:r>
+        <w:rPr>
+          <w:rFonts w:ascii="Times New Roman" w:hAnsi="Times New Roman" w:eastAsia="Times New Roman" w:cs="Times New Roman"/>
+          <w:sz w:val="28"/>
+        </w:rPr>
+        <w:t>изучить технологический регламент цеха (отделения) как основу безопасного ведения процесса;</w:t>
+      </w:r>
+    </w:p>
+    <w:p>
+      <w:pPr>
+        <w:pStyle w:val="a7"/>
+        <w:spacing w:after="60" w:line="360" w:lineRule="auto"/>
+        <w:jc w:val="both"/>
+      </w:pPr>
+      <w:r>
+        <w:rPr>
+          <w:rFonts w:ascii="Times New Roman" w:hAnsi="Times New Roman" w:eastAsia="Times New Roman" w:cs="Times New Roman"/>
+          <w:sz w:val="28"/>
+        </w:rPr>
+        <w:t>ознакомиться с порядком освидетельствования, приёма и сдачи оборудования;</w:t>
+      </w:r>
+    </w:p>
+    <w:p>
+      <w:pPr>
+        <w:pStyle w:val="a7"/>
+        <w:spacing w:after="60" w:line="360" w:lineRule="auto"/>
+        <w:jc w:val="both"/>
+      </w:pPr>
+      <w:r>
+        <w:rPr>
+          <w:rFonts w:ascii="Times New Roman" w:hAnsi="Times New Roman" w:eastAsia="Times New Roman" w:cs="Times New Roman"/>
+          <w:sz w:val="28"/>
+        </w:rPr>
+        <w:t>изучить результаты специальной оценки условий труда (СОУТ) и план мероприятий по улучшению условий труда;</w:t>
+      </w:r>
+    </w:p>
+    <w:p>
+      <w:pPr>
+        <w:pStyle w:val="a7"/>
+        <w:spacing w:after="60" w:line="360" w:lineRule="auto"/>
+        <w:jc w:val="both"/>
+      </w:pPr>
+      <w:r>
+        <w:rPr>
+          <w:rFonts w:ascii="Times New Roman" w:hAnsi="Times New Roman" w:eastAsia="Times New Roman" w:cs="Times New Roman"/>
+          <w:sz w:val="28"/>
+        </w:rPr>
+        <w:t>выполнить индивидуальное задание и оформить отчёт.</w:t>
+      </w:r>
+    </w:p>
+    <w:p>
+      <w:pPr>
+        <w:spacing w:after="120" w:before="0" w:line="360" w:lineRule="auto"/>
+        <w:ind w:firstLine="709"/>
+        <w:jc w:val="both"/>
+      </w:pPr>
+      <w:r>
+        <w:rPr>
+          <w:rFonts w:ascii="Times New Roman" w:hAnsi="Times New Roman" w:eastAsia="Times New Roman" w:cs="Times New Roman"/>
+          <w:b w:val="0"/>
+          <w:sz w:val="28"/>
+        </w:rPr>
+        <w:t>Индивидуальное задание: «Анализ пожаровзрывоопасности органического цеха ООО «НПП Рогнеда» и оценка достаточности инженерно-технических и организационных мер защиты персонала».</w:t>
+      </w:r>
+    </w:p>
+    <w:p>
+      <w:pPr>
+        <w:spacing w:after="120" w:before="0" w:line="360" w:lineRule="auto"/>
+        <w:ind w:firstLine="709"/>
+        <w:jc w:val="both"/>
+      </w:pPr>
+      <w:r>
+        <w:rPr>
+          <w:rFonts w:ascii="Times New Roman" w:hAnsi="Times New Roman" w:eastAsia="Times New Roman" w:cs="Times New Roman"/>
+          <w:b w:val="0"/>
+          <w:sz w:val="28"/>
+        </w:rPr>
+        <w:t>В ходе практики проведены ознакомительные экскурсии по водопримессионному и органическому цехам, лаборатории, складу сырья и готовой продукции, а также беседы со специалистами службы охраны труда и промышленной безопасности.</w:t>
+      </w:r>
+    </w:p>
+    <w:p>
+      <w:pPr>
+        <w:spacing w:after="120" w:before="160" w:line="360" w:lineRule="auto"/>
+        <w:ind w:firstLine="0"/>
+        <w:jc w:val="both"/>
+      </w:pPr>
+      <w:r>
+        <w:rPr>
+          <w:rFonts w:ascii="Times New Roman" w:hAnsi="Times New Roman" w:eastAsia="Times New Roman" w:cs="Times New Roman"/>
+          <w:b/>
+          <w:sz w:val="28"/>
+        </w:rPr>
+        <w:t>Календарный план прохождения практики (по программе 2-й производственной практики):</w:t>
+      </w:r>
+    </w:p>
+    <w:tbl>
+      <w:tblPr>
+        <w:tblStyle w:val="af5"/>
+        <w:tblW w:type="auto" w:w="0"/>
+        <w:tblLook w:firstColumn="1" w:firstRow="1" w:lastColumn="0" w:lastRow="0" w:noHBand="0" w:noVBand="1" w:val="04A0"/>
+      </w:tblPr>
+      <w:tblGrid>
+        <w:gridCol w:w="3118"/>
+        <w:gridCol w:w="3118"/>
+        <w:gridCol w:w="3118"/>
+      </w:tblGrid>
+      <w:tr>
+        <w:tc>
+          <w:tcPr>
+            <w:tcW w:type="dxa" w:w="3118"/>
+          </w:tcPr>
+          <w:p>
+            <w:pPr>
+              <w:spacing w:line="240" w:lineRule="auto"/>
+            </w:pPr>
+            <w:r>
+              <w:rPr>
+                <w:rFonts w:ascii="Times New Roman" w:hAnsi="Times New Roman" w:eastAsia="Times New Roman" w:cs="Times New Roman"/>
+                <w:sz w:val="22"/>
+              </w:rPr>
+              <w:t>№ п/п</w:t>
+            </w:r>
+          </w:p>
+        </w:tc>
+        <w:tc>
+          <w:tcPr>
+            <w:tcW w:type="dxa" w:w="3118"/>
+          </w:tcPr>
+          <w:p>
+            <w:pPr>
+              <w:spacing w:line="240" w:lineRule="auto"/>
+            </w:pPr>
+            <w:r>
+              <w:rPr>
+                <w:rFonts w:ascii="Times New Roman" w:hAnsi="Times New Roman" w:eastAsia="Times New Roman" w:cs="Times New Roman"/>
+                <w:sz w:val="22"/>
+              </w:rPr>
+              <w:t>Содержание практики</w:t>
+            </w:r>
+          </w:p>
+        </w:tc>
+        <w:tc>
+          <w:tcPr>
+            <w:tcW w:type="dxa" w:w="3118"/>
+          </w:tcPr>
+          <w:p>
+            <w:pPr>
+              <w:spacing w:line="240" w:lineRule="auto"/>
+            </w:pPr>
+            <w:r>
+              <w:rPr>
+                <w:rFonts w:ascii="Times New Roman" w:hAnsi="Times New Roman" w:eastAsia="Times New Roman" w:cs="Times New Roman"/>
+                <w:sz w:val="22"/>
+              </w:rPr>
+              <w:t>Рабочие дни</w:t>
+            </w:r>
+          </w:p>
+        </w:tc>
+      </w:tr>
+      <w:tr>
+        <w:tc>
+          <w:tcPr>
+            <w:tcW w:type="dxa" w:w="3118"/>
+          </w:tcPr>
+          <w:p>
+            <w:pPr>
+              <w:spacing w:line="240" w:lineRule="auto"/>
+            </w:pPr>
+            <w:r>
+              <w:rPr>
+                <w:rFonts w:ascii="Times New Roman" w:hAnsi="Times New Roman" w:eastAsia="Times New Roman" w:cs="Times New Roman"/>
+                <w:sz w:val="22"/>
+              </w:rPr>
+              <w:t>1</w:t>
+            </w:r>
+          </w:p>
+        </w:tc>
+        <w:tc>
+          <w:tcPr>
+            <w:tcW w:type="dxa" w:w="3118"/>
+          </w:tcPr>
+          <w:p>
+            <w:pPr>
+              <w:spacing w:line="240" w:lineRule="auto"/>
+            </w:pPr>
+            <w:r>
+              <w:rPr>
+                <w:rFonts w:ascii="Times New Roman" w:hAnsi="Times New Roman" w:eastAsia="Times New Roman" w:cs="Times New Roman"/>
+                <w:sz w:val="22"/>
+              </w:rPr>
+              <w:t>Ознакомление с программой практики. Инструктаж по технике безопасности. Общее ознакомление с предприятием</w:t>
+            </w:r>
+          </w:p>
+        </w:tc>
+        <w:tc>
+          <w:tcPr>
+            <w:tcW w:type="dxa" w:w="3118"/>
+          </w:tcPr>
+          <w:p>
+            <w:pPr>
+              <w:spacing w:line="240" w:lineRule="auto"/>
+            </w:pPr>
+            <w:r>
+              <w:rPr>
+                <w:rFonts w:ascii="Times New Roman" w:hAnsi="Times New Roman" w:eastAsia="Times New Roman" w:cs="Times New Roman"/>
+                <w:sz w:val="22"/>
+              </w:rPr>
+              <w:t>1 день</w:t>
+            </w:r>
+          </w:p>
+        </w:tc>
+      </w:tr>
+      <w:tr>
+        <w:tc>
+          <w:tcPr>
+            <w:tcW w:type="dxa" w:w="3118"/>
+          </w:tcPr>
+          <w:p>
+            <w:pPr>
+              <w:spacing w:line="240" w:lineRule="auto"/>
+            </w:pPr>
+            <w:r>
+              <w:rPr>
+                <w:rFonts w:ascii="Times New Roman" w:hAnsi="Times New Roman" w:eastAsia="Times New Roman" w:cs="Times New Roman"/>
+                <w:sz w:val="22"/>
+              </w:rPr>
+              <w:t>2</w:t>
+            </w:r>
+          </w:p>
+        </w:tc>
+        <w:tc>
+          <w:tcPr>
+            <w:tcW w:type="dxa" w:w="3118"/>
+          </w:tcPr>
+          <w:p>
+            <w:pPr>
+              <w:spacing w:line="240" w:lineRule="auto"/>
+            </w:pPr>
+            <w:r>
+              <w:rPr>
+                <w:rFonts w:ascii="Times New Roman" w:hAnsi="Times New Roman" w:eastAsia="Times New Roman" w:cs="Times New Roman"/>
+                <w:sz w:val="22"/>
+              </w:rPr>
+              <w:t>Ознакомление с системой государственного надзора и контроля, с системой общественного контроля</w:t>
+            </w:r>
+          </w:p>
+        </w:tc>
+        <w:tc>
+          <w:tcPr>
+            <w:tcW w:type="dxa" w:w="3118"/>
+          </w:tcPr>
+          <w:p>
+            <w:pPr>
+              <w:spacing w:line="240" w:lineRule="auto"/>
+            </w:pPr>
+            <w:r>
+              <w:rPr>
+                <w:rFonts w:ascii="Times New Roman" w:hAnsi="Times New Roman" w:eastAsia="Times New Roman" w:cs="Times New Roman"/>
+                <w:sz w:val="22"/>
+              </w:rPr>
+              <w:t>1 день</w:t>
+            </w:r>
+          </w:p>
+        </w:tc>
+      </w:tr>
+      <w:tr>
+        <w:tc>
+          <w:tcPr>
+            <w:tcW w:type="dxa" w:w="3118"/>
+          </w:tcPr>
+          <w:p>
+            <w:pPr>
+              <w:spacing w:line="240" w:lineRule="auto"/>
+            </w:pPr>
+            <w:r>
+              <w:rPr>
+                <w:rFonts w:ascii="Times New Roman" w:hAnsi="Times New Roman" w:eastAsia="Times New Roman" w:cs="Times New Roman"/>
+                <w:sz w:val="22"/>
+              </w:rPr>
+              <w:t>3</w:t>
+            </w:r>
+          </w:p>
+        </w:tc>
+        <w:tc>
+          <w:tcPr>
+            <w:tcW w:type="dxa" w:w="3118"/>
+          </w:tcPr>
+          <w:p>
+            <w:pPr>
+              <w:spacing w:line="240" w:lineRule="auto"/>
+            </w:pPr>
+            <w:r>
+              <w:rPr>
+                <w:rFonts w:ascii="Times New Roman" w:hAnsi="Times New Roman" w:eastAsia="Times New Roman" w:cs="Times New Roman"/>
+                <w:sz w:val="22"/>
+              </w:rPr>
+              <w:t>Изучение системы управления охраной труда и промышленной безопасностью на предприятии</w:t>
+            </w:r>
+          </w:p>
+        </w:tc>
+        <w:tc>
+          <w:tcPr>
+            <w:tcW w:type="dxa" w:w="3118"/>
+          </w:tcPr>
+          <w:p>
+            <w:pPr>
+              <w:spacing w:line="240" w:lineRule="auto"/>
+            </w:pPr>
+            <w:r>
+              <w:rPr>
+                <w:rFonts w:ascii="Times New Roman" w:hAnsi="Times New Roman" w:eastAsia="Times New Roman" w:cs="Times New Roman"/>
+                <w:sz w:val="22"/>
+              </w:rPr>
+              <w:t>1 день</w:t>
+            </w:r>
+          </w:p>
+        </w:tc>
+      </w:tr>
+      <w:tr>
+        <w:tc>
+          <w:tcPr>
+            <w:tcW w:type="dxa" w:w="3118"/>
+          </w:tcPr>
+          <w:p>
+            <w:pPr>
+              <w:spacing w:line="240" w:lineRule="auto"/>
+            </w:pPr>
+            <w:r>
+              <w:rPr>
+                <w:rFonts w:ascii="Times New Roman" w:hAnsi="Times New Roman" w:eastAsia="Times New Roman" w:cs="Times New Roman"/>
+                <w:sz w:val="22"/>
+              </w:rPr>
+              <w:t>4</w:t>
+            </w:r>
+          </w:p>
+        </w:tc>
+        <w:tc>
+          <w:tcPr>
+            <w:tcW w:type="dxa" w:w="3118"/>
+          </w:tcPr>
+          <w:p>
+            <w:pPr>
+              <w:spacing w:line="240" w:lineRule="auto"/>
+            </w:pPr>
+            <w:r>
+              <w:rPr>
+                <w:rFonts w:ascii="Times New Roman" w:hAnsi="Times New Roman" w:eastAsia="Times New Roman" w:cs="Times New Roman"/>
+                <w:sz w:val="22"/>
+              </w:rPr>
+              <w:t>Инструктаж и обучение безопасным приёмам работы на предприятии</w:t>
+            </w:r>
+          </w:p>
+        </w:tc>
+        <w:tc>
+          <w:tcPr>
+            <w:tcW w:type="dxa" w:w="3118"/>
+          </w:tcPr>
+          <w:p>
+            <w:pPr>
+              <w:spacing w:line="240" w:lineRule="auto"/>
+            </w:pPr>
+            <w:r>
+              <w:rPr>
+                <w:rFonts w:ascii="Times New Roman" w:hAnsi="Times New Roman" w:eastAsia="Times New Roman" w:cs="Times New Roman"/>
+                <w:sz w:val="22"/>
+              </w:rPr>
+              <w:t>1 день</w:t>
+            </w:r>
+          </w:p>
+        </w:tc>
+      </w:tr>
+      <w:tr>
+        <w:tc>
+          <w:tcPr>
+            <w:tcW w:type="dxa" w:w="3118"/>
+          </w:tcPr>
+          <w:p>
+            <w:pPr>
+              <w:spacing w:line="240" w:lineRule="auto"/>
+            </w:pPr>
+            <w:r>
+              <w:rPr>
+                <w:rFonts w:ascii="Times New Roman" w:hAnsi="Times New Roman" w:eastAsia="Times New Roman" w:cs="Times New Roman"/>
+                <w:sz w:val="22"/>
+              </w:rPr>
+              <w:t>5</w:t>
+            </w:r>
+          </w:p>
+        </w:tc>
+        <w:tc>
+          <w:tcPr>
+            <w:tcW w:type="dxa" w:w="3118"/>
+          </w:tcPr>
+          <w:p>
+            <w:pPr>
+              <w:spacing w:line="240" w:lineRule="auto"/>
+            </w:pPr>
+            <w:r>
+              <w:rPr>
+                <w:rFonts w:ascii="Times New Roman" w:hAnsi="Times New Roman" w:eastAsia="Times New Roman" w:cs="Times New Roman"/>
+                <w:sz w:val="22"/>
+              </w:rPr>
+              <w:t>Изучение причин травматизма, аварий и пожаров; технических методов и средств защиты персонала</w:t>
+            </w:r>
+          </w:p>
+        </w:tc>
+        <w:tc>
+          <w:tcPr>
+            <w:tcW w:type="dxa" w:w="3118"/>
+          </w:tcPr>
+          <w:p>
+            <w:pPr>
+              <w:spacing w:line="240" w:lineRule="auto"/>
+            </w:pPr>
+            <w:r>
+              <w:rPr>
+                <w:rFonts w:ascii="Times New Roman" w:hAnsi="Times New Roman" w:eastAsia="Times New Roman" w:cs="Times New Roman"/>
+                <w:sz w:val="22"/>
+              </w:rPr>
+              <w:t>2 дня</w:t>
+            </w:r>
+          </w:p>
+        </w:tc>
+      </w:tr>
+      <w:tr>
+        <w:tc>
+          <w:tcPr>
+            <w:tcW w:type="dxa" w:w="3118"/>
+          </w:tcPr>
+          <w:p>
+            <w:pPr>
+              <w:spacing w:line="240" w:lineRule="auto"/>
+            </w:pPr>
+            <w:r>
+              <w:rPr>
+                <w:rFonts w:ascii="Times New Roman" w:hAnsi="Times New Roman" w:eastAsia="Times New Roman" w:cs="Times New Roman"/>
+                <w:sz w:val="22"/>
+              </w:rPr>
+              <w:t>6</w:t>
+            </w:r>
+          </w:p>
+        </w:tc>
+        <w:tc>
+          <w:tcPr>
+            <w:tcW w:type="dxa" w:w="3118"/>
+          </w:tcPr>
+          <w:p>
+            <w:pPr>
+              <w:spacing w:line="240" w:lineRule="auto"/>
+            </w:pPr>
+            <w:r>
+              <w:rPr>
+                <w:rFonts w:ascii="Times New Roman" w:hAnsi="Times New Roman" w:eastAsia="Times New Roman" w:cs="Times New Roman"/>
+                <w:sz w:val="22"/>
+              </w:rPr>
+              <w:t>Изучение технологического регламента цеха (отделения)</w:t>
+            </w:r>
+          </w:p>
+        </w:tc>
+        <w:tc>
+          <w:tcPr>
+            <w:tcW w:type="dxa" w:w="3118"/>
+          </w:tcPr>
+          <w:p>
+            <w:pPr>
+              <w:spacing w:line="240" w:lineRule="auto"/>
+            </w:pPr>
+            <w:r>
+              <w:rPr>
+                <w:rFonts w:ascii="Times New Roman" w:hAnsi="Times New Roman" w:eastAsia="Times New Roman" w:cs="Times New Roman"/>
+                <w:sz w:val="22"/>
+              </w:rPr>
+              <w:t>2 дня</w:t>
+            </w:r>
+          </w:p>
+        </w:tc>
+      </w:tr>
+      <w:tr>
+        <w:tc>
+          <w:tcPr>
+            <w:tcW w:type="dxa" w:w="3118"/>
+          </w:tcPr>
+          <w:p>
+            <w:pPr>
+              <w:spacing w:line="240" w:lineRule="auto"/>
+            </w:pPr>
+            <w:r>
+              <w:rPr>
+                <w:rFonts w:ascii="Times New Roman" w:hAnsi="Times New Roman" w:eastAsia="Times New Roman" w:cs="Times New Roman"/>
+                <w:sz w:val="22"/>
+              </w:rPr>
+              <w:t>7</w:t>
+            </w:r>
+          </w:p>
+        </w:tc>
+        <w:tc>
+          <w:tcPr>
+            <w:tcW w:type="dxa" w:w="3118"/>
+          </w:tcPr>
+          <w:p>
+            <w:pPr>
+              <w:spacing w:line="240" w:lineRule="auto"/>
+            </w:pPr>
+            <w:r>
+              <w:rPr>
+                <w:rFonts w:ascii="Times New Roman" w:hAnsi="Times New Roman" w:eastAsia="Times New Roman" w:cs="Times New Roman"/>
+                <w:sz w:val="22"/>
+              </w:rPr>
+              <w:t>Ознакомление с порядком освидетельствования, приёмом и сдачей оборудования и установок</w:t>
+            </w:r>
+          </w:p>
+        </w:tc>
+        <w:tc>
+          <w:tcPr>
+            <w:tcW w:type="dxa" w:w="3118"/>
+          </w:tcPr>
+          <w:p>
+            <w:pPr>
+              <w:spacing w:line="240" w:lineRule="auto"/>
+            </w:pPr>
+            <w:r>
+              <w:rPr>
+                <w:rFonts w:ascii="Times New Roman" w:hAnsi="Times New Roman" w:eastAsia="Times New Roman" w:cs="Times New Roman"/>
+                <w:sz w:val="22"/>
+              </w:rPr>
+              <w:t>1 день</w:t>
+            </w:r>
+          </w:p>
+        </w:tc>
+      </w:tr>
+      <w:tr>
+        <w:tc>
+          <w:tcPr>
+            <w:tcW w:type="dxa" w:w="3118"/>
+          </w:tcPr>
+          <w:p>
+            <w:pPr>
+              <w:spacing w:line="240" w:lineRule="auto"/>
+            </w:pPr>
+            <w:r>
+              <w:rPr>
+                <w:rFonts w:ascii="Times New Roman" w:hAnsi="Times New Roman" w:eastAsia="Times New Roman" w:cs="Times New Roman"/>
+                <w:sz w:val="22"/>
+              </w:rPr>
+              <w:t>8</w:t>
+            </w:r>
+          </w:p>
+        </w:tc>
+        <w:tc>
+          <w:tcPr>
+            <w:tcW w:type="dxa" w:w="3118"/>
+          </w:tcPr>
+          <w:p>
+            <w:pPr>
+              <w:spacing w:line="240" w:lineRule="auto"/>
+            </w:pPr>
+            <w:r>
+              <w:rPr>
+                <w:rFonts w:ascii="Times New Roman" w:hAnsi="Times New Roman" w:eastAsia="Times New Roman" w:cs="Times New Roman"/>
+                <w:sz w:val="22"/>
+              </w:rPr>
+              <w:t>Ознакомление с результатами СОУТ и планом мероприятий по улучшению условий труда</w:t>
+            </w:r>
+          </w:p>
+        </w:tc>
+        <w:tc>
+          <w:tcPr>
+            <w:tcW w:type="dxa" w:w="3118"/>
+          </w:tcPr>
+          <w:p>
+            <w:pPr>
+              <w:spacing w:line="240" w:lineRule="auto"/>
+            </w:pPr>
+            <w:r>
+              <w:rPr>
+                <w:rFonts w:ascii="Times New Roman" w:hAnsi="Times New Roman" w:eastAsia="Times New Roman" w:cs="Times New Roman"/>
+                <w:sz w:val="22"/>
+              </w:rPr>
+              <w:t>2 дня</w:t>
+            </w:r>
+          </w:p>
+        </w:tc>
+      </w:tr>
+      <w:tr>
+        <w:tc>
+          <w:tcPr>
+            <w:tcW w:type="dxa" w:w="3118"/>
+          </w:tcPr>
+          <w:p>
+            <w:pPr>
+              <w:spacing w:line="240" w:lineRule="auto"/>
+            </w:pPr>
+            <w:r>
+              <w:rPr>
+                <w:rFonts w:ascii="Times New Roman" w:hAnsi="Times New Roman" w:eastAsia="Times New Roman" w:cs="Times New Roman"/>
+                <w:sz w:val="22"/>
+              </w:rPr>
+              <w:t>9</w:t>
+            </w:r>
+          </w:p>
+        </w:tc>
+        <w:tc>
+          <w:tcPr>
+            <w:tcW w:type="dxa" w:w="3118"/>
+          </w:tcPr>
+          <w:p>
+            <w:pPr>
+              <w:spacing w:line="240" w:lineRule="auto"/>
+            </w:pPr>
+            <w:r>
+              <w:rPr>
+                <w:rFonts w:ascii="Times New Roman" w:hAnsi="Times New Roman" w:eastAsia="Times New Roman" w:cs="Times New Roman"/>
+                <w:sz w:val="22"/>
+              </w:rPr>
+              <w:t>Защита отчёта. Зачёт</w:t>
+            </w:r>
+          </w:p>
+        </w:tc>
+        <w:tc>
+          <w:tcPr>
+            <w:tcW w:type="dxa" w:w="3118"/>
+          </w:tcPr>
+          <w:p>
+            <w:pPr>
+              <w:spacing w:line="240" w:lineRule="auto"/>
+            </w:pPr>
+            <w:r>
+              <w:rPr>
+                <w:rFonts w:ascii="Times New Roman" w:hAnsi="Times New Roman" w:eastAsia="Times New Roman" w:cs="Times New Roman"/>
+                <w:sz w:val="22"/>
+              </w:rPr>
+              <w:t>1 день</w:t>
+            </w:r>
+          </w:p>
+        </w:tc>
+      </w:tr>
+      <w:tr>
+        <w:tc>
+          <w:tcPr>
+            <w:tcW w:type="dxa" w:w="3118"/>
+          </w:tcPr>
+          <w:p>
+            <w:pPr>
+              <w:spacing w:line="240" w:lineRule="auto"/>
+            </w:pPr>
+            <w:r>
+              <w:rPr>
+                <w:rFonts w:ascii="Times New Roman" w:hAnsi="Times New Roman" w:eastAsia="Times New Roman" w:cs="Times New Roman"/>
+                <w:sz w:val="22"/>
+              </w:rPr>
+            </w:r>
+          </w:p>
+        </w:tc>
+        <w:tc>
+          <w:tcPr>
+            <w:tcW w:type="dxa" w:w="3118"/>
+          </w:tcPr>
+          <w:p>
+            <w:pPr>
+              <w:spacing w:line="240" w:lineRule="auto"/>
+            </w:pPr>
+            <w:r>
+              <w:rPr>
+                <w:rFonts w:ascii="Times New Roman" w:hAnsi="Times New Roman" w:eastAsia="Times New Roman" w:cs="Times New Roman"/>
+                <w:sz w:val="22"/>
+              </w:rPr>
+              <w:t>ИТОГО</w:t>
+            </w:r>
+          </w:p>
+        </w:tc>
+        <w:tc>
+          <w:tcPr>
+            <w:tcW w:type="dxa" w:w="3118"/>
+          </w:tcPr>
+          <w:p>
+            <w:pPr>
+              <w:spacing w:line="240" w:lineRule="auto"/>
+            </w:pPr>
+            <w:r>
+              <w:rPr>
+                <w:rFonts w:ascii="Times New Roman" w:hAnsi="Times New Roman" w:eastAsia="Times New Roman" w:cs="Times New Roman"/>
+                <w:sz w:val="22"/>
+              </w:rPr>
+              <w:t>12 рабочих дней</w:t>
+            </w:r>
+          </w:p>
+        </w:tc>
+      </w:tr>
+    </w:tbl>
+    <w:p>
+      <w:pPr>
+        <w:spacing w:before="240" w:after="120" w:line="360" w:lineRule="auto"/>
+        <w:ind w:firstLine="0"/>
+        <w:jc w:val="left"/>
+      </w:pPr>
+      <w:r>
+        <w:rPr>
+          <w:rFonts w:ascii="Times New Roman" w:hAnsi="Times New Roman" w:eastAsia="Times New Roman" w:cs="Times New Roman"/>
+          <w:b/>
+          <w:sz w:val="28"/>
+        </w:rPr>
+        <w:t>1. Краткая история и описание предприятия ООО «НПП Рогнеда»</w:t>
+      </w:r>
+    </w:p>
+    <w:p>
+      <w:pPr>
+        <w:spacing w:after="120" w:before="0" w:line="360" w:lineRule="auto"/>
+        <w:ind w:firstLine="709"/>
+        <w:jc w:val="both"/>
+      </w:pPr>
+      <w:r>
+        <w:rPr>
+          <w:rFonts w:ascii="Times New Roman" w:hAnsi="Times New Roman" w:eastAsia="Times New Roman" w:cs="Times New Roman"/>
+          <w:b w:val="0"/>
+          <w:sz w:val="28"/>
+        </w:rPr>
+        <w:t>Компания ведёт историю с 1992 года, когда была создана как научно-производственное предприятие. Первые продукты — контактные клеи и огнебиозащитный состав «КСД» — заложили основу ассортимента. В 1994 году появился состав «Акватекс», ставший одним из ключевых продуктов в сегменте защитно-декоративных покрытий для древесины.</w:t>
+      </w:r>
+    </w:p>
+    <w:p>
+      <w:pPr>
+        <w:spacing w:after="120" w:before="0" w:line="360" w:lineRule="auto"/>
+        <w:ind w:firstLine="709"/>
+        <w:jc w:val="both"/>
+      </w:pPr>
+      <w:r>
+        <w:rPr>
+          <w:rFonts w:ascii="Times New Roman" w:hAnsi="Times New Roman" w:eastAsia="Times New Roman" w:cs="Times New Roman"/>
+          <w:b w:val="0"/>
+          <w:sz w:val="28"/>
+        </w:rPr>
+        <w:t>В 2007 году началось строительство новой производственной площадки в г. Старая Купавна (Московская область). В 2014 году юридическое лицо зарегистрировано как ООО «НПП РОГНЕДА»; основной вид деятельности — производство красок и лаков на основе полимеров. По данным за 2025 год выручка составила около 6,3 млрд руб., чистая прибыль — порядка 569,5 млн руб., численность персонала — около 280 человек.</w:t>
+      </w:r>
+    </w:p>
+    <w:p>
+      <w:pPr>
+        <w:spacing w:after="120" w:before="0" w:line="360" w:lineRule="auto"/>
+        <w:ind w:firstLine="709"/>
+        <w:jc w:val="both"/>
+      </w:pPr>
+      <w:r>
+        <w:rPr>
+          <w:rFonts w:ascii="Times New Roman" w:hAnsi="Times New Roman" w:eastAsia="Times New Roman" w:cs="Times New Roman"/>
+          <w:b w:val="0"/>
+          <w:sz w:val="28"/>
+        </w:rPr>
+        <w:t>Сегодня предприятие представляет собой производственно-складской комплекс с собственной научной базой и автоматизированным оборудованием. Портфель брендов включает «Акватекс», «Eurotex», «WoodMaster», «Dali», «ECOSEPT» и другие линейки для защиты древесины, металла, бетона и кирпича.</w:t>
+      </w:r>
+    </w:p>
+    <w:p>
+      <w:pPr>
+        <w:spacing w:after="120" w:before="0" w:line="360" w:lineRule="auto"/>
+        <w:ind w:firstLine="709"/>
+        <w:jc w:val="both"/>
+      </w:pPr>
+      <w:r>
+        <w:rPr>
+          <w:rFonts w:ascii="Times New Roman" w:hAnsi="Times New Roman" w:eastAsia="Times New Roman" w:cs="Times New Roman"/>
+          <w:b w:val="0"/>
+          <w:sz w:val="28"/>
+        </w:rPr>
+        <w:t>Основной объём производства сосредоточен в трёхэтажном корпусе с вертикальной (каскадной) схемой логистики: сырьё и полупродукты перемещаются сверху вниз. На 3-м этаже — органическое отделение и хранение компонентов; на 2-м — отделение водно-дисперсионных красок (ВДК); на 1-м — фасовка, упаковка и отгрузка. Водопримессионный цех относится к пожароопасным объектам, органический — к взрывопожароопасным из-за обращения летучих органических растворителей.</w:t>
+      </w:r>
+    </w:p>
+    <w:p>
+      <w:pPr>
+        <w:spacing w:after="120" w:before="0" w:line="360" w:lineRule="auto"/>
+        <w:ind w:firstLine="709"/>
+        <w:jc w:val="both"/>
+      </w:pPr>
+      <w:r>
+        <w:rPr>
+          <w:rFonts w:ascii="Times New Roman" w:hAnsi="Times New Roman" w:eastAsia="Times New Roman" w:cs="Times New Roman"/>
+          <w:b w:val="0"/>
+          <w:sz w:val="28"/>
+        </w:rPr>
+        <w:t>Вывод по разделу 1. ООО «НПП Рогнеда» — современное предприятие лакокрасочной отрасли с выраженной пожаровзрывоопасной спецификой отдельных участков; организация производства и структура цехов требуют системного подхода к охране труда и промышленной безопасности.</w:t>
+      </w:r>
+    </w:p>
+    <w:p>
+      <w:pPr>
+        <w:spacing w:before="240" w:after="120" w:line="360" w:lineRule="auto"/>
+        <w:ind w:firstLine="0"/>
+        <w:jc w:val="left"/>
+      </w:pPr>
+      <w:r>
+        <w:rPr>
+          <w:rFonts w:ascii="Times New Roman" w:hAnsi="Times New Roman" w:eastAsia="Times New Roman" w:cs="Times New Roman"/>
+          <w:b/>
+          <w:sz w:val="28"/>
+        </w:rPr>
+        <w:t>2. Система управления охраной труда и промышленной безопасностью</w:t>
+      </w:r>
+    </w:p>
+    <w:p>
+      <w:pPr>
+        <w:spacing w:before="160" w:after="120" w:line="360" w:lineRule="auto"/>
+        <w:ind w:firstLine="0"/>
+        <w:jc w:val="left"/>
+      </w:pPr>
+      <w:r>
+        <w:rPr>
+          <w:rFonts w:ascii="Times New Roman" w:hAnsi="Times New Roman" w:eastAsia="Times New Roman" w:cs="Times New Roman"/>
+          <w:b/>
+          <w:sz w:val="28"/>
+        </w:rPr>
+        <w:t>2.1. Составные элементы системы</w:t>
+      </w:r>
+    </w:p>
+    <w:p>
+      <w:pPr>
+        <w:spacing w:after="120" w:before="0" w:line="360" w:lineRule="auto"/>
+        <w:ind w:firstLine="709"/>
+        <w:jc w:val="both"/>
+      </w:pPr>
+      <w:r>
+        <w:rPr>
+          <w:rFonts w:ascii="Times New Roman" w:hAnsi="Times New Roman" w:eastAsia="Times New Roman" w:cs="Times New Roman"/>
+          <w:b w:val="0"/>
+          <w:sz w:val="28"/>
+        </w:rPr>
+        <w:t>Система управления охраной труда (СУОТ) и промышленной безопасностью на предприятии построена как многоуровневый комплекс. Генеральный директор осуществляет общее руководство, утверждает политику в области охраны труда, распределяет ответственность и ресурсы. Отдел охраны труда и промышленной безопасности координирует инструктажи и обучение, контролирует соблюдение норм, организует СОУТ и оценку рисков, участвует в расследовании происшествий, ведёт документацию и взаимодействует с надзорными органами.</w:t>
+      </w:r>
+    </w:p>
+    <w:p>
+      <w:pPr>
+        <w:spacing w:after="120" w:before="0" w:line="360" w:lineRule="auto"/>
+        <w:ind w:firstLine="709"/>
+        <w:jc w:val="both"/>
+      </w:pPr>
+      <w:r>
+        <w:rPr>
+          <w:rFonts w:ascii="Times New Roman" w:hAnsi="Times New Roman" w:eastAsia="Times New Roman" w:cs="Times New Roman"/>
+          <w:b w:val="0"/>
+          <w:sz w:val="28"/>
+        </w:rPr>
+        <w:t>Руководители цехов (участков) отвечают за состояние охраны труда на местах, проводят инструктажи, контролируют применение СИЗ и соблюдение инструкций. Служба пожарной безопасности обеспечивает противопожарный режим, планы эвакуации, тренировки и работоспособность систем пожарной защиты. Научно-технический центр и лаборатории контролируют безопасность технологических процессов и внедряют решения, снижающие риски. На оперативном уровне ключевую роль играют главный инженер-технолог (контроль регламента) и аппаратчики 3–6 разряда (ведение процесса и журналов).</w:t>
+      </w:r>
+    </w:p>
+    <w:p>
+      <w:pPr>
+        <w:spacing w:after="120" w:before="0" w:line="360" w:lineRule="auto"/>
+        <w:ind w:firstLine="709"/>
+        <w:jc w:val="both"/>
+      </w:pPr>
+      <w:r>
+        <w:rPr>
+          <w:rFonts w:ascii="Times New Roman" w:hAnsi="Times New Roman" w:eastAsia="Times New Roman" w:cs="Times New Roman"/>
+          <w:b w:val="0"/>
+          <w:sz w:val="28"/>
+        </w:rPr>
+        <w:t>Основные задачи системы: обеспечение безопасности процессов и оборудования; предупреждение травматизма, аварий и профзаболеваний; снижение профессиональных рисков; подготовка к проверкам надзорных органов. Функции включают проверки состояния промышленной безопасности, обучение и проверку знаний, оценку рисков, расследование инцидентов и разработку планов улучшения условий труда.</w:t>
+      </w:r>
+    </w:p>
+    <w:p>
+      <w:pPr>
+        <w:spacing w:after="120" w:before="0" w:line="360" w:lineRule="auto"/>
+        <w:ind w:firstLine="709"/>
+        <w:jc w:val="both"/>
+      </w:pPr>
+      <w:r>
+        <w:rPr>
+          <w:rFonts w:ascii="Times New Roman" w:hAnsi="Times New Roman" w:eastAsia="Times New Roman" w:cs="Times New Roman"/>
+          <w:b w:val="0"/>
+          <w:sz w:val="28"/>
+        </w:rPr>
+        <w:t>Вывод по п. 2.1. На предприятии распределены функции управления ОТ и ПБ между руководством, службой ОТ, цеховым уровнем и пожарной службой, что соответствует требованиям системного подхода к обеспечению безопасности.</w:t>
+      </w:r>
+    </w:p>
+    <w:p>
+      <w:pPr>
+        <w:spacing w:before="160" w:after="120" w:line="360" w:lineRule="auto"/>
+        <w:ind w:firstLine="0"/>
+        <w:jc w:val="left"/>
+      </w:pPr>
+      <w:r>
+        <w:rPr>
+          <w:rFonts w:ascii="Times New Roman" w:hAnsi="Times New Roman" w:eastAsia="Times New Roman" w:cs="Times New Roman"/>
+          <w:b/>
+          <w:sz w:val="28"/>
+        </w:rPr>
+        <w:t>2.2. Виды инструктажей, цели и сроки проведения</w:t>
+      </w:r>
+    </w:p>
+    <w:p>
+      <w:pPr>
+        <w:spacing w:after="120" w:before="0" w:line="360" w:lineRule="auto"/>
+        <w:ind w:firstLine="709"/>
+        <w:jc w:val="both"/>
+      </w:pPr>
+      <w:r>
+        <w:rPr>
+          <w:rFonts w:ascii="Times New Roman" w:hAnsi="Times New Roman" w:eastAsia="Times New Roman" w:cs="Times New Roman"/>
+          <w:b w:val="0"/>
+          <w:sz w:val="28"/>
+        </w:rPr>
+        <w:t>Обучение безопасным приёмам работы носит обязательный характер. Каждый инструктаж фиксируется в журнале. Характеристика видов инструктажей:</w:t>
+      </w:r>
+    </w:p>
+    <w:tbl>
+      <w:tblPr>
+        <w:tblStyle w:val="af5"/>
+        <w:tblW w:type="auto" w:w="0"/>
+        <w:tblLook w:firstColumn="1" w:firstRow="1" w:lastColumn="0" w:lastRow="0" w:noHBand="0" w:noVBand="1" w:val="04A0"/>
+      </w:tblPr>
+      <w:tblGrid>
+        <w:gridCol w:w="3118"/>
+        <w:gridCol w:w="3118"/>
+        <w:gridCol w:w="3118"/>
+      </w:tblGrid>
+      <w:tr>
+        <w:tc>
+          <w:tcPr>
+            <w:tcW w:type="dxa" w:w="3118"/>
+          </w:tcPr>
+          <w:p>
+            <w:pPr>
+              <w:spacing w:line="240" w:lineRule="auto"/>
+            </w:pPr>
+            <w:r>
+              <w:rPr>
+                <w:rFonts w:ascii="Times New Roman" w:hAnsi="Times New Roman" w:eastAsia="Times New Roman" w:cs="Times New Roman"/>
+                <w:sz w:val="22"/>
+              </w:rPr>
+              <w:t>Вид инструктажа</w:t>
+            </w:r>
+          </w:p>
+        </w:tc>
+        <w:tc>
+          <w:tcPr>
+            <w:tcW w:type="dxa" w:w="3118"/>
+          </w:tcPr>
+          <w:p>
+            <w:pPr>
+              <w:spacing w:line="240" w:lineRule="auto"/>
+            </w:pPr>
+            <w:r>
+              <w:rPr>
+                <w:rFonts w:ascii="Times New Roman" w:hAnsi="Times New Roman" w:eastAsia="Times New Roman" w:cs="Times New Roman"/>
+                <w:sz w:val="22"/>
+              </w:rPr>
+              <w:t>Цель</w:t>
+            </w:r>
+          </w:p>
+        </w:tc>
+        <w:tc>
+          <w:tcPr>
+            <w:tcW w:type="dxa" w:w="3118"/>
+          </w:tcPr>
+          <w:p>
+            <w:pPr>
+              <w:spacing w:line="240" w:lineRule="auto"/>
+            </w:pPr>
+            <w:r>
+              <w:rPr>
+                <w:rFonts w:ascii="Times New Roman" w:hAnsi="Times New Roman" w:eastAsia="Times New Roman" w:cs="Times New Roman"/>
+                <w:sz w:val="22"/>
+              </w:rPr>
+              <w:t>Сроки / условия</w:t>
+            </w:r>
+          </w:p>
+        </w:tc>
+      </w:tr>
+      <w:tr>
+        <w:tc>
+          <w:tcPr>
+            <w:tcW w:type="dxa" w:w="3118"/>
+          </w:tcPr>
+          <w:p>
+            <w:pPr>
+              <w:spacing w:line="240" w:lineRule="auto"/>
+            </w:pPr>
+            <w:r>
+              <w:rPr>
+                <w:rFonts w:ascii="Times New Roman" w:hAnsi="Times New Roman" w:eastAsia="Times New Roman" w:cs="Times New Roman"/>
+                <w:sz w:val="22"/>
+              </w:rPr>
+              <w:t>Вводный</w:t>
+            </w:r>
+          </w:p>
+        </w:tc>
+        <w:tc>
+          <w:tcPr>
+            <w:tcW w:type="dxa" w:w="3118"/>
+          </w:tcPr>
+          <w:p>
+            <w:pPr>
+              <w:spacing w:line="240" w:lineRule="auto"/>
+            </w:pPr>
+            <w:r>
+              <w:rPr>
+                <w:rFonts w:ascii="Times New Roman" w:hAnsi="Times New Roman" w:eastAsia="Times New Roman" w:cs="Times New Roman"/>
+                <w:sz w:val="22"/>
+              </w:rPr>
+              <w:t>Ознакомление с общими правилами ОТ, ПВТР, основными опасностями, правилами поведения</w:t>
+            </w:r>
+          </w:p>
+        </w:tc>
+        <w:tc>
+          <w:tcPr>
+            <w:tcW w:type="dxa" w:w="3118"/>
+          </w:tcPr>
+          <w:p>
+            <w:pPr>
+              <w:spacing w:line="240" w:lineRule="auto"/>
+            </w:pPr>
+            <w:r>
+              <w:rPr>
+                <w:rFonts w:ascii="Times New Roman" w:hAnsi="Times New Roman" w:eastAsia="Times New Roman" w:cs="Times New Roman"/>
+                <w:sz w:val="22"/>
+              </w:rPr>
+              <w:t>До начала работы / практики со всеми принимаемыми, командированными, практикантами</w:t>
+            </w:r>
+          </w:p>
+        </w:tc>
+      </w:tr>
+      <w:tr>
+        <w:tc>
+          <w:tcPr>
+            <w:tcW w:type="dxa" w:w="3118"/>
+          </w:tcPr>
+          <w:p>
+            <w:pPr>
+              <w:spacing w:line="240" w:lineRule="auto"/>
+            </w:pPr>
+            <w:r>
+              <w:rPr>
+                <w:rFonts w:ascii="Times New Roman" w:hAnsi="Times New Roman" w:eastAsia="Times New Roman" w:cs="Times New Roman"/>
+                <w:sz w:val="22"/>
+              </w:rPr>
+              <w:t>Первичный на рабочем месте</w:t>
+            </w:r>
+          </w:p>
+        </w:tc>
+        <w:tc>
+          <w:tcPr>
+            <w:tcW w:type="dxa" w:w="3118"/>
+          </w:tcPr>
+          <w:p>
+            <w:pPr>
+              <w:spacing w:line="240" w:lineRule="auto"/>
+            </w:pPr>
+            <w:r>
+              <w:rPr>
+                <w:rFonts w:ascii="Times New Roman" w:hAnsi="Times New Roman" w:eastAsia="Times New Roman" w:cs="Times New Roman"/>
+                <w:sz w:val="22"/>
+              </w:rPr>
+              <w:t>Ознакомление с ОВПФ на рабочем месте, безопасными приёмами, инструкциями</w:t>
+            </w:r>
+          </w:p>
+        </w:tc>
+        <w:tc>
+          <w:tcPr>
+            <w:tcW w:type="dxa" w:w="3118"/>
+          </w:tcPr>
+          <w:p>
+            <w:pPr>
+              <w:spacing w:line="240" w:lineRule="auto"/>
+            </w:pPr>
+            <w:r>
+              <w:rPr>
+                <w:rFonts w:ascii="Times New Roman" w:hAnsi="Times New Roman" w:eastAsia="Times New Roman" w:cs="Times New Roman"/>
+                <w:sz w:val="22"/>
+              </w:rPr>
+              <w:t>До начала самостоятельной работы; проводит непосредственный руководитель</w:t>
+            </w:r>
+          </w:p>
+        </w:tc>
+      </w:tr>
+      <w:tr>
+        <w:tc>
+          <w:tcPr>
+            <w:tcW w:type="dxa" w:w="3118"/>
+          </w:tcPr>
+          <w:p>
+            <w:pPr>
+              <w:spacing w:line="240" w:lineRule="auto"/>
+            </w:pPr>
+            <w:r>
+              <w:rPr>
+                <w:rFonts w:ascii="Times New Roman" w:hAnsi="Times New Roman" w:eastAsia="Times New Roman" w:cs="Times New Roman"/>
+                <w:sz w:val="22"/>
+              </w:rPr>
+              <w:t>Повторный</w:t>
+            </w:r>
+          </w:p>
+        </w:tc>
+        <w:tc>
+          <w:tcPr>
+            <w:tcW w:type="dxa" w:w="3118"/>
+          </w:tcPr>
+          <w:p>
+            <w:pPr>
+              <w:spacing w:line="240" w:lineRule="auto"/>
+            </w:pPr>
+            <w:r>
+              <w:rPr>
+                <w:rFonts w:ascii="Times New Roman" w:hAnsi="Times New Roman" w:eastAsia="Times New Roman" w:cs="Times New Roman"/>
+                <w:sz w:val="22"/>
+              </w:rPr>
+              <w:t>Закрепление знаний, профилактика травматизма</w:t>
+            </w:r>
+          </w:p>
+        </w:tc>
+        <w:tc>
+          <w:tcPr>
+            <w:tcW w:type="dxa" w:w="3118"/>
+          </w:tcPr>
+          <w:p>
+            <w:pPr>
+              <w:spacing w:line="240" w:lineRule="auto"/>
+            </w:pPr>
+            <w:r>
+              <w:rPr>
+                <w:rFonts w:ascii="Times New Roman" w:hAnsi="Times New Roman" w:eastAsia="Times New Roman" w:cs="Times New Roman"/>
+                <w:sz w:val="22"/>
+              </w:rPr>
+              <w:t>Не реже 1 раза в 6 месяцев; на взрывопожароопасных участках — чаще (как правило, ежеквартально)</w:t>
+            </w:r>
+          </w:p>
+        </w:tc>
+      </w:tr>
+      <w:tr>
+        <w:tc>
+          <w:tcPr>
+            <w:tcW w:type="dxa" w:w="3118"/>
+          </w:tcPr>
+          <w:p>
+            <w:pPr>
+              <w:spacing w:line="240" w:lineRule="auto"/>
+            </w:pPr>
+            <w:r>
+              <w:rPr>
+                <w:rFonts w:ascii="Times New Roman" w:hAnsi="Times New Roman" w:eastAsia="Times New Roman" w:cs="Times New Roman"/>
+                <w:sz w:val="22"/>
+              </w:rPr>
+              <w:t>Внеплановый (внеочередной)</w:t>
+            </w:r>
+          </w:p>
+        </w:tc>
+        <w:tc>
+          <w:tcPr>
+            <w:tcW w:type="dxa" w:w="3118"/>
+          </w:tcPr>
+          <w:p>
+            <w:pPr>
+              <w:spacing w:line="240" w:lineRule="auto"/>
+            </w:pPr>
+            <w:r>
+              <w:rPr>
+                <w:rFonts w:ascii="Times New Roman" w:hAnsi="Times New Roman" w:eastAsia="Times New Roman" w:cs="Times New Roman"/>
+                <w:sz w:val="22"/>
+              </w:rPr>
+              <w:t>Актуализация знаний при изменении НПА, технологии, оборудования, нарушениях, перерывах</w:t>
+            </w:r>
+          </w:p>
+        </w:tc>
+        <w:tc>
+          <w:tcPr>
+            <w:tcW w:type="dxa" w:w="3118"/>
+          </w:tcPr>
+          <w:p>
+            <w:pPr>
+              <w:spacing w:line="240" w:lineRule="auto"/>
+            </w:pPr>
+            <w:r>
+              <w:rPr>
+                <w:rFonts w:ascii="Times New Roman" w:hAnsi="Times New Roman" w:eastAsia="Times New Roman" w:cs="Times New Roman"/>
+                <w:sz w:val="22"/>
+              </w:rPr>
+              <w:t>По мере возникновения оснований</w:t>
+            </w:r>
+          </w:p>
+        </w:tc>
+      </w:tr>
+      <w:tr>
+        <w:tc>
+          <w:tcPr>
+            <w:tcW w:type="dxa" w:w="3118"/>
+          </w:tcPr>
+          <w:p>
+            <w:pPr>
+              <w:spacing w:line="240" w:lineRule="auto"/>
+            </w:pPr>
+            <w:r>
+              <w:rPr>
+                <w:rFonts w:ascii="Times New Roman" w:hAnsi="Times New Roman" w:eastAsia="Times New Roman" w:cs="Times New Roman"/>
+                <w:sz w:val="22"/>
+              </w:rPr>
+              <w:t>Целевой</w:t>
+            </w:r>
+          </w:p>
+        </w:tc>
+        <w:tc>
+          <w:tcPr>
+            <w:tcW w:type="dxa" w:w="3118"/>
+          </w:tcPr>
+          <w:p>
+            <w:pPr>
+              <w:spacing w:line="240" w:lineRule="auto"/>
+            </w:pPr>
+            <w:r>
+              <w:rPr>
+                <w:rFonts w:ascii="Times New Roman" w:hAnsi="Times New Roman" w:eastAsia="Times New Roman" w:cs="Times New Roman"/>
+                <w:sz w:val="22"/>
+              </w:rPr>
+              <w:t>Безопасное выполнение разовых работ, работ по наряду-допуску, ликвидация последствий аварий</w:t>
+            </w:r>
+          </w:p>
+        </w:tc>
+        <w:tc>
+          <w:tcPr>
+            <w:tcW w:type="dxa" w:w="3118"/>
+          </w:tcPr>
+          <w:p>
+            <w:pPr>
+              <w:spacing w:line="240" w:lineRule="auto"/>
+            </w:pPr>
+            <w:r>
+              <w:rPr>
+                <w:rFonts w:ascii="Times New Roman" w:hAnsi="Times New Roman" w:eastAsia="Times New Roman" w:cs="Times New Roman"/>
+                <w:sz w:val="22"/>
+              </w:rPr>
+              <w:t>Непосредственно перед выполнением конкретных работ</w:t>
+            </w:r>
+          </w:p>
+        </w:tc>
+      </w:tr>
+    </w:tbl>
+    <w:p>
+      <w:pPr>
+        <w:spacing w:after="120" w:before="0" w:line="360" w:lineRule="auto"/>
+        <w:ind w:firstLine="709"/>
+        <w:jc w:val="both"/>
+      </w:pPr>
+      <w:r>
+        <w:rPr>
+          <w:rFonts w:ascii="Times New Roman" w:hAnsi="Times New Roman" w:eastAsia="Times New Roman" w:cs="Times New Roman"/>
+          <w:b w:val="0"/>
+          <w:sz w:val="28"/>
+        </w:rPr>
+        <w:t>Работы повышенной опасности (в том числе огневые) выполняются по наряду-допуску. В органическом цехе в условиях действующего производства огневые работы, как правило, запрещены из-за риска образования взрывоопасных паровоздушных смесей.</w:t>
+      </w:r>
+    </w:p>
+    <w:p>
+      <w:pPr>
+        <w:spacing w:after="120" w:before="0" w:line="360" w:lineRule="auto"/>
+        <w:ind w:firstLine="709"/>
+        <w:jc w:val="both"/>
+      </w:pPr>
+      <w:r>
+        <w:rPr>
+          <w:rFonts w:ascii="Times New Roman" w:hAnsi="Times New Roman" w:eastAsia="Times New Roman" w:cs="Times New Roman"/>
+          <w:b w:val="0"/>
+          <w:sz w:val="28"/>
+        </w:rPr>
+        <w:t>Вывод по п. 2.2. Система инструктажей охватывает все этапы допуска персонала к работам и учитывает повышенные требования к взрывопожароопасным участкам.</w:t>
+      </w:r>
+    </w:p>
+    <w:p>
+      <w:pPr>
+        <w:spacing w:before="160" w:after="120" w:line="360" w:lineRule="auto"/>
+        <w:ind w:firstLine="0"/>
+        <w:jc w:val="left"/>
+      </w:pPr>
+      <w:r>
+        <w:rPr>
+          <w:rFonts w:ascii="Times New Roman" w:hAnsi="Times New Roman" w:eastAsia="Times New Roman" w:cs="Times New Roman"/>
+          <w:b/>
+          <w:sz w:val="28"/>
+        </w:rPr>
+        <w:t>2.3. Причины травматизма, аварий, пожаров и план ликвидации аварий</w:t>
+      </w:r>
+    </w:p>
+    <w:p>
+      <w:pPr>
+        <w:spacing w:after="120" w:before="0" w:line="360" w:lineRule="auto"/>
+        <w:ind w:firstLine="0"/>
+        <w:jc w:val="both"/>
+      </w:pPr>
+      <w:r>
+        <w:rPr>
+          <w:rFonts w:ascii="Times New Roman" w:hAnsi="Times New Roman" w:eastAsia="Times New Roman" w:cs="Times New Roman"/>
+          <w:b w:val="0"/>
+          <w:sz w:val="28"/>
+        </w:rPr>
+        <w:t>Основные причины травматизма и аварий:</w:t>
+      </w:r>
+    </w:p>
+    <w:p>
+      <w:pPr>
+        <w:pStyle w:val="a7"/>
+        <w:spacing w:after="60" w:line="360" w:lineRule="auto"/>
+        <w:jc w:val="both"/>
+      </w:pPr>
+      <w:r>
+        <w:rPr>
+          <w:rFonts w:ascii="Times New Roman" w:hAnsi="Times New Roman" w:eastAsia="Times New Roman" w:cs="Times New Roman"/>
+          <w:sz w:val="28"/>
+        </w:rPr>
+        <w:t>технические — неисправность оборудования, разгерметизация трубопроводов и реакторов, отказ систем защиты, недостаточная эффективность вентиляции, износ уплотнений;</w:t>
+      </w:r>
+    </w:p>
+    <w:p>
+      <w:pPr>
+        <w:pStyle w:val="a7"/>
+        <w:spacing w:after="60" w:line="360" w:lineRule="auto"/>
+        <w:jc w:val="both"/>
+      </w:pPr>
+      <w:r>
+        <w:rPr>
+          <w:rFonts w:ascii="Times New Roman" w:hAnsi="Times New Roman" w:eastAsia="Times New Roman" w:cs="Times New Roman"/>
+          <w:sz w:val="28"/>
+        </w:rPr>
+        <w:t>организационные — нарушение технологического регламента, низкая квалификация, несвоевременный ремонт, недостаток СИЗ, игнорирование нарядов-допусков;</w:t>
+      </w:r>
+    </w:p>
+    <w:p>
+      <w:pPr>
+        <w:pStyle w:val="a7"/>
+        <w:spacing w:after="60" w:line="360" w:lineRule="auto"/>
+        <w:jc w:val="both"/>
+      </w:pPr>
+      <w:r>
+        <w:rPr>
+          <w:rFonts w:ascii="Times New Roman" w:hAnsi="Times New Roman" w:eastAsia="Times New Roman" w:cs="Times New Roman"/>
+          <w:sz w:val="28"/>
+        </w:rPr>
+        <w:t>личностные — нарушение инструкций, невнимательность, опасные приёмы работы.</w:t>
+      </w:r>
+    </w:p>
+    <w:p>
+      <w:pPr>
+        <w:spacing w:after="120" w:before="0" w:line="360" w:lineRule="auto"/>
+        <w:ind w:firstLine="709"/>
+        <w:jc w:val="both"/>
+      </w:pPr>
+      <w:r>
+        <w:rPr>
+          <w:rFonts w:ascii="Times New Roman" w:hAnsi="Times New Roman" w:eastAsia="Times New Roman" w:cs="Times New Roman"/>
+          <w:b w:val="0"/>
+          <w:sz w:val="28"/>
+        </w:rPr>
+        <w:t>Основные причины пожаров: нарушения при огневых работах; неисправности электрооборудования (КЗ, перегрузки); разряды статического электричества; самовозгорание промасленных материалов; неосторожное обращение с огнём.</w:t>
+      </w:r>
+    </w:p>
+    <w:p>
+      <w:pPr>
+        <w:spacing w:after="120" w:before="0" w:line="360" w:lineRule="auto"/>
+        <w:ind w:firstLine="709"/>
+        <w:jc w:val="both"/>
+      </w:pPr>
+      <w:r>
+        <w:rPr>
+          <w:rFonts w:ascii="Times New Roman" w:hAnsi="Times New Roman" w:eastAsia="Times New Roman" w:cs="Times New Roman"/>
+          <w:b w:val="0"/>
+          <w:sz w:val="28"/>
+        </w:rPr>
+        <w:t>План действий при аварии (ЧС) включает: обнаружение и оповещение; эвакуацию и спасение людей; локализацию аварии (отключение оборудования, вентиляция, пожаротушение); ликвидацию последствий и документирование. На предприятии имеются системы оповещения и управления эвакуацией (СОУЭ), спринклерное пожаротушение, первичные средства пожаротушения, зенитные фонари для дымоудаления.</w:t>
+      </w:r>
+    </w:p>
+    <w:p>
+      <w:pPr>
+        <w:spacing w:after="120" w:before="0" w:line="360" w:lineRule="auto"/>
+        <w:ind w:firstLine="709"/>
+        <w:jc w:val="both"/>
+      </w:pPr>
+      <w:r>
+        <w:rPr>
+          <w:rFonts w:ascii="Times New Roman" w:hAnsi="Times New Roman" w:eastAsia="Times New Roman" w:cs="Times New Roman"/>
+          <w:b w:val="0"/>
+          <w:sz w:val="28"/>
+        </w:rPr>
+        <w:t>Вывод по п. 2.3. Наиболее критичны риски, связанные с ЛВЖ/ГЖ и человеческим фактором; для их снижения сочетаются организационные процедуры и инженерные системы защиты.</w:t>
+      </w:r>
+    </w:p>
+    <w:p>
+      <w:pPr>
+        <w:spacing w:before="160" w:after="120" w:line="360" w:lineRule="auto"/>
+        <w:ind w:firstLine="0"/>
+        <w:jc w:val="left"/>
+      </w:pPr>
+      <w:r>
+        <w:rPr>
+          <w:rFonts w:ascii="Times New Roman" w:hAnsi="Times New Roman" w:eastAsia="Times New Roman" w:cs="Times New Roman"/>
+          <w:b/>
+          <w:sz w:val="28"/>
+        </w:rPr>
+        <w:t>2.4. Оценка экономического ущерба от травматизма и аварий</w:t>
+      </w:r>
+    </w:p>
+    <w:p>
+      <w:pPr>
+        <w:spacing w:after="120" w:before="0" w:line="360" w:lineRule="auto"/>
+        <w:ind w:firstLine="709"/>
+        <w:jc w:val="both"/>
+      </w:pPr>
+      <w:r>
+        <w:rPr>
+          <w:rFonts w:ascii="Times New Roman" w:hAnsi="Times New Roman" w:eastAsia="Times New Roman" w:cs="Times New Roman"/>
+          <w:b w:val="0"/>
+          <w:sz w:val="28"/>
+        </w:rPr>
+        <w:t>Экономический ущерб от инцидентов складывается из прямых потерь (медицинская помощь и реабилитация, страховые выплаты, стоимость повреждённого оборудования, сырья и продукции, восстановительные работы), косвенных потерь (оплата простоя, подбор персонала, внеплановые проверки, штрафы) и упущенной выгоды (остановка линий, срыв поставок, репутационные потери). Для органического цеха длительный простой особенно затратен из-за сложности повторного запуска и высокой стоимости простоя.</w:t>
+      </w:r>
+    </w:p>
+    <w:p>
+      <w:pPr>
+        <w:spacing w:after="120" w:before="0" w:line="360" w:lineRule="auto"/>
+        <w:ind w:firstLine="709"/>
+        <w:jc w:val="both"/>
+      </w:pPr>
+      <w:r>
+        <w:rPr>
+          <w:rFonts w:ascii="Times New Roman" w:hAnsi="Times New Roman" w:eastAsia="Times New Roman" w:cs="Times New Roman"/>
+          <w:b w:val="0"/>
+          <w:sz w:val="28"/>
+        </w:rPr>
+        <w:t>Вывод по п. 2.4. Профилактика аварий экономически оправдана: потенциальный совокупный ущерб существенно превышает затраты на поддержание систем безопасности и обучение персонала.</w:t>
+      </w:r>
+    </w:p>
+    <w:p>
+      <w:pPr>
+        <w:spacing w:before="240" w:after="120" w:line="360" w:lineRule="auto"/>
+        <w:ind w:firstLine="0"/>
+        <w:jc w:val="left"/>
+      </w:pPr>
+      <w:r>
+        <w:rPr>
+          <w:rFonts w:ascii="Times New Roman" w:hAnsi="Times New Roman" w:eastAsia="Times New Roman" w:cs="Times New Roman"/>
+          <w:b/>
+          <w:sz w:val="28"/>
+        </w:rPr>
+        <w:t>3. Характеристика изучаемого цеха (отделения)</w:t>
+      </w:r>
+    </w:p>
+    <w:p>
+      <w:pPr>
+        <w:spacing w:after="120" w:before="0" w:line="360" w:lineRule="auto"/>
+        <w:ind w:firstLine="709"/>
+        <w:jc w:val="both"/>
+      </w:pPr>
+      <w:r>
+        <w:rPr>
+          <w:rFonts w:ascii="Times New Roman" w:hAnsi="Times New Roman" w:eastAsia="Times New Roman" w:cs="Times New Roman"/>
+          <w:b w:val="0"/>
+          <w:sz w:val="28"/>
+        </w:rPr>
+        <w:t>В качестве объекта детального изучения рассматривались водопримессионный цех (ВДК) и органический цех производственного корпуса.</w:t>
+      </w:r>
+    </w:p>
+    <w:p>
+      <w:pPr>
+        <w:spacing w:before="160" w:after="120" w:line="360" w:lineRule="auto"/>
+        <w:ind w:firstLine="0"/>
+        <w:jc w:val="left"/>
+      </w:pPr>
+      <w:r>
+        <w:rPr>
+          <w:rFonts w:ascii="Times New Roman" w:hAnsi="Times New Roman" w:eastAsia="Times New Roman" w:cs="Times New Roman"/>
+          <w:b/>
+          <w:sz w:val="28"/>
+        </w:rPr>
+        <w:t>3.1. Составные части цеха</w:t>
+      </w:r>
+    </w:p>
+    <w:p>
+      <w:pPr>
+        <w:spacing w:after="120" w:before="0" w:line="360" w:lineRule="auto"/>
+        <w:ind w:firstLine="709"/>
+        <w:jc w:val="both"/>
+      </w:pPr>
+      <w:r>
+        <w:rPr>
+          <w:rFonts w:ascii="Times New Roman" w:hAnsi="Times New Roman" w:eastAsia="Times New Roman" w:cs="Times New Roman"/>
+          <w:b w:val="0"/>
+          <w:sz w:val="28"/>
+        </w:rPr>
+        <w:t>Типовая структура включает: участок приёмки и хранения сырья; отделение подготовки компонентов (очистка, взвешивание, дозирование); смесительное отделение (диспергирование и гомогенизация); участок очистки/регенерации растворителей; участок контроля качества; участок фасовки и упаковки; вспомогательные помещения и инженерные системы (теплообменники, охлаждение/нагрев, очистка воды, трубопроводы). В органическом цехе дополнительно эксплуатируются закрытые резервуары для ЛВЖ/ГЖ и мобильные технологические ёмкости (дежи).</w:t>
+      </w:r>
+    </w:p>
+    <w:p>
+      <w:pPr>
+        <w:spacing w:before="160" w:after="120" w:line="360" w:lineRule="auto"/>
+        <w:ind w:firstLine="0"/>
+        <w:jc w:val="left"/>
+      </w:pPr>
+      <w:r>
+        <w:rPr>
+          <w:rFonts w:ascii="Times New Roman" w:hAnsi="Times New Roman" w:eastAsia="Times New Roman" w:cs="Times New Roman"/>
+          <w:b/>
+          <w:sz w:val="28"/>
+        </w:rPr>
+        <w:t>3.2. Исходное сырьё и источники его получения</w:t>
+      </w:r>
+    </w:p>
+    <w:p>
+      <w:pPr>
+        <w:spacing w:after="120" w:before="0" w:line="360" w:lineRule="auto"/>
+        <w:ind w:firstLine="709"/>
+        <w:jc w:val="both"/>
+      </w:pPr>
+      <w:r>
+        <w:rPr>
+          <w:rFonts w:ascii="Times New Roman" w:hAnsi="Times New Roman" w:eastAsia="Times New Roman" w:cs="Times New Roman"/>
+          <w:b w:val="0"/>
+          <w:sz w:val="28"/>
+        </w:rPr>
+        <w:t>В состав продукции входят плёнкообразователи (синтетические и природные смолы, олифы, латексы, дисперсии); растворители и разбавители (органические растворители, вода); пигменты и наполнители (в том числе кальцит, тальк, диоксид титана); специальные добавки (пластификаторы, стабилизаторы, загустители, биоциды и др.); химикаты для огнезащитных и гидроизоляционных составов. Для ВДК характерны водные дисперсии полимеров и дозируемые кислоты/щелочи для корректировки pH; для органики — ксилол, толуол, бутилацетат, уайт-спирит и др. Сырьё поставляется сторонними производителями, принимается на склад и далее передаётся в цеха.</w:t>
+      </w:r>
+    </w:p>
+    <w:p>
+      <w:pPr>
+        <w:spacing w:before="160" w:after="120" w:line="360" w:lineRule="auto"/>
+        <w:ind w:firstLine="0"/>
+        <w:jc w:val="left"/>
+      </w:pPr>
+      <w:r>
+        <w:rPr>
+          <w:rFonts w:ascii="Times New Roman" w:hAnsi="Times New Roman" w:eastAsia="Times New Roman" w:cs="Times New Roman"/>
+          <w:b/>
+          <w:sz w:val="28"/>
+        </w:rPr>
+        <w:t>3.3. Выпускаемая продукция и её характеристики</w:t>
+      </w:r>
+    </w:p>
+    <w:p>
+      <w:pPr>
+        <w:spacing w:after="120" w:before="0" w:line="360" w:lineRule="auto"/>
+        <w:ind w:firstLine="709"/>
+        <w:jc w:val="both"/>
+      </w:pPr>
+      <w:r>
+        <w:rPr>
+          <w:rFonts w:ascii="Times New Roman" w:hAnsi="Times New Roman" w:eastAsia="Times New Roman" w:cs="Times New Roman"/>
+          <w:b w:val="0"/>
+          <w:sz w:val="28"/>
+        </w:rPr>
+        <w:t>Номенклатура насчитывает порядка 250 товарных наименований: средства защиты древесины; лакокрасочные покрытия (интерьерные и фасадные краски, эмали, лаки, грунтовки); декоративные покрытия; специализированные гидроизоляционные и огнезащитные составы. Качество обеспечивается автоматизацией процессов и поэтапным контролем.</w:t>
+      </w:r>
+    </w:p>
+    <w:p>
+      <w:pPr>
+        <w:spacing w:before="160" w:after="120" w:line="360" w:lineRule="auto"/>
+        <w:ind w:firstLine="0"/>
+        <w:jc w:val="left"/>
+      </w:pPr>
+      <w:r>
+        <w:rPr>
+          <w:rFonts w:ascii="Times New Roman" w:hAnsi="Times New Roman" w:eastAsia="Times New Roman" w:cs="Times New Roman"/>
+          <w:b/>
+          <w:sz w:val="28"/>
+        </w:rPr>
+        <w:t>3.4. Основные правила техники безопасности в цехе</w:t>
+      </w:r>
+    </w:p>
+    <w:p>
+      <w:pPr>
+        <w:spacing w:after="120" w:before="0" w:line="360" w:lineRule="auto"/>
+        <w:ind w:firstLine="709"/>
+        <w:jc w:val="both"/>
+      </w:pPr>
+      <w:r>
+        <w:rPr>
+          <w:rFonts w:ascii="Times New Roman" w:hAnsi="Times New Roman" w:eastAsia="Times New Roman" w:cs="Times New Roman"/>
+          <w:b w:val="0"/>
+          <w:sz w:val="28"/>
+        </w:rPr>
+        <w:t>Организационные меры: инструктажи и проверка знаний по ОТ и ПБ; наличие службы ОТ. Технологическая безопасность: максимальная автоматизация для снижения контакта с опасными веществами; контроль загрузки сырья с подтверждением технолога. Промышленная и пожарная безопасность: регламент работы с ЛВЖ/ГЖ; системы пожаротушения и сигнализации; взрывозащищённое электрооборудование в органике; тамбур-шлюзы; заземление и антистатические меры. Применение СИЗ обязательно. Экологические решения (конденсация растворителей, очистка воды) также снижают вредное воздействие на персонал.</w:t>
+      </w:r>
+    </w:p>
+    <w:p>
+      <w:pPr>
+        <w:spacing w:after="120" w:before="0" w:line="360" w:lineRule="auto"/>
+        <w:ind w:firstLine="709"/>
+        <w:jc w:val="both"/>
+      </w:pPr>
+      <w:r>
+        <w:rPr>
+          <w:rFonts w:ascii="Times New Roman" w:hAnsi="Times New Roman" w:eastAsia="Times New Roman" w:cs="Times New Roman"/>
+          <w:b w:val="0"/>
+          <w:sz w:val="28"/>
+        </w:rPr>
+        <w:t>Вывод по разделу 3. Изучаемые цеха различаются по категории опасности; наиболее жёсткие требования предъявляются к органическому отделению из-за постоянного обращения ЛВЖ и ГЖ.</w:t>
+      </w:r>
+    </w:p>
+    <w:p>
+      <w:pPr>
+        <w:spacing w:before="240" w:after="120" w:line="360" w:lineRule="auto"/>
+        <w:ind w:firstLine="0"/>
+        <w:jc w:val="left"/>
+      </w:pPr>
+      <w:r>
+        <w:rPr>
+          <w:rFonts w:ascii="Times New Roman" w:hAnsi="Times New Roman" w:eastAsia="Times New Roman" w:cs="Times New Roman"/>
+          <w:b/>
+          <w:sz w:val="28"/>
+        </w:rPr>
+        <w:t>4. Технологическая схема и разделы технологического регламента</w:t>
+      </w:r>
+    </w:p>
+    <w:p>
+      <w:pPr>
+        <w:spacing w:after="120" w:before="0" w:line="360" w:lineRule="auto"/>
+        <w:ind w:firstLine="709"/>
+        <w:jc w:val="both"/>
+      </w:pPr>
+      <w:r>
+        <w:rPr>
+          <w:rFonts w:ascii="Times New Roman" w:hAnsi="Times New Roman" w:eastAsia="Times New Roman" w:cs="Times New Roman"/>
+          <w:b w:val="0"/>
+          <w:sz w:val="28"/>
+        </w:rPr>
+        <w:t>Технологический регламент — основной нормативно-технический документ, определяющий режим и порядок операций процесса. Безопасность заложена в ряде его разделов: общая характеристика производства; характеристика продукции; характеристика сырья; описание процесса; нормы режима; технологическая схема; спецификация оборудования; контроль производства; правила безопасности; возможные неполадки и способы устранения; нормы расхода; отходы, стоки, выбросы; перечень обязательных инструкций.</w:t>
+      </w:r>
+    </w:p>
+    <w:p>
+      <w:pPr>
+        <w:spacing w:after="120" w:before="0" w:line="360" w:lineRule="auto"/>
+        <w:ind w:firstLine="709"/>
+        <w:jc w:val="both"/>
+      </w:pPr>
+      <w:r>
+        <w:rPr>
+          <w:rFonts w:ascii="Times New Roman" w:hAnsi="Times New Roman" w:eastAsia="Times New Roman" w:cs="Times New Roman"/>
+          <w:b w:val="0"/>
+          <w:sz w:val="28"/>
+        </w:rPr>
+        <w:t>Укрупнённая схема производства ЛКМ включает: подачу и подготовку жидкого сырья из резервуарного парка; загрузку сухих компонентов через люки; диспергирование и гомогенизацию в диссольверах/реакторах; типизацию (доведение до стандарта, корректировка pH); фильтрацию; транспортировку самотёком на фасовку. Аппараты снабжаются водяными рубашками, системами автоматического регулирования уровня (СУР), контурами конденсации паров, стационарными газоанализаторами (пороги НКПР).</w:t>
+      </w:r>
+    </w:p>
+    <w:p>
+      <w:pPr>
+        <w:spacing w:after="120" w:before="0" w:line="360" w:lineRule="auto"/>
+        <w:ind w:firstLine="0"/>
+        <w:jc w:val="both"/>
+      </w:pPr>
+      <w:r>
+        <w:rPr>
+          <w:rFonts w:ascii="Times New Roman" w:hAnsi="Times New Roman" w:eastAsia="Times New Roman" w:cs="Times New Roman"/>
+          <w:b w:val="0"/>
+          <w:sz w:val="28"/>
+        </w:rPr>
+        <w:t>Возможные неполадки и действия персонала:</w:t>
+      </w:r>
+    </w:p>
+    <w:tbl>
+      <w:tblPr>
+        <w:tblStyle w:val="af5"/>
+        <w:tblW w:type="auto" w:w="0"/>
+        <w:tblLook w:firstColumn="1" w:firstRow="1" w:lastColumn="0" w:lastRow="0" w:noHBand="0" w:noVBand="1" w:val="04A0"/>
+      </w:tblPr>
+      <w:tblGrid>
+        <w:gridCol w:w="2339"/>
+        <w:gridCol w:w="2339"/>
+        <w:gridCol w:w="2339"/>
+        <w:gridCol w:w="2339"/>
+      </w:tblGrid>
+      <w:tr>
+        <w:tc>
+          <w:tcPr>
+            <w:tcW w:type="dxa" w:w="2339"/>
+          </w:tcPr>
+          <w:p>
+            <w:pPr>
+              <w:spacing w:line="240" w:lineRule="auto"/>
+            </w:pPr>
+            <w:r>
+              <w:rPr>
+                <w:rFonts w:ascii="Times New Roman" w:hAnsi="Times New Roman" w:eastAsia="Times New Roman" w:cs="Times New Roman"/>
+                <w:sz w:val="20"/>
+              </w:rPr>
+              <w:t>Неполадка</w:t>
+            </w:r>
+          </w:p>
+        </w:tc>
+        <w:tc>
+          <w:tcPr>
+            <w:tcW w:type="dxa" w:w="2339"/>
+          </w:tcPr>
+          <w:p>
+            <w:pPr>
+              <w:spacing w:line="240" w:lineRule="auto"/>
+            </w:pPr>
+            <w:r>
+              <w:rPr>
+                <w:rFonts w:ascii="Times New Roman" w:hAnsi="Times New Roman" w:eastAsia="Times New Roman" w:cs="Times New Roman"/>
+                <w:sz w:val="20"/>
+              </w:rPr>
+              <w:t>Причина</w:t>
+            </w:r>
+          </w:p>
+        </w:tc>
+        <w:tc>
+          <w:tcPr>
+            <w:tcW w:type="dxa" w:w="2339"/>
+          </w:tcPr>
+          <w:p>
+            <w:pPr>
+              <w:spacing w:line="240" w:lineRule="auto"/>
+            </w:pPr>
+            <w:r>
+              <w:rPr>
+                <w:rFonts w:ascii="Times New Roman" w:hAnsi="Times New Roman" w:eastAsia="Times New Roman" w:cs="Times New Roman"/>
+                <w:sz w:val="20"/>
+              </w:rPr>
+              <w:t>Контроль</w:t>
+            </w:r>
+          </w:p>
+        </w:tc>
+        <w:tc>
+          <w:tcPr>
+            <w:tcW w:type="dxa" w:w="2339"/>
+          </w:tcPr>
+          <w:p>
+            <w:pPr>
+              <w:spacing w:line="240" w:lineRule="auto"/>
+            </w:pPr>
+            <w:r>
+              <w:rPr>
+                <w:rFonts w:ascii="Times New Roman" w:hAnsi="Times New Roman" w:eastAsia="Times New Roman" w:cs="Times New Roman"/>
+                <w:sz w:val="20"/>
+              </w:rPr>
+              <w:t>Действия</w:t>
+            </w:r>
+          </w:p>
+        </w:tc>
+      </w:tr>
+      <w:tr>
+        <w:tc>
+          <w:tcPr>
+            <w:tcW w:type="dxa" w:w="2339"/>
+          </w:tcPr>
+          <w:p>
+            <w:pPr>
+              <w:spacing w:line="240" w:lineRule="auto"/>
+            </w:pPr>
+            <w:r>
+              <w:rPr>
+                <w:rFonts w:ascii="Times New Roman" w:hAnsi="Times New Roman" w:eastAsia="Times New Roman" w:cs="Times New Roman"/>
+                <w:sz w:val="20"/>
+              </w:rPr>
+              <w:t>Сигнал загазованности</w:t>
+            </w:r>
+          </w:p>
+        </w:tc>
+        <w:tc>
+          <w:tcPr>
+            <w:tcW w:type="dxa" w:w="2339"/>
+          </w:tcPr>
+          <w:p>
+            <w:pPr>
+              <w:spacing w:line="240" w:lineRule="auto"/>
+            </w:pPr>
+            <w:r>
+              <w:rPr>
+                <w:rFonts w:ascii="Times New Roman" w:hAnsi="Times New Roman" w:eastAsia="Times New Roman" w:cs="Times New Roman"/>
+                <w:sz w:val="20"/>
+              </w:rPr>
+              <w:t>Пролив растворителя, разгерметизация</w:t>
+            </w:r>
+          </w:p>
+        </w:tc>
+        <w:tc>
+          <w:tcPr>
+            <w:tcW w:type="dxa" w:w="2339"/>
+          </w:tcPr>
+          <w:p>
+            <w:pPr>
+              <w:spacing w:line="240" w:lineRule="auto"/>
+            </w:pPr>
+            <w:r>
+              <w:rPr>
+                <w:rFonts w:ascii="Times New Roman" w:hAnsi="Times New Roman" w:eastAsia="Times New Roman" w:cs="Times New Roman"/>
+                <w:sz w:val="20"/>
+              </w:rPr>
+              <w:t>Газоанализаторы</w:t>
+            </w:r>
+          </w:p>
+        </w:tc>
+        <w:tc>
+          <w:tcPr>
+            <w:tcW w:type="dxa" w:w="2339"/>
+          </w:tcPr>
+          <w:p>
+            <w:pPr>
+              <w:spacing w:line="240" w:lineRule="auto"/>
+            </w:pPr>
+            <w:r>
+              <w:rPr>
+                <w:rFonts w:ascii="Times New Roman" w:hAnsi="Times New Roman" w:eastAsia="Times New Roman" w:cs="Times New Roman"/>
+                <w:sz w:val="20"/>
+              </w:rPr>
+              <w:t>Аварийная вентиляция, перекрытие клапанов, устранение утечки</w:t>
+            </w:r>
+          </w:p>
+        </w:tc>
+      </w:tr>
+      <w:tr>
+        <w:tc>
+          <w:tcPr>
+            <w:tcW w:type="dxa" w:w="2339"/>
+          </w:tcPr>
+          <w:p>
+            <w:pPr>
+              <w:spacing w:line="240" w:lineRule="auto"/>
+            </w:pPr>
+            <w:r>
+              <w:rPr>
+                <w:rFonts w:ascii="Times New Roman" w:hAnsi="Times New Roman" w:eastAsia="Times New Roman" w:cs="Times New Roman"/>
+                <w:sz w:val="20"/>
+              </w:rPr>
+              <w:t>Превышение температуры в диссольвере</w:t>
+            </w:r>
+          </w:p>
+        </w:tc>
+        <w:tc>
+          <w:tcPr>
+            <w:tcW w:type="dxa" w:w="2339"/>
+          </w:tcPr>
+          <w:p>
+            <w:pPr>
+              <w:spacing w:line="240" w:lineRule="auto"/>
+            </w:pPr>
+            <w:r>
+              <w:rPr>
+                <w:rFonts w:ascii="Times New Roman" w:hAnsi="Times New Roman" w:eastAsia="Times New Roman" w:cs="Times New Roman"/>
+                <w:sz w:val="20"/>
+              </w:rPr>
+              <w:t>Высокие обороты, сбой охлаждения</w:t>
+            </w:r>
+          </w:p>
+        </w:tc>
+        <w:tc>
+          <w:tcPr>
+            <w:tcW w:type="dxa" w:w="2339"/>
+          </w:tcPr>
+          <w:p>
+            <w:pPr>
+              <w:spacing w:line="240" w:lineRule="auto"/>
+            </w:pPr>
+            <w:r>
+              <w:rPr>
+                <w:rFonts w:ascii="Times New Roman" w:hAnsi="Times New Roman" w:eastAsia="Times New Roman" w:cs="Times New Roman"/>
+                <w:sz w:val="20"/>
+              </w:rPr>
+              <w:t>Термопара</w:t>
+            </w:r>
+          </w:p>
+        </w:tc>
+        <w:tc>
+          <w:tcPr>
+            <w:tcW w:type="dxa" w:w="2339"/>
+          </w:tcPr>
+          <w:p>
+            <w:pPr>
+              <w:spacing w:line="240" w:lineRule="auto"/>
+            </w:pPr>
+            <w:r>
+              <w:rPr>
+                <w:rFonts w:ascii="Times New Roman" w:hAnsi="Times New Roman" w:eastAsia="Times New Roman" w:cs="Times New Roman"/>
+                <w:sz w:val="20"/>
+              </w:rPr>
+              <w:t>Снижение оборотов, подача охлаждения, останов при необходимости</w:t>
+            </w:r>
+          </w:p>
+        </w:tc>
+      </w:tr>
+      <w:tr>
+        <w:tc>
+          <w:tcPr>
+            <w:tcW w:type="dxa" w:w="2339"/>
+          </w:tcPr>
+          <w:p>
+            <w:pPr>
+              <w:spacing w:line="240" w:lineRule="auto"/>
+            </w:pPr>
+            <w:r>
+              <w:rPr>
+                <w:rFonts w:ascii="Times New Roman" w:hAnsi="Times New Roman" w:eastAsia="Times New Roman" w:cs="Times New Roman"/>
+                <w:sz w:val="20"/>
+              </w:rPr>
+              <w:t>Критический верхний уровень в резервуаре</w:t>
+            </w:r>
+          </w:p>
+        </w:tc>
+        <w:tc>
+          <w:tcPr>
+            <w:tcW w:type="dxa" w:w="2339"/>
+          </w:tcPr>
+          <w:p>
+            <w:pPr>
+              <w:spacing w:line="240" w:lineRule="auto"/>
+            </w:pPr>
+            <w:r>
+              <w:rPr>
+                <w:rFonts w:ascii="Times New Roman" w:hAnsi="Times New Roman" w:eastAsia="Times New Roman" w:cs="Times New Roman"/>
+                <w:sz w:val="20"/>
+              </w:rPr>
+              <w:t>Ошибка дозирования, отказ отсечного клапана</w:t>
+            </w:r>
+          </w:p>
+        </w:tc>
+        <w:tc>
+          <w:tcPr>
+            <w:tcW w:type="dxa" w:w="2339"/>
+          </w:tcPr>
+          <w:p>
+            <w:pPr>
+              <w:spacing w:line="240" w:lineRule="auto"/>
+            </w:pPr>
+            <w:r>
+              <w:rPr>
+                <w:rFonts w:ascii="Times New Roman" w:hAnsi="Times New Roman" w:eastAsia="Times New Roman" w:cs="Times New Roman"/>
+                <w:sz w:val="20"/>
+              </w:rPr>
+              <w:t>Сигнализация СУР</w:t>
+            </w:r>
+          </w:p>
+        </w:tc>
+        <w:tc>
+          <w:tcPr>
+            <w:tcW w:type="dxa" w:w="2339"/>
+          </w:tcPr>
+          <w:p>
+            <w:pPr>
+              <w:spacing w:line="240" w:lineRule="auto"/>
+            </w:pPr>
+            <w:r>
+              <w:rPr>
+                <w:rFonts w:ascii="Times New Roman" w:hAnsi="Times New Roman" w:eastAsia="Times New Roman" w:cs="Times New Roman"/>
+                <w:sz w:val="20"/>
+              </w:rPr>
+              <w:t>Отключение насоса системой ПАЗ, контроль аппаратчиком</w:t>
+            </w:r>
+          </w:p>
+        </w:tc>
+      </w:tr>
+      <w:tr>
+        <w:tc>
+          <w:tcPr>
+            <w:tcW w:type="dxa" w:w="2339"/>
+          </w:tcPr>
+          <w:p>
+            <w:pPr>
+              <w:spacing w:line="240" w:lineRule="auto"/>
+            </w:pPr>
+            <w:r>
+              <w:rPr>
+                <w:rFonts w:ascii="Times New Roman" w:hAnsi="Times New Roman" w:eastAsia="Times New Roman" w:cs="Times New Roman"/>
+                <w:sz w:val="20"/>
+              </w:rPr>
+              <w:t>Падение давления в контуре охлаждения</w:t>
+            </w:r>
+          </w:p>
+        </w:tc>
+        <w:tc>
+          <w:tcPr>
+            <w:tcW w:type="dxa" w:w="2339"/>
+          </w:tcPr>
+          <w:p>
+            <w:pPr>
+              <w:spacing w:line="240" w:lineRule="auto"/>
+            </w:pPr>
+            <w:r>
+              <w:rPr>
+                <w:rFonts w:ascii="Times New Roman" w:hAnsi="Times New Roman" w:eastAsia="Times New Roman" w:cs="Times New Roman"/>
+                <w:sz w:val="20"/>
+              </w:rPr>
+              <w:t>Прекращение подачи воды, прорыв</w:t>
+            </w:r>
+          </w:p>
+        </w:tc>
+        <w:tc>
+          <w:tcPr>
+            <w:tcW w:type="dxa" w:w="2339"/>
+          </w:tcPr>
+          <w:p>
+            <w:pPr>
+              <w:spacing w:line="240" w:lineRule="auto"/>
+            </w:pPr>
+            <w:r>
+              <w:rPr>
+                <w:rFonts w:ascii="Times New Roman" w:hAnsi="Times New Roman" w:eastAsia="Times New Roman" w:cs="Times New Roman"/>
+                <w:sz w:val="20"/>
+              </w:rPr>
+              <w:t>Манометры/датчики протока</w:t>
+            </w:r>
+          </w:p>
+        </w:tc>
+        <w:tc>
+          <w:tcPr>
+            <w:tcW w:type="dxa" w:w="2339"/>
+          </w:tcPr>
+          <w:p>
+            <w:pPr>
+              <w:spacing w:line="240" w:lineRule="auto"/>
+            </w:pPr>
+            <w:r>
+              <w:rPr>
+                <w:rFonts w:ascii="Times New Roman" w:hAnsi="Times New Roman" w:eastAsia="Times New Roman" w:cs="Times New Roman"/>
+                <w:sz w:val="20"/>
+              </w:rPr>
+              <w:t>Запрет стадий с нагревом/интенсивным перемешиванием до восстановления</w:t>
+            </w:r>
+          </w:p>
+        </w:tc>
+      </w:tr>
+    </w:tbl>
+    <w:p>
+      <w:pPr>
+        <w:spacing w:after="120" w:before="0" w:line="360" w:lineRule="auto"/>
+        <w:ind w:firstLine="709"/>
+        <w:jc w:val="both"/>
+      </w:pPr>
+      <w:r>
+        <w:rPr>
+          <w:rFonts w:ascii="Times New Roman" w:hAnsi="Times New Roman" w:eastAsia="Times New Roman" w:cs="Times New Roman"/>
+          <w:b w:val="0"/>
+          <w:sz w:val="28"/>
+        </w:rPr>
+        <w:t>Вывод по разделу 4. Безопасность процесса обеспечивается сочетанием регламентных норм, автоматики контроля параметров и чётких действий персонала при отклонениях.</w:t>
+      </w:r>
+    </w:p>
+    <w:p>
+      <w:pPr>
+        <w:spacing w:before="240" w:after="120" w:line="360" w:lineRule="auto"/>
+        <w:ind w:firstLine="0"/>
+        <w:jc w:val="left"/>
+      </w:pPr>
+      <w:r>
+        <w:rPr>
+          <w:rFonts w:ascii="Times New Roman" w:hAnsi="Times New Roman" w:eastAsia="Times New Roman" w:cs="Times New Roman"/>
+          <w:b/>
+          <w:sz w:val="28"/>
+        </w:rPr>
+        <w:t>5. Порядок освидетельствования, приёма и сдачи оборудования</w:t>
+      </w:r>
+    </w:p>
+    <w:p>
+      <w:pPr>
+        <w:spacing w:after="120" w:before="0" w:line="360" w:lineRule="auto"/>
+        <w:ind w:firstLine="709"/>
+        <w:jc w:val="both"/>
+      </w:pPr>
+      <w:r>
+        <w:rPr>
+          <w:rFonts w:ascii="Times New Roman" w:hAnsi="Times New Roman" w:eastAsia="Times New Roman" w:cs="Times New Roman"/>
+          <w:b w:val="0"/>
+          <w:sz w:val="28"/>
+        </w:rPr>
+        <w:t>Освидетельствование включает планирование (перечень объектов, графики), формирование комиссии приказом, подготовку и проведение (изучение документации, осмотр, проверка работоспособности и параметров; при необходимости — экспертные организации), анализ результатов, оформление акта и контроль исполнения рекомендаций. Для сосудов, работающих под давлением, предусмотрены разрешение на пуск, периодические осмотры, гидравлические и пневматические испытания; аналогичные подходы применяются к баллонам, цистернам, трубопроводам и грузоподъёмным машинам (частичное и полное освидетельствование со статическими и динамическими испытаниями).</w:t>
+      </w:r>
+    </w:p>
+    <w:p>
+      <w:pPr>
+        <w:spacing w:after="120" w:before="0" w:line="360" w:lineRule="auto"/>
+        <w:ind w:firstLine="709"/>
+        <w:jc w:val="both"/>
+      </w:pPr>
+      <w:r>
+        <w:rPr>
+          <w:rFonts w:ascii="Times New Roman" w:hAnsi="Times New Roman" w:eastAsia="Times New Roman" w:cs="Times New Roman"/>
+          <w:b w:val="0"/>
+          <w:sz w:val="28"/>
+        </w:rPr>
+        <w:t>Приём оборудования: приказ о комиссии и задачах; подготовка площадки; внешний осмотр и проверка комплектности; оценка готовности места установки; наладка; при необходимости — опытная эксплуатация; документальное оформление; инструктаж персонала. Сдача: инициатива и согласование с техническими службами, ОТ и ПБ; работа комиссии; акт сдачи-приёмки; решение о принятии, доработке, списании или передаче.</w:t>
+      </w:r>
+    </w:p>
+    <w:p>
+      <w:pPr>
+        <w:spacing w:after="120" w:before="0" w:line="360" w:lineRule="auto"/>
+        <w:ind w:firstLine="709"/>
+        <w:jc w:val="both"/>
+      </w:pPr>
+      <w:r>
+        <w:rPr>
+          <w:rFonts w:ascii="Times New Roman" w:hAnsi="Times New Roman" w:eastAsia="Times New Roman" w:cs="Times New Roman"/>
+          <w:b w:val="0"/>
+          <w:sz w:val="28"/>
+        </w:rPr>
+        <w:t>Вывод по разделу 5. Порядок освидетельствования и приёмки/сдачи оборудования на предприятии формализован и направлен на предотвращение эксплуатации неисправных объектов повышенной опасности.</w:t>
+      </w:r>
+    </w:p>
+    <w:p>
+      <w:pPr>
+        <w:spacing w:before="240" w:after="120" w:line="360" w:lineRule="auto"/>
+        <w:ind w:firstLine="0"/>
+        <w:jc w:val="left"/>
+      </w:pPr>
+      <w:r>
+        <w:rPr>
+          <w:rFonts w:ascii="Times New Roman" w:hAnsi="Times New Roman" w:eastAsia="Times New Roman" w:cs="Times New Roman"/>
+          <w:b/>
+          <w:sz w:val="28"/>
+        </w:rPr>
+        <w:t>6. Анализ предписаний органов государственного надзора и контроля</w:t>
+      </w:r>
+    </w:p>
+    <w:p>
+      <w:pPr>
+        <w:spacing w:after="120" w:before="0" w:line="360" w:lineRule="auto"/>
+        <w:ind w:firstLine="709"/>
+        <w:jc w:val="both"/>
+      </w:pPr>
+      <w:r>
+        <w:rPr>
+          <w:rFonts w:ascii="Times New Roman" w:hAnsi="Times New Roman" w:eastAsia="Times New Roman" w:cs="Times New Roman"/>
+          <w:b w:val="0"/>
+          <w:sz w:val="28"/>
+        </w:rPr>
+        <w:t>Государственный надзор и контроль независимо от формы собственности осуществляют уполномоченные органы: Ростехнадзор — безопасное ведение работ на опасных производственных объектах; органы энергонадзора — безопасное обслуживание электрических и теплоиспользующих установок; Роспотребнадзор (санэпиднадзор) — гигиенические и санитарные требования; Роструд (госинспекция труда) — охрана труда; государственный пожарный надзор — пожарная безопасность. Общественный контроль реализуют профсоюзы и уполномоченные (доверенные) лица по охране труда.</w:t>
+      </w:r>
+    </w:p>
+    <w:p>
+      <w:pPr>
+        <w:spacing w:after="120" w:before="0" w:line="360" w:lineRule="auto"/>
+        <w:ind w:firstLine="709"/>
+        <w:jc w:val="both"/>
+      </w:pPr>
+      <w:r>
+        <w:rPr>
+          <w:rFonts w:ascii="Times New Roman" w:hAnsi="Times New Roman" w:eastAsia="Times New Roman" w:cs="Times New Roman"/>
+          <w:b w:val="0"/>
+          <w:sz w:val="28"/>
+        </w:rPr>
+        <w:t>В материалах практики рассмотрены примеры замечаний по итогам проверки Центрального управления Ростехнадзора (в том числе 2019 г.). Организационные нарушения: отсутствие отдельных назначений, документов, схем, перечней. Технические: отсутствие инвентарного номера на переносном электронагревателе; отсутствие опознавательных знаков на светильниках аварийного освещения; отсутствие стрелок направления вращения на электродвигателях. Нарушения требовали устранения в установленном порядке.</w:t>
+      </w:r>
+    </w:p>
+    <w:p>
+      <w:pPr>
+        <w:spacing w:after="120" w:before="0" w:line="360" w:lineRule="auto"/>
+        <w:ind w:firstLine="709"/>
+        <w:jc w:val="both"/>
+      </w:pPr>
+      <w:r>
+        <w:rPr>
+          <w:rFonts w:ascii="Times New Roman" w:hAnsi="Times New Roman" w:eastAsia="Times New Roman" w:cs="Times New Roman"/>
+          <w:b w:val="0"/>
+          <w:sz w:val="28"/>
+        </w:rPr>
+        <w:t>Вывод по разделу 6. Предприятие находится в зоне регулярного внешнего контроля; типичные предписания носят преимущественно организационно-технический характер и устранимы при дисциплине ведения документации и маркировки.</w:t>
+      </w:r>
+    </w:p>
+    <w:p>
+      <w:pPr>
+        <w:spacing w:before="240" w:after="120" w:line="360" w:lineRule="auto"/>
+        <w:ind w:firstLine="0"/>
+        <w:jc w:val="left"/>
+      </w:pPr>
+      <w:r>
+        <w:rPr>
+          <w:rFonts w:ascii="Times New Roman" w:hAnsi="Times New Roman" w:eastAsia="Times New Roman" w:cs="Times New Roman"/>
+          <w:b/>
+          <w:sz w:val="28"/>
+        </w:rPr>
+        <w:t>7. Результаты специальной оценки условий труда и план мероприятий</w:t>
+      </w:r>
+    </w:p>
+    <w:p>
+      <w:pPr>
+        <w:spacing w:after="120" w:before="0" w:line="360" w:lineRule="auto"/>
+        <w:ind w:firstLine="709"/>
+        <w:jc w:val="both"/>
+      </w:pPr>
+      <w:r>
+        <w:rPr>
+          <w:rFonts w:ascii="Times New Roman" w:hAnsi="Times New Roman" w:eastAsia="Times New Roman" w:cs="Times New Roman"/>
+          <w:b w:val="0"/>
+          <w:sz w:val="28"/>
+        </w:rPr>
+        <w:t>СОУТ проводится в соответствии с Федеральным законом № 426-ФЗ не реже одного раза в пять лет, а также внепланово при изменении условий. Цель — идентификация и измерение вредных и опасных факторов, отнесение условий труда к классам по степени вредности и опасности, определение гарантий и компенсаций.</w:t>
+      </w:r>
+    </w:p>
+    <w:p>
+      <w:pPr>
+        <w:spacing w:after="120" w:before="0" w:line="360" w:lineRule="auto"/>
+        <w:ind w:firstLine="709"/>
+        <w:jc w:val="both"/>
+      </w:pPr>
+      <w:r>
+        <w:rPr>
+          <w:rFonts w:ascii="Times New Roman" w:hAnsi="Times New Roman" w:eastAsia="Times New Roman" w:cs="Times New Roman"/>
+          <w:b w:val="0"/>
+          <w:sz w:val="28"/>
+        </w:rPr>
+        <w:t>На рабочих местах лакокрасочного производства идентифицируются: химический фактор (пары растворителей, кислот, щелочей); производственная пыль (АПФД) при растаривании и загрузке; шум и вибрация от оборудования и вентиляции; параметры микроклимата; освещённость; электромагнитные поля; статическое электричество; показатели тяжести и напряжённости труда. Оцениваются также травмобезопасность и обеспеченность СИЗ.</w:t>
+      </w:r>
+    </w:p>
+    <w:p>
+      <w:pPr>
+        <w:spacing w:after="120" w:before="0" w:line="360" w:lineRule="auto"/>
+        <w:ind w:firstLine="709"/>
+        <w:jc w:val="both"/>
+      </w:pPr>
+      <w:r>
+        <w:rPr>
+          <w:rFonts w:ascii="Times New Roman" w:hAnsi="Times New Roman" w:eastAsia="Times New Roman" w:cs="Times New Roman"/>
+          <w:b w:val="0"/>
+          <w:sz w:val="28"/>
+        </w:rPr>
+        <w:t>По итогам СОУТ большинство рабочих мест относится ко 2-му классу (допустимые условия). Участки с более интенсивным контактом с химикатами и работой на технологическом оборудовании могут относиться к 3-му классу (вредные условия) с предоставлением соответствующих льгот и компенсаций. Благодаря вентиляции, автоматизации и контролю воздушной среды класс условий труда на значительной части мест удерживается в допустимых пределах.</w:t>
+      </w:r>
+    </w:p>
+    <w:p>
+      <w:pPr>
+        <w:spacing w:after="120" w:before="0" w:line="360" w:lineRule="auto"/>
+        <w:ind w:firstLine="709"/>
+        <w:jc w:val="both"/>
+      </w:pPr>
+      <w:r>
+        <w:rPr>
+          <w:rFonts w:ascii="Times New Roman" w:hAnsi="Times New Roman" w:eastAsia="Times New Roman" w:cs="Times New Roman"/>
+          <w:b w:val="0"/>
+          <w:sz w:val="28"/>
+        </w:rPr>
+        <w:t>План улучшения условий труда включает: управленческий блок (актуализация регламентов, информирование, медосмотры по Приказу Минздрава № 29н); технологические меры (модернизация фондов, автоматика, очистные сооружения); защитные меры (обеспечение и контроль СИЗ); развитие санитарно-бытовой инфраструктуры. Контроль исполнения — у службы ОТ, руководителей подразделений и надзорных органов.</w:t>
+      </w:r>
+    </w:p>
+    <w:p>
+      <w:pPr>
+        <w:spacing w:after="120" w:before="0" w:line="360" w:lineRule="auto"/>
+        <w:ind w:firstLine="709"/>
+        <w:jc w:val="both"/>
+      </w:pPr>
+      <w:r>
+        <w:rPr>
+          <w:rFonts w:ascii="Times New Roman" w:hAnsi="Times New Roman" w:eastAsia="Times New Roman" w:cs="Times New Roman"/>
+          <w:b w:val="0"/>
+          <w:sz w:val="28"/>
+        </w:rPr>
+        <w:t>Вывод по разделу 7. СОУТ подтверждает наличие характерных для ЛКМ-производства факторов; комплекс инженерных и организационных мер позволяет в основном обеспечивать допустимые условия труда.</w:t>
+      </w:r>
+    </w:p>
+    <w:p>
+      <w:pPr>
+        <w:spacing w:before="240" w:after="120" w:line="360" w:lineRule="auto"/>
+        <w:ind w:firstLine="0"/>
+        <w:jc w:val="left"/>
+      </w:pPr>
+      <w:r>
+        <w:rPr>
+          <w:rFonts w:ascii="Times New Roman" w:hAnsi="Times New Roman" w:eastAsia="Times New Roman" w:cs="Times New Roman"/>
+          <w:b/>
+          <w:sz w:val="28"/>
+        </w:rPr>
+        <w:t>8. Работа, выполненная по индивидуальному заданию</w:t>
+      </w:r>
+    </w:p>
+    <w:p>
+      <w:pPr>
+        <w:spacing w:after="120" w:before="0" w:line="360" w:lineRule="auto"/>
+        <w:ind w:firstLine="709"/>
+        <w:jc w:val="both"/>
+      </w:pPr>
+      <w:r>
+        <w:rPr>
+          <w:rFonts w:ascii="Times New Roman" w:hAnsi="Times New Roman" w:eastAsia="Times New Roman" w:cs="Times New Roman"/>
+          <w:b w:val="0"/>
+          <w:sz w:val="28"/>
+        </w:rPr>
+        <w:t>Тема индивидуального задания: «Анализ пожаровзрывоопасности органического цеха ООО «НПП Рогнеда» и оценка достаточности инженерно-технических и организационных мер защиты персонала».</w:t>
+      </w:r>
+    </w:p>
+    <w:p>
+      <w:pPr>
+        <w:spacing w:after="120" w:before="0" w:line="360" w:lineRule="auto"/>
+        <w:ind w:firstLine="709"/>
+        <w:jc w:val="both"/>
+      </w:pPr>
+      <w:r>
+        <w:rPr>
+          <w:rFonts w:ascii="Times New Roman" w:hAnsi="Times New Roman" w:eastAsia="Times New Roman" w:cs="Times New Roman"/>
+          <w:b w:val="0"/>
+          <w:sz w:val="28"/>
+        </w:rPr>
+        <w:t>В рамках задания изучены источники опасности органического цеха: обращение ЛВЖ и ГЖ (ксилол, толуол, бутилацетат, уайт-спирит и др.); возможность образования взрывоопасных паровоздушных смесей; риски разрядов статического электричества; тепловыделение при диспергировании; человеческий фактор при дозировании и загрузке.</w:t>
+      </w:r>
+    </w:p>
+    <w:p>
+      <w:pPr>
+        <w:spacing w:after="120" w:before="0" w:line="360" w:lineRule="auto"/>
+        <w:ind w:firstLine="0"/>
+        <w:jc w:val="both"/>
+      </w:pPr>
+      <w:r>
+        <w:rPr>
+          <w:rFonts w:ascii="Times New Roman" w:hAnsi="Times New Roman" w:eastAsia="Times New Roman" w:cs="Times New Roman"/>
+          <w:b w:val="0"/>
+          <w:sz w:val="28"/>
+        </w:rPr>
+        <w:t>Рассмотрены меры защиты:</w:t>
+      </w:r>
+    </w:p>
+    <w:p>
+      <w:pPr>
+        <w:pStyle w:val="a7"/>
+        <w:spacing w:after="60" w:line="360" w:lineRule="auto"/>
+        <w:jc w:val="both"/>
+      </w:pPr>
+      <w:r>
+        <w:rPr>
+          <w:rFonts w:ascii="Times New Roman" w:hAnsi="Times New Roman" w:eastAsia="Times New Roman" w:cs="Times New Roman"/>
+          <w:sz w:val="28"/>
+        </w:rPr>
+        <w:t>организационные — инструктажи, наряды-допуски, запрет огневых работ в действующем органическом производстве, контроль технолога при загрузке;</w:t>
+      </w:r>
+    </w:p>
+    <w:p>
+      <w:pPr>
+        <w:pStyle w:val="a7"/>
+        <w:spacing w:after="60" w:line="360" w:lineRule="auto"/>
+        <w:jc w:val="both"/>
+      </w:pPr>
+      <w:r>
+        <w:rPr>
+          <w:rFonts w:ascii="Times New Roman" w:hAnsi="Times New Roman" w:eastAsia="Times New Roman" w:cs="Times New Roman"/>
+          <w:sz w:val="28"/>
+        </w:rPr>
+        <w:t>инженерные — взрывозащищённое электрооборудование, тамбур-шлюз с подпором воздуха, заземление аппаратов и трубопроводов, антистатические решения, СУР, газоанализаторы, конденсация паров, водяные рубашки;</w:t>
+      </w:r>
+    </w:p>
+    <w:p>
+      <w:pPr>
+        <w:pStyle w:val="a7"/>
+        <w:spacing w:after="60" w:line="360" w:lineRule="auto"/>
+        <w:jc w:val="both"/>
+      </w:pPr>
+      <w:r>
+        <w:rPr>
+          <w:rFonts w:ascii="Times New Roman" w:hAnsi="Times New Roman" w:eastAsia="Times New Roman" w:cs="Times New Roman"/>
+          <w:sz w:val="28"/>
+        </w:rPr>
+        <w:t>противопожарные — спринклерная водно-пенная система, пожарные клапаны в вентиляции, зенитные фонари, СОУЭ, первичные средства пожаротушения;</w:t>
+      </w:r>
+    </w:p>
+    <w:p>
+      <w:pPr>
+        <w:pStyle w:val="a7"/>
+        <w:spacing w:after="60" w:line="360" w:lineRule="auto"/>
+        <w:jc w:val="both"/>
+      </w:pPr>
+      <w:r>
+        <w:rPr>
+          <w:rFonts w:ascii="Times New Roman" w:hAnsi="Times New Roman" w:eastAsia="Times New Roman" w:cs="Times New Roman"/>
+          <w:sz w:val="28"/>
+        </w:rPr>
+        <w:t>индивидуальные — респираторы, антистатическая спецодежда, очки, химзащита при работе с агрессивными веществами.</w:t>
+      </w:r>
+    </w:p>
+    <w:p>
+      <w:pPr>
+        <w:spacing w:after="120" w:before="0" w:line="360" w:lineRule="auto"/>
+        <w:ind w:firstLine="709"/>
+        <w:jc w:val="both"/>
+      </w:pPr>
+      <w:r>
+        <w:rPr>
+          <w:rFonts w:ascii="Times New Roman" w:hAnsi="Times New Roman" w:eastAsia="Times New Roman" w:cs="Times New Roman"/>
+          <w:b w:val="0"/>
+          <w:sz w:val="28"/>
+        </w:rPr>
+        <w:t>Оценка: принятый на предприятии комплекс мер соответствует характеру опасностей органического цеха и направлен на предотвращение образования горючей среды, источников зажигания и на ограничение последствий при отклонении режима. Наиболее чувствительные зоны риска — стадии загрузки/дозирования, обслуживание фланцевых соединений и соблюдение запрета на огневые работы.</w:t>
+      </w:r>
+    </w:p>
+    <w:p>
+      <w:pPr>
+        <w:spacing w:after="120" w:before="0" w:line="360" w:lineRule="auto"/>
+        <w:ind w:firstLine="709"/>
+        <w:jc w:val="both"/>
+      </w:pPr>
+      <w:r>
+        <w:rPr>
+          <w:rFonts w:ascii="Times New Roman" w:hAnsi="Times New Roman" w:eastAsia="Times New Roman" w:cs="Times New Roman"/>
+          <w:b w:val="0"/>
+          <w:sz w:val="28"/>
+        </w:rPr>
+        <w:t>Вывод по разделу 8. Индивидуальное задание выполнено: идентифицированы ключевые факторы пожаровзрывоопасности и показано, что система защиты персонала в органическом цехе носит комплексный характер и опирается на регламент, автоматику и инженерные барьеры.</w:t>
+      </w:r>
+    </w:p>
+    <w:p>
+      <w:pPr>
+        <w:spacing w:before="240" w:after="120" w:line="360" w:lineRule="auto"/>
+        <w:ind w:firstLine="0"/>
+        <w:jc w:val="left"/>
+      </w:pPr>
+      <w:r>
+        <w:rPr>
+          <w:rFonts w:ascii="Times New Roman" w:hAnsi="Times New Roman" w:eastAsia="Times New Roman" w:cs="Times New Roman"/>
+          <w:b/>
+          <w:sz w:val="28"/>
+        </w:rPr>
+        <w:t>9. Основные экономические показатели предприятия</w:t>
+      </w:r>
+    </w:p>
+    <w:p>
+      <w:pPr>
+        <w:spacing w:after="120" w:before="0" w:line="360" w:lineRule="auto"/>
+        <w:ind w:firstLine="709"/>
+        <w:jc w:val="both"/>
+      </w:pPr>
+      <w:r>
+        <w:rPr>
+          <w:rFonts w:ascii="Times New Roman" w:hAnsi="Times New Roman" w:eastAsia="Times New Roman" w:cs="Times New Roman"/>
+          <w:b w:val="0"/>
+          <w:sz w:val="28"/>
+        </w:rPr>
+        <w:t>По итогам 2025 года ООО «НПП Рогнеда» демонстрирует выручку около 6,3 млрд руб. и чистую прибыль около 569,5 млн руб. В отчётном периоде, по сведениям, доступным в ходе практики, предприятие не фигурировало в сводках происшествий, связанных с тяжёлым производственным травматизмом. Это косвенно свидетельствует об эффективности профилактической работы, однако не снижает значимости потенциального ущерба: авария или пожар на участке с ЛВЖ способны привести к прямым и косвенным потерям, сопоставимым с существенной долей операционной прибыли квартала.</w:t>
+      </w:r>
+    </w:p>
+    <w:p>
+      <w:pPr>
+        <w:spacing w:after="120" w:before="0" w:line="360" w:lineRule="auto"/>
+        <w:ind w:firstLine="709"/>
+        <w:jc w:val="both"/>
+      </w:pPr>
+      <w:r>
+        <w:rPr>
+          <w:rFonts w:ascii="Times New Roman" w:hAnsi="Times New Roman" w:eastAsia="Times New Roman" w:cs="Times New Roman"/>
+          <w:b w:val="0"/>
+          <w:sz w:val="28"/>
+        </w:rPr>
+        <w:t>Вывод по разделу 9. Экономические показатели предприятия устойчивы; приоритетом остаётся предупреждение инцидентов как способ сохранения производственной непрерывности и снижения скрытых издержек.</w:t>
+      </w:r>
+    </w:p>
+    <w:p>
+      <w:pPr>
+        <w:spacing w:after="120" w:line="360" w:lineRule="auto"/>
+        <w:ind w:firstLine="709"/>
+        <w:jc w:val="both"/>
+      </w:pPr>
+      <w:r>
+        <w:rPr>
+          <w:rFonts w:ascii="Times New Roman" w:hAnsi="Times New Roman" w:eastAsia="Times New Roman"/>
+          <w:b w:val="0"/>
+          <w:sz w:val="28"/>
+        </w:rPr>
+        <w:t>Таким образом, индивидуальное задание позволило связать теоретические положения промышленной и пожарной безопасности с конкретными инженерными решениями предприятия и сформулировать практические предложения по поддержанию защитных барьеров.</w:t>
+      </w:r>
+    </w:p>
+    <w:p>
+      <w:pPr>
+        <w:spacing w:after="120" w:line="360" w:lineRule="auto"/>
+        <w:ind w:firstLine="709"/>
+        <w:jc w:val="both"/>
+      </w:pPr>
+      <w:r>
+        <w:rPr>
+          <w:rFonts w:ascii="Times New Roman" w:hAnsi="Times New Roman" w:eastAsia="Times New Roman"/>
+          <w:b w:val="0"/>
+          <w:sz w:val="28"/>
+        </w:rPr>
+        <w:t>Рекомендации по итогам индивидуального задания: усилить визуальный контроль состояния фланцевых соединений на линиях растворителей; поддерживать дисциплину фиксации навесок в журналах; регулярно проверять исправность газоанализаторов и порогов сигнализации; не допускать отключений пожарных извещателей вне процедуры оформления огневых работ на участках, где это разрешено регламентом.</w:t>
+      </w:r>
+    </w:p>
+    <w:p>
+      <w:pPr>
+        <w:spacing w:after="120" w:line="360" w:lineRule="auto"/>
+        <w:ind w:firstLine="709"/>
+        <w:jc w:val="both"/>
+      </w:pPr>
+      <w:r>
+        <w:rPr>
+          <w:rFonts w:ascii="Times New Roman" w:hAnsi="Times New Roman" w:eastAsia="Times New Roman"/>
+          <w:b w:val="0"/>
+          <w:sz w:val="28"/>
+        </w:rPr>
+        <w:t>В ходе выполнения индивидуального задания сопоставлены требования системы предотвращения пожара и системы противопожарной защиты с фактическими решениями органического цеха. Для устранения условий образования горючей среды используются герметизация, вентиляция, контроль загазованности и конденсация паров. Для исключения источников зажигания — взрывозащищённое оборудование, заземление, антистатические меры и запрет огневых работ в действующем производстве. Для ограничения последствий — спринклерное тушение, дымоудаление, СОУЭ и первичные средства.</w:t>
+      </w:r>
+    </w:p>
+    <w:p>
+      <w:pPr>
+        <w:spacing w:after="120" w:line="360" w:lineRule="auto"/>
+        <w:ind w:firstLine="0"/>
+        <w:jc w:val="both"/>
+      </w:pPr>
+      <w:r>
+        <w:rPr>
           <w:rFonts w:ascii="Times New Roman" w:hAnsi="Times New Roman" w:eastAsia="Times New Roman"/>
           <w:b/>
           <w:sz w:val="28"/>
         </w:rPr>
-        <w:t>Содержание</w:t>
-      </w:r>
-    </w:p>
-    <w:p>
-      <w:pPr>
-        <w:spacing w:after="40" w:before="0" w:line="276" w:lineRule="auto"/>
+        <w:t>Дополнение к индивидуальному заданию</w:t>
+      </w:r>
+    </w:p>
+    <w:p>
+      <w:pPr>
+        <w:spacing w:after="120" w:line="360" w:lineRule="auto"/>
+        <w:ind w:firstLine="709"/>
+        <w:jc w:val="both"/>
+      </w:pPr>
+      <w:r>
+        <w:rPr>
+          <w:rFonts w:ascii="Times New Roman" w:hAnsi="Times New Roman" w:eastAsia="Times New Roman"/>
+          <w:b w:val="0"/>
+          <w:sz w:val="28"/>
+        </w:rPr>
+        <w:t>Персонал обеспечивается СИЗ: герметичными очками, респираторами со сменными патронами, спецодеждой с антистатической нитью, химически стойкими костюмами и перчатками при работе с кислотами и щелочами. Вблизи зон с агрессивными веществами установлены аварийные фонтаны для промывки глаз; в цехах имеются аптечки и аварийные шкафы.</w:t>
+      </w:r>
+    </w:p>
+    <w:p>
+      <w:pPr>
+        <w:spacing w:after="120" w:line="360" w:lineRule="auto"/>
+        <w:ind w:firstLine="709"/>
+        <w:jc w:val="both"/>
+      </w:pPr>
+      <w:r>
+        <w:rPr>
+          <w:rFonts w:ascii="Times New Roman" w:hAnsi="Times New Roman" w:eastAsia="Times New Roman"/>
+          <w:b w:val="0"/>
+          <w:sz w:val="28"/>
+        </w:rPr>
+        <w:t>Автоматическая водно-пенная спринклерная система включает трубопроводный контур под давлением, оросители с термоколбами (срабатывание при локальном нагреве порядка 68 °C) и насос подкачки («джакей»), поддерживающий давление в дежурном режиме. При разрушении колб давление падает, система переходит в режим тушения. Дополнительно размещены пожарные щиты, краны, огнетушители и покрывала; на кровле над органическим отделением — зенитные фонари с электроприводом для аварийного дымоудаления; СОУЭ включает световые указатели «Выход» и звуковые оповещатели.</w:t>
+      </w:r>
+    </w:p>
+    <w:p>
+      <w:pPr>
+        <w:spacing w:after="120" w:line="360" w:lineRule="auto"/>
+        <w:ind w:firstLine="709"/>
+        <w:jc w:val="both"/>
+      </w:pPr>
+      <w:r>
+        <w:rPr>
+          <w:rFonts w:ascii="Times New Roman" w:hAnsi="Times New Roman" w:eastAsia="Times New Roman"/>
+          <w:b w:val="0"/>
+          <w:sz w:val="28"/>
+        </w:rPr>
+        <w:t>Во взрывопожароопасном органическом цехе вся электропроводка, распределительные устройства, электродвигатели, светильники и приборы выполнены во взрывозащищённом исполнении. Вход организован через тамбур-шлюз с двумя дверями и подпором воздуха, препятствующим распространению паров. Аппараты и трубопроводы заземлены; применяются антистатические элементы (в том числе на дверях) для снятия статического заряда.</w:t>
+      </w:r>
+    </w:p>
+    <w:p>
+      <w:pPr>
+        <w:spacing w:after="120" w:line="360" w:lineRule="auto"/>
+        <w:ind w:firstLine="709"/>
+        <w:jc w:val="both"/>
+      </w:pPr>
+      <w:r>
+        <w:rPr>
+          <w:rFonts w:ascii="Times New Roman" w:hAnsi="Times New Roman" w:eastAsia="Times New Roman"/>
+          <w:b w:val="0"/>
+          <w:sz w:val="28"/>
+        </w:rPr>
+        <w:t>На предприятии применяются приточно-вытяжная вентиляция, кондиционирование и воздушное отопление. Приточная система размещена в производственных помещениях: наружный воздух проходит через венткамеру (очистка, подогрев/охлаждение) и подаётся в рабочие зоны. Вытяжные агрегаты вынесены на кровлю, что снижает риск скопления взрывоопасных газов во внутренних каналах. В воздуховодах на границах пожарных отсеков установлены автоматические пожарные клапаны, перекрывающие каналы при срабатывании пожарной сигнализации или систем загазованности.</w:t>
+      </w:r>
+    </w:p>
+    <w:p>
+      <w:pPr>
+        <w:spacing w:after="120" w:line="360" w:lineRule="auto"/>
+        <w:ind w:firstLine="0"/>
+        <w:jc w:val="both"/>
+      </w:pPr>
+      <w:r>
+        <w:rPr>
+          <w:rFonts w:ascii="Times New Roman" w:hAnsi="Times New Roman" w:eastAsia="Times New Roman"/>
+          <w:b/>
+          <w:sz w:val="28"/>
+        </w:rPr>
+        <w:t>Дополнение к разделу 4. Инженерно-технические средства защиты персонала</w:t>
+      </w:r>
+    </w:p>
+    <w:p>
+      <w:pPr>
+        <w:spacing w:before="240" w:after="120" w:line="360" w:lineRule="auto"/>
         <w:ind w:firstLine="0"/>
         <w:jc w:val="left"/>
       </w:pPr>
       <w:r>
         <w:rPr>
-          <w:rFonts w:ascii="Times New Roman" w:hAnsi="Times New Roman" w:eastAsia="Times New Roman"/>
+          <w:rFonts w:ascii="Times New Roman" w:hAnsi="Times New Roman" w:eastAsia="Times New Roman" w:cs="Times New Roman"/>
+          <w:b/>
+          <w:sz w:val="28"/>
+        </w:rPr>
+        <w:t>ЗАКЛЮЧЕНИЕ</w:t>
+      </w:r>
+    </w:p>
+    <w:p>
+      <w:pPr>
+        <w:spacing w:after="120" w:before="0" w:line="360" w:lineRule="auto"/>
+        <w:ind w:firstLine="709"/>
+        <w:jc w:val="both"/>
+      </w:pPr>
+      <w:r>
+        <w:rPr>
+          <w:rFonts w:ascii="Times New Roman" w:hAnsi="Times New Roman" w:eastAsia="Times New Roman" w:cs="Times New Roman"/>
           <w:b w:val="0"/>
           <w:sz w:val="28"/>
         </w:rPr>
-        <w:t>Введение</w:t>
-      </w:r>
-    </w:p>
-    <w:p>
-      <w:pPr>
-        <w:spacing w:after="40" w:before="0" w:line="276" w:lineRule="auto"/>
+        <w:t>В ходе второй производственной практики на ООО «НПП Рогнеда» выполнена программа практики и поставленные задачи. Я ознакомилась со структурой предприятия, работой подразделений, обеспечивающих безопасные условия труда, системой государственного и общественного контроля, порядком инструктажей, причинами возможных аварий и мерами защиты персонала, технологическим регламентом цехов, порядком освидетельствования оборудования, результатами СОУТ, а также выполнила индивидуальное задание по анализу пожаровзрывоопасности органического цеха.</w:t>
+      </w:r>
+    </w:p>
+    <w:p>
+      <w:pPr>
+        <w:spacing w:after="120" w:before="0" w:line="360" w:lineRule="auto"/>
+        <w:ind w:firstLine="709"/>
+        <w:jc w:val="both"/>
+      </w:pPr>
+      <w:r>
+        <w:rPr>
+          <w:rFonts w:ascii="Times New Roman" w:hAnsi="Times New Roman" w:eastAsia="Times New Roman" w:cs="Times New Roman"/>
+          <w:b w:val="0"/>
+          <w:sz w:val="28"/>
+        </w:rPr>
+        <w:t>Цель практики достигнута: получено целостное представление о том, как на реальном химическом производстве оценивается опасность объекта, обеспечивается безопасность технологического процесса и управляются профессиональные риски. Производство ЛКМ связано с существенными химическими и пожаровзрывоопасными факторами, однако на предприятии выстроена система организационных и инженерно-технических барьеров, позволяющая в основном обеспечивать допустимые условия труда.</w:t>
+      </w:r>
+    </w:p>
+    <w:p>
+      <w:pPr>
+        <w:spacing w:after="120" w:before="0" w:line="360" w:lineRule="auto"/>
+        <w:ind w:firstLine="709"/>
+        <w:jc w:val="both"/>
+      </w:pPr>
+      <w:r>
+        <w:rPr>
+          <w:rFonts w:ascii="Times New Roman" w:hAnsi="Times New Roman" w:eastAsia="Times New Roman" w:cs="Times New Roman"/>
+          <w:b w:val="0"/>
+          <w:sz w:val="28"/>
+        </w:rPr>
+        <w:t>Полученные знания и навыки будут использованы в дальнейшем обучении по направлению «Техносферная безопасность» и при подготовке к профессиональной деятельности инженера по охране труда и промышленной безопасности.</w:t>
+      </w:r>
+    </w:p>
+    <w:p>
+      <w:pPr>
+        <w:spacing w:before="240" w:after="120" w:line="360" w:lineRule="auto"/>
         <w:ind w:firstLine="0"/>
         <w:jc w:val="left"/>
       </w:pPr>
       <w:r>
         <w:rPr>
-          <w:rFonts w:ascii="Times New Roman" w:hAnsi="Times New Roman" w:eastAsia="Times New Roman"/>
-          <w:b w:val="0"/>
-          <w:sz w:val="28"/>
-        </w:rPr>
-        <w:t>1. История и описание предприятия «Рогнеда»</w:t>
-      </w:r>
-    </w:p>
-    <w:p>
-      <w:pPr>
-        <w:spacing w:after="40" w:before="0" w:line="276" w:lineRule="auto"/>
-        <w:ind w:firstLine="0"/>
-        <w:jc w:val="left"/>
-      </w:pPr>
-      <w:r>
-        <w:rPr>
-          <w:rFonts w:ascii="Times New Roman" w:hAnsi="Times New Roman" w:eastAsia="Times New Roman"/>
-          <w:b w:val="0"/>
-          <w:sz w:val="28"/>
-        </w:rPr>
-        <w:t>1.1. История компании</w:t>
-      </w:r>
-    </w:p>
-    <w:p>
-      <w:pPr>
-        <w:spacing w:after="40" w:before="0" w:line="276" w:lineRule="auto"/>
-        <w:ind w:firstLine="0"/>
-        <w:jc w:val="left"/>
-      </w:pPr>
-      <w:r>
-        <w:rPr>
-          <w:rFonts w:ascii="Times New Roman" w:hAnsi="Times New Roman" w:eastAsia="Times New Roman"/>
-          <w:b w:val="0"/>
-          <w:sz w:val="28"/>
-        </w:rPr>
-        <w:t>1.2. Современное состояние и структура производства</w:t>
-      </w:r>
-    </w:p>
-    <w:p>
-      <w:pPr>
-        <w:spacing w:after="40" w:before="0" w:line="276" w:lineRule="auto"/>
-        <w:ind w:firstLine="0"/>
-        <w:jc w:val="left"/>
-      </w:pPr>
-      <w:r>
-        <w:rPr>
-          <w:rFonts w:ascii="Times New Roman" w:hAnsi="Times New Roman" w:eastAsia="Times New Roman"/>
-          <w:b w:val="0"/>
-          <w:sz w:val="28"/>
-        </w:rPr>
-        <w:t>2. Основная часть</w:t>
-      </w:r>
-    </w:p>
-    <w:p>
-      <w:pPr>
-        <w:spacing w:after="40" w:before="0" w:line="276" w:lineRule="auto"/>
-        <w:ind w:firstLine="0"/>
-        <w:jc w:val="left"/>
-      </w:pPr>
-      <w:r>
-        <w:rPr>
-          <w:rFonts w:ascii="Times New Roman" w:hAnsi="Times New Roman" w:eastAsia="Times New Roman"/>
-          <w:b w:val="0"/>
-          <w:sz w:val="28"/>
-        </w:rPr>
-        <w:t>2.1. Система управления охраной труда и промышленной безопасностью</w:t>
-      </w:r>
-    </w:p>
-    <w:p>
-      <w:pPr>
-        <w:spacing w:after="40" w:before="0" w:line="276" w:lineRule="auto"/>
-        <w:ind w:firstLine="0"/>
-        <w:jc w:val="left"/>
-      </w:pPr>
-      <w:r>
-        <w:rPr>
-          <w:rFonts w:ascii="Times New Roman" w:hAnsi="Times New Roman" w:eastAsia="Times New Roman"/>
-          <w:b w:val="0"/>
-          <w:sz w:val="28"/>
-        </w:rPr>
-        <w:t>2.1.1. Элементы системы и распределение ответственности</w:t>
-      </w:r>
-    </w:p>
-    <w:p>
-      <w:pPr>
-        <w:spacing w:after="40" w:before="0" w:line="276" w:lineRule="auto"/>
-        <w:ind w:firstLine="0"/>
-        <w:jc w:val="left"/>
-      </w:pPr>
-      <w:r>
-        <w:rPr>
-          <w:rFonts w:ascii="Times New Roman" w:hAnsi="Times New Roman" w:eastAsia="Times New Roman"/>
-          <w:b w:val="0"/>
-          <w:sz w:val="28"/>
-        </w:rPr>
-        <w:t>2.1.2. Виды инструктажей, цели и сроки</w:t>
-      </w:r>
-    </w:p>
-    <w:p>
-      <w:pPr>
-        <w:spacing w:after="40" w:before="0" w:line="276" w:lineRule="auto"/>
-        <w:ind w:firstLine="0"/>
-        <w:jc w:val="left"/>
-      </w:pPr>
-      <w:r>
-        <w:rPr>
-          <w:rFonts w:ascii="Times New Roman" w:hAnsi="Times New Roman" w:eastAsia="Times New Roman"/>
-          <w:b w:val="0"/>
-          <w:sz w:val="28"/>
-        </w:rPr>
-        <w:t>2.1.3. Причины травматизма, аварий и пожаров. Действия при аварии</w:t>
-      </w:r>
-    </w:p>
-    <w:p>
-      <w:pPr>
-        <w:spacing w:after="40" w:before="0" w:line="276" w:lineRule="auto"/>
-        <w:ind w:firstLine="0"/>
-        <w:jc w:val="left"/>
-      </w:pPr>
-      <w:r>
-        <w:rPr>
-          <w:rFonts w:ascii="Times New Roman" w:hAnsi="Times New Roman" w:eastAsia="Times New Roman"/>
-          <w:b w:val="0"/>
-          <w:sz w:val="28"/>
-        </w:rPr>
-        <w:t>2.1.4. Экономический ущерб от травматизма и аварий</w:t>
-      </w:r>
-    </w:p>
-    <w:p>
-      <w:pPr>
-        <w:spacing w:after="40" w:before="0" w:line="276" w:lineRule="auto"/>
-        <w:ind w:firstLine="0"/>
-        <w:jc w:val="left"/>
-      </w:pPr>
-      <w:r>
-        <w:rPr>
-          <w:rFonts w:ascii="Times New Roman" w:hAnsi="Times New Roman" w:eastAsia="Times New Roman"/>
-          <w:b w:val="0"/>
-          <w:sz w:val="28"/>
-        </w:rPr>
-        <w:t>2.2. Характеристика производственных цехов</w:t>
-      </w:r>
-    </w:p>
-    <w:p>
-      <w:pPr>
-        <w:spacing w:after="40" w:before="0" w:line="276" w:lineRule="auto"/>
-        <w:ind w:firstLine="0"/>
-        <w:jc w:val="left"/>
-      </w:pPr>
-      <w:r>
-        <w:rPr>
-          <w:rFonts w:ascii="Times New Roman" w:hAnsi="Times New Roman" w:eastAsia="Times New Roman"/>
-          <w:b w:val="0"/>
-          <w:sz w:val="28"/>
-        </w:rPr>
-        <w:t>2.2.1. Структура цехов и движение сырья</w:t>
-      </w:r>
-    </w:p>
-    <w:p>
-      <w:pPr>
-        <w:spacing w:after="40" w:before="0" w:line="276" w:lineRule="auto"/>
-        <w:ind w:firstLine="0"/>
-        <w:jc w:val="left"/>
-      </w:pPr>
-      <w:r>
-        <w:rPr>
-          <w:rFonts w:ascii="Times New Roman" w:hAnsi="Times New Roman" w:eastAsia="Times New Roman"/>
-          <w:b w:val="0"/>
-          <w:sz w:val="28"/>
-        </w:rPr>
-        <w:t>2.2.2. Исходное сырьё и выпускаемая продукция</w:t>
-      </w:r>
-    </w:p>
-    <w:p>
-      <w:pPr>
-        <w:spacing w:after="40" w:before="0" w:line="276" w:lineRule="auto"/>
-        <w:ind w:firstLine="0"/>
-        <w:jc w:val="left"/>
-      </w:pPr>
-      <w:r>
-        <w:rPr>
-          <w:rFonts w:ascii="Times New Roman" w:hAnsi="Times New Roman" w:eastAsia="Times New Roman"/>
-          <w:b w:val="0"/>
-          <w:sz w:val="28"/>
-        </w:rPr>
-        <w:t>2.2.3. Требования безопасности при работе в цехах</w:t>
-      </w:r>
-    </w:p>
-    <w:p>
-      <w:pPr>
-        <w:spacing w:after="40" w:before="0" w:line="276" w:lineRule="auto"/>
-        <w:ind w:firstLine="0"/>
-        <w:jc w:val="left"/>
-      </w:pPr>
-      <w:r>
-        <w:rPr>
-          <w:rFonts w:ascii="Times New Roman" w:hAnsi="Times New Roman" w:eastAsia="Times New Roman"/>
-          <w:b w:val="0"/>
-          <w:sz w:val="28"/>
-        </w:rPr>
-        <w:t>2.3. Освидетельствование, приём и сдача оборудования</w:t>
-      </w:r>
-    </w:p>
-    <w:p>
-      <w:pPr>
-        <w:spacing w:after="40" w:before="0" w:line="276" w:lineRule="auto"/>
-        <w:ind w:firstLine="0"/>
-        <w:jc w:val="left"/>
-      </w:pPr>
-      <w:r>
-        <w:rPr>
-          <w:rFonts w:ascii="Times New Roman" w:hAnsi="Times New Roman" w:eastAsia="Times New Roman"/>
-          <w:b w:val="0"/>
-          <w:sz w:val="28"/>
-        </w:rPr>
-        <w:t>2.4. Государственный надзор и результаты проверок</w:t>
-      </w:r>
-    </w:p>
-    <w:p>
-      <w:pPr>
-        <w:spacing w:after="40" w:before="0" w:line="276" w:lineRule="auto"/>
-        <w:ind w:firstLine="0"/>
-        <w:jc w:val="left"/>
-      </w:pPr>
-      <w:r>
-        <w:rPr>
-          <w:rFonts w:ascii="Times New Roman" w:hAnsi="Times New Roman" w:eastAsia="Times New Roman"/>
-          <w:b w:val="0"/>
-          <w:sz w:val="28"/>
-        </w:rPr>
-        <w:t>2.5. Результаты СОУТ и мероприятия по улучшению условий труда</w:t>
-      </w:r>
-    </w:p>
-    <w:p>
-      <w:pPr>
-        <w:spacing w:after="40" w:before="0" w:line="276" w:lineRule="auto"/>
-        <w:ind w:firstLine="0"/>
-        <w:jc w:val="left"/>
-      </w:pPr>
-      <w:r>
-        <w:rPr>
-          <w:rFonts w:ascii="Times New Roman" w:hAnsi="Times New Roman" w:eastAsia="Times New Roman"/>
-          <w:b w:val="0"/>
-          <w:sz w:val="28"/>
-        </w:rPr>
-        <w:t>2.6. Экономические показатели предприятия</w:t>
-      </w:r>
-    </w:p>
-    <w:p>
-      <w:pPr>
-        <w:spacing w:after="40" w:before="0" w:line="276" w:lineRule="auto"/>
-        <w:ind w:firstLine="0"/>
-        <w:jc w:val="left"/>
-      </w:pPr>
-      <w:r>
-        <w:rPr>
-          <w:rFonts w:ascii="Times New Roman" w:hAnsi="Times New Roman" w:eastAsia="Times New Roman"/>
-          <w:b w:val="0"/>
-          <w:sz w:val="28"/>
-        </w:rPr>
-        <w:t>Заключение</w:t>
-      </w:r>
-    </w:p>
-    <w:p>
-      <w:pPr>
-        <w:spacing w:after="40" w:before="0" w:line="276" w:lineRule="auto"/>
-        <w:ind w:firstLine="0"/>
-        <w:jc w:val="left"/>
-      </w:pPr>
-      <w:r>
-        <w:rPr>
-          <w:rFonts w:ascii="Times New Roman" w:hAnsi="Times New Roman" w:eastAsia="Times New Roman"/>
-          <w:b w:val="0"/>
-          <w:sz w:val="28"/>
-        </w:rPr>
-        <w:t>Список используемой литературы</w:t>
-      </w:r>
-    </w:p>
-    <w:p>
-      <w:r>
-        <w:br w:type="page"/>
-      </w:r>
-    </w:p>
-    <w:p>
-      <w:pPr>
-        <w:spacing w:before="240" w:after="120" w:line="276" w:lineRule="auto"/>
-        <w:ind w:firstLine="0"/>
-        <w:jc w:val="left"/>
-      </w:pPr>
-      <w:r>
-        <w:rPr>
-          <w:rFonts w:ascii="Times New Roman" w:hAnsi="Times New Roman" w:eastAsia="Times New Roman"/>
+          <w:rFonts w:ascii="Times New Roman" w:hAnsi="Times New Roman" w:eastAsia="Times New Roman" w:cs="Times New Roman"/>
           <w:b/>
           <w:sz w:val="28"/>
         </w:rPr>
-        <w:t>Введение</w:t>
-      </w:r>
-    </w:p>
-    <w:p>
-      <w:pPr>
-        <w:spacing w:after="0" w:before="0" w:line="276" w:lineRule="auto"/>
-        <w:ind w:firstLine="709"/>
+        <w:t>СПИСОК ИСПОЛЬЗОВАННЫХ ИСТОЧНИКОВ</w:t>
+      </w:r>
+    </w:p>
+    <w:p>
+      <w:pPr>
+        <w:spacing w:line="360" w:lineRule="auto"/>
+        <w:ind w:left="425" w:hanging="425"/>
         <w:jc w:val="both"/>
       </w:pPr>
       <w:r>
         <w:rPr>
-          <w:rFonts w:ascii="Times New Roman" w:hAnsi="Times New Roman" w:eastAsia="Times New Roman"/>
-          <w:b w:val="0"/>
-          <w:sz w:val="28"/>
-        </w:rPr>
-        <w:t>Производственная практика проходила на базе ООО «Научно-производственное предприятие Рогнеда» (ООО «НПП Рогнеда») — предприятия лакокрасочной отрасли, расположенного в г. Старая Купавна Московской области. Дата выхода на практику: 29 июня 2026 г. Направление подготовки — 20.03.01 «Техносферная безопасность», группа И-34.</w:t>
-      </w:r>
-    </w:p>
-    <w:p>
-      <w:pPr>
-        <w:spacing w:after="0" w:before="0" w:line="276" w:lineRule="auto"/>
-        <w:ind w:firstLine="709"/>
+          <w:rFonts w:ascii="Times New Roman" w:hAnsi="Times New Roman" w:eastAsia="Times New Roman" w:cs="Times New Roman"/>
+          <w:sz w:val="28"/>
+        </w:rPr>
+        <w:t>1. Трудовой кодекс Российской Федерации от 30.12.2001 № 197-ФЗ (ред. действ.). Глава 10. Охрана труда.</w:t>
+      </w:r>
+    </w:p>
+    <w:p>
+      <w:pPr>
+        <w:spacing w:line="360" w:lineRule="auto"/>
+        <w:ind w:left="425" w:hanging="425"/>
         <w:jc w:val="both"/>
       </w:pPr>
       <w:r>
         <w:rPr>
-          <w:rFonts w:ascii="Times New Roman" w:hAnsi="Times New Roman" w:eastAsia="Times New Roman"/>
-          <w:b w:val="0"/>
-          <w:sz w:val="28"/>
-        </w:rPr>
-        <w:t>Цель практики — получить представление о реальной работе производственного предприятия и о том, как на нём организованы подразделения, отвечающие за безопасные условия труда, промышленную и пожарную безопасность.</w:t>
-      </w:r>
-    </w:p>
-    <w:p>
-      <w:pPr>
-        <w:spacing w:after="0" w:before="0" w:line="276" w:lineRule="auto"/>
-        <w:ind w:firstLine="0"/>
+          <w:rFonts w:ascii="Times New Roman" w:hAnsi="Times New Roman" w:eastAsia="Times New Roman" w:cs="Times New Roman"/>
+          <w:sz w:val="28"/>
+        </w:rPr>
+        <w:t>2. Федеральный закон от 28.12.2013 № 426-ФЗ «О специальной оценке условий труда».</w:t>
+      </w:r>
+    </w:p>
+    <w:p>
+      <w:pPr>
+        <w:spacing w:line="360" w:lineRule="auto"/>
+        <w:ind w:left="425" w:hanging="425"/>
         <w:jc w:val="both"/>
       </w:pPr>
       <w:r>
         <w:rPr>
-          <w:rFonts w:ascii="Times New Roman" w:hAnsi="Times New Roman" w:eastAsia="Times New Roman"/>
-          <w:b w:val="0"/>
-          <w:sz w:val="28"/>
-        </w:rPr>
-        <w:t>Задачи практики:</w:t>
-      </w:r>
-    </w:p>
-    <w:p>
-      <w:pPr>
-        <w:pStyle w:val="a7"/>
-        <w:spacing w:after="40" w:line="276" w:lineRule="auto"/>
+          <w:rFonts w:ascii="Times New Roman" w:hAnsi="Times New Roman" w:eastAsia="Times New Roman" w:cs="Times New Roman"/>
+          <w:sz w:val="28"/>
+        </w:rPr>
+        <w:t>3. Федеральный закон от 21.07.1997 № 116-ФЗ «О промышленной безопасности опасных производственных объектов».</w:t>
+      </w:r>
+    </w:p>
+    <w:p>
+      <w:pPr>
+        <w:spacing w:line="360" w:lineRule="auto"/>
+        <w:ind w:left="425" w:hanging="425"/>
         <w:jc w:val="both"/>
       </w:pPr>
       <w:r>
         <w:rPr>
-          <w:rFonts w:ascii="Times New Roman" w:hAnsi="Times New Roman" w:eastAsia="Times New Roman"/>
-          <w:sz w:val="28"/>
-        </w:rPr>
-        <w:t>оценить степень опасности объекта и характер технологических рисков;</w:t>
-      </w:r>
-    </w:p>
-    <w:p>
-      <w:pPr>
-        <w:pStyle w:val="a7"/>
-        <w:spacing w:after="40" w:line="276" w:lineRule="auto"/>
+          <w:rFonts w:ascii="Times New Roman" w:hAnsi="Times New Roman" w:eastAsia="Times New Roman" w:cs="Times New Roman"/>
+          <w:sz w:val="28"/>
+        </w:rPr>
+        <w:t>4. Приказ Министерства здравоохранения РФ от 28.01.2021 № 29н «Об утверждении Порядка проведения обязательных предварительных и периодических медицинских осмотров работников…».</w:t>
+      </w:r>
+    </w:p>
+    <w:p>
+      <w:pPr>
+        <w:spacing w:line="360" w:lineRule="auto"/>
+        <w:ind w:left="425" w:hanging="425"/>
         <w:jc w:val="both"/>
       </w:pPr>
       <w:r>
         <w:rPr>
-          <w:rFonts w:ascii="Times New Roman" w:hAnsi="Times New Roman" w:eastAsia="Times New Roman"/>
-          <w:sz w:val="28"/>
-        </w:rPr>
-        <w:t>разобрать, насколько безопасно организован технологический процесс;</w:t>
-      </w:r>
-    </w:p>
-    <w:p>
-      <w:pPr>
-        <w:pStyle w:val="a7"/>
-        <w:spacing w:after="40" w:line="276" w:lineRule="auto"/>
+          <w:rFonts w:ascii="Times New Roman" w:hAnsi="Times New Roman" w:eastAsia="Times New Roman" w:cs="Times New Roman"/>
+          <w:sz w:val="28"/>
+        </w:rPr>
+        <w:t>5. Приказ Министерства труда и социальной защиты РФ от 29.10.2021 № 774н «Об утверждении Общих требований к организации безопасного рабочего места».</w:t>
+      </w:r>
+    </w:p>
+    <w:p>
+      <w:pPr>
+        <w:spacing w:line="360" w:lineRule="auto"/>
+        <w:ind w:left="425" w:hanging="425"/>
         <w:jc w:val="both"/>
       </w:pPr>
       <w:r>
         <w:rPr>
-          <w:rFonts w:ascii="Times New Roman" w:hAnsi="Times New Roman" w:eastAsia="Times New Roman"/>
-          <w:sz w:val="28"/>
-        </w:rPr>
-        <w:t>научиться прогнозировать возможные аварийные ситуации;</w:t>
-      </w:r>
-    </w:p>
-    <w:p>
-      <w:pPr>
-        <w:pStyle w:val="a7"/>
-        <w:spacing w:after="40" w:line="276" w:lineRule="auto"/>
+          <w:rFonts w:ascii="Times New Roman" w:hAnsi="Times New Roman" w:eastAsia="Times New Roman" w:cs="Times New Roman"/>
+          <w:sz w:val="28"/>
+        </w:rPr>
+        <w:t>6. ГОСТ 12.1.005-88. ССБТ. Общие санитарно-гигиенические требования к воздуху рабочей зоны.</w:t>
+      </w:r>
+    </w:p>
+    <w:p>
+      <w:pPr>
+        <w:spacing w:line="360" w:lineRule="auto"/>
+        <w:ind w:left="425" w:hanging="425"/>
         <w:jc w:val="both"/>
       </w:pPr>
       <w:r>
         <w:rPr>
-          <w:rFonts w:ascii="Times New Roman" w:hAnsi="Times New Roman" w:eastAsia="Times New Roman"/>
-          <w:sz w:val="28"/>
-        </w:rPr>
-        <w:t>проанализировать опасные и вредные производственные факторы и степень их воздействия;</w:t>
-      </w:r>
-    </w:p>
-    <w:p>
-      <w:pPr>
-        <w:pStyle w:val="a7"/>
-        <w:spacing w:after="40" w:line="276" w:lineRule="auto"/>
+          <w:rFonts w:ascii="Times New Roman" w:hAnsi="Times New Roman" w:eastAsia="Times New Roman" w:cs="Times New Roman"/>
+          <w:sz w:val="28"/>
+        </w:rPr>
+        <w:t>7. ГОСТ 12.4.011-89. ССБТ. Средства защиты работающих. Общие требования и классификация.</w:t>
+      </w:r>
+    </w:p>
+    <w:p>
+      <w:pPr>
+        <w:spacing w:line="360" w:lineRule="auto"/>
+        <w:ind w:left="425" w:hanging="425"/>
         <w:jc w:val="both"/>
       </w:pPr>
       <w:r>
         <w:rPr>
-          <w:rFonts w:ascii="Times New Roman" w:hAnsi="Times New Roman" w:eastAsia="Times New Roman"/>
-          <w:sz w:val="28"/>
-        </w:rPr>
-        <w:t>изучить особенности безопасного ведения химико-технологических операций;</w:t>
-      </w:r>
-    </w:p>
-    <w:p>
-      <w:pPr>
-        <w:pStyle w:val="a7"/>
-        <w:spacing w:after="40" w:line="276" w:lineRule="auto"/>
+          <w:rFonts w:ascii="Times New Roman" w:hAnsi="Times New Roman" w:eastAsia="Times New Roman" w:cs="Times New Roman"/>
+          <w:sz w:val="28"/>
+        </w:rPr>
+        <w:t>8. ГОСТ 7.32-2001. Отчёт о научно-исследовательской работе. Структура и правила оформления.</w:t>
+      </w:r>
+    </w:p>
+    <w:p>
+      <w:pPr>
+        <w:spacing w:line="360" w:lineRule="auto"/>
+        <w:ind w:left="425" w:hanging="425"/>
         <w:jc w:val="both"/>
       </w:pPr>
       <w:r>
         <w:rPr>
-          <w:rFonts w:ascii="Times New Roman" w:hAnsi="Times New Roman" w:eastAsia="Times New Roman"/>
-          <w:sz w:val="28"/>
-        </w:rPr>
-        <w:t>рассмотреть действующие на предприятии подходы к управлению охраной труда и промышленной безопасностью.</w:t>
-      </w:r>
-    </w:p>
-    <w:p>
-      <w:pPr>
-        <w:spacing w:after="0" w:before="0" w:line="276" w:lineRule="auto"/>
-        <w:ind w:firstLine="709"/>
+          <w:rFonts w:ascii="Times New Roman" w:hAnsi="Times New Roman" w:eastAsia="Times New Roman" w:cs="Times New Roman"/>
+          <w:sz w:val="28"/>
+        </w:rPr>
+        <w:t>9. ГОСТ 7.1-2003. Библиографическая запись. Библиографическое описание. Общие требования и правила составления.</w:t>
+      </w:r>
+    </w:p>
+    <w:p>
+      <w:pPr>
+        <w:spacing w:line="360" w:lineRule="auto"/>
+        <w:ind w:left="425" w:hanging="425"/>
         <w:jc w:val="both"/>
       </w:pPr>
       <w:r>
         <w:rPr>
-          <w:rFonts w:ascii="Times New Roman" w:hAnsi="Times New Roman" w:eastAsia="Times New Roman"/>
-          <w:b w:val="0"/>
-          <w:sz w:val="28"/>
-        </w:rPr>
-        <w:t>В отчёте отражены сведения об истории и структуре предприятия, системе охраны труда, организации инструктажей, порядке работы с оборудованием, результатах специальной оценки условий труда, а также о мерах коллективной и индивидуальной защиты персонала.</w:t>
-      </w:r>
-    </w:p>
-    <w:p>
-      <w:pPr>
-        <w:spacing w:after="0" w:before="160" w:line="276" w:lineRule="auto"/>
-        <w:ind w:firstLine="0"/>
+          <w:rFonts w:ascii="Times New Roman" w:hAnsi="Times New Roman" w:eastAsia="Times New Roman" w:cs="Times New Roman"/>
+          <w:sz w:val="28"/>
+        </w:rPr>
+        <w:t>10. СП 60.13330.2020. Отопление, вентиляция и кондиционирование воздуха.</w:t>
+      </w:r>
+    </w:p>
+    <w:p>
+      <w:pPr>
+        <w:spacing w:line="360" w:lineRule="auto"/>
+        <w:ind w:left="425" w:hanging="425"/>
         <w:jc w:val="both"/>
       </w:pPr>
       <w:r>
         <w:rPr>
-          <w:rFonts w:ascii="Times New Roman" w:hAnsi="Times New Roman" w:eastAsia="Times New Roman"/>
-          <w:b/>
-          <w:sz w:val="28"/>
-        </w:rPr>
-        <w:t>Календарный план прохождения практики:</w:t>
-      </w:r>
-    </w:p>
-    <w:p>
-      <w:pPr>
-        <w:spacing w:before="240" w:after="120" w:line="276" w:lineRule="auto"/>
-        <w:ind w:firstLine="0"/>
-        <w:jc w:val="left"/>
-      </w:pPr>
-      <w:r>
-        <w:rPr>
-          <w:rFonts w:ascii="Times New Roman" w:hAnsi="Times New Roman" w:eastAsia="Times New Roman"/>
-          <w:b/>
-          <w:sz w:val="28"/>
-        </w:rPr>
-        <w:t>1. История и описание предприятия «Рогнеда»</w:t>
-      </w:r>
-    </w:p>
-    <w:p>
-      <w:pPr>
-        <w:spacing w:before="160" w:after="120" w:line="276" w:lineRule="auto"/>
-        <w:ind w:firstLine="0"/>
-        <w:jc w:val="left"/>
-      </w:pPr>
-      <w:r>
-        <w:rPr>
-          <w:rFonts w:ascii="Times New Roman" w:hAnsi="Times New Roman" w:eastAsia="Times New Roman"/>
-          <w:b/>
-          <w:sz w:val="28"/>
-        </w:rPr>
-        <w:t>1.1. История компании</w:t>
-      </w:r>
-    </w:p>
-    <w:p>
-      <w:pPr>
-        <w:spacing w:after="0" w:before="0" w:line="276" w:lineRule="auto"/>
-        <w:ind w:firstLine="709"/>
+          <w:rFonts w:ascii="Times New Roman" w:hAnsi="Times New Roman" w:eastAsia="Times New Roman" w:cs="Times New Roman"/>
+          <w:sz w:val="28"/>
+        </w:rPr>
+        <w:t>11. Пособие по практикам бакалавров направления подготовки 20.03.01 «Техносферная безопасность». Кафедра ТСБ РХТУ им. Д.И. Менделеева.</w:t>
+      </w:r>
+    </w:p>
+    <w:p>
+      <w:pPr>
+        <w:spacing w:line="360" w:lineRule="auto"/>
+        <w:ind w:left="425" w:hanging="425"/>
         <w:jc w:val="both"/>
       </w:pPr>
       <w:r>
         <w:rPr>
-          <w:rFonts w:ascii="Times New Roman" w:hAnsi="Times New Roman" w:eastAsia="Times New Roman"/>
-          <w:b w:val="0"/>
-          <w:sz w:val="28"/>
-        </w:rPr>
-        <w:t>Предприятие ведёт свою историю с 1992 года, когда было создано как небольшое научно-производственное объединение. Первыми на рынок вышли контактные клеи и огнебиозащитный состав «КСД» — именно они задали направление дальнейшего развития.</w:t>
-      </w:r>
-    </w:p>
-    <w:p>
-      <w:pPr>
-        <w:spacing w:after="0" w:before="0" w:line="276" w:lineRule="auto"/>
-        <w:ind w:firstLine="709"/>
+          <w:rFonts w:ascii="Times New Roman" w:hAnsi="Times New Roman" w:eastAsia="Times New Roman" w:cs="Times New Roman"/>
+          <w:sz w:val="28"/>
+        </w:rPr>
+        <w:t>12. О компании [Электронный ресурс] // Рогнеда. — URL: https://www.rogneda.ru/company/ (дата обращения: 15.07.2026).</w:t>
+      </w:r>
+    </w:p>
+    <w:p>
+      <w:pPr>
+        <w:spacing w:line="360" w:lineRule="auto"/>
+        <w:ind w:left="425" w:hanging="425"/>
         <w:jc w:val="both"/>
       </w:pPr>
       <w:r>
         <w:rPr>
-          <w:rFonts w:ascii="Times New Roman" w:hAnsi="Times New Roman" w:eastAsia="Times New Roman"/>
-          <w:b w:val="0"/>
-          <w:sz w:val="28"/>
-        </w:rPr>
-        <w:t>В 1994 году появился состав «Акватекс», который со временем стал одним из наиболее узнаваемых продуктов компании в сегменте защитно-декоративных покрытий для древесины. В 2007 году стартовало строительство новой производственной площадки в Старой Купавне; завод проектировали как современное предприятие по выпуску лакокрасочных материалов.</w:t>
-      </w:r>
-    </w:p>
-    <w:p>
-      <w:pPr>
-        <w:spacing w:after="0" w:before="0" w:line="276" w:lineRule="auto"/>
-        <w:ind w:firstLine="709"/>
+          <w:rFonts w:ascii="Times New Roman" w:hAnsi="Times New Roman" w:eastAsia="Times New Roman" w:cs="Times New Roman"/>
+          <w:sz w:val="28"/>
+        </w:rPr>
+        <w:t>13. ООО «НПП Рогнеда» [Электронный ресурс] // Companium.ru. — URL: https://companium.ru/id/1147746529920-npp-rogneda (дата обращения: 15.07.2026).</w:t>
+      </w:r>
+    </w:p>
+    <w:p>
+      <w:pPr>
+        <w:spacing w:line="360" w:lineRule="auto"/>
+        <w:ind w:left="425" w:hanging="425"/>
         <w:jc w:val="both"/>
       </w:pPr>
       <w:r>
         <w:rPr>
-          <w:rFonts w:ascii="Times New Roman" w:hAnsi="Times New Roman" w:eastAsia="Times New Roman"/>
-          <w:b w:val="0"/>
-          <w:sz w:val="28"/>
-        </w:rPr>
-        <w:t>Юридическое лицо в форме ООО «НПП РОГНЕДА» зарегистрировано в 2014 году. Основной вид деятельности — производство красок и лаков на основе полимеров. По итогам 2025 года выручка составила около 6,3 млрд руб., чистая прибыль — порядка 569,5 млн руб.; численность персонала — около 280 человек.</w:t>
-      </w:r>
-    </w:p>
-    <w:p>
-      <w:pPr>
-        <w:spacing w:before="160" w:after="120" w:line="276" w:lineRule="auto"/>
-        <w:ind w:firstLine="0"/>
-        <w:jc w:val="left"/>
-      </w:pPr>
-      <w:r>
-        <w:rPr>
-          <w:rFonts w:ascii="Times New Roman" w:hAnsi="Times New Roman" w:eastAsia="Times New Roman"/>
-          <w:b/>
-          <w:sz w:val="28"/>
-        </w:rPr>
-        <w:t>1.2. Современное состояние и структура производства</w:t>
-      </w:r>
-    </w:p>
-    <w:p>
-      <w:pPr>
-        <w:spacing w:after="0" w:before="0" w:line="276" w:lineRule="auto"/>
-        <w:ind w:firstLine="709"/>
+          <w:rFonts w:ascii="Times New Roman" w:hAnsi="Times New Roman" w:eastAsia="Times New Roman" w:cs="Times New Roman"/>
+          <w:sz w:val="28"/>
+        </w:rPr>
+        <w:t>14. Технологический регламент производства лакокрасочных материалов ООО «НПП РОГНЕДА» (материалы предприятия, 2026 г.).</w:t>
+      </w:r>
+    </w:p>
+    <w:p>
+      <w:pPr>
+        <w:spacing w:line="360" w:lineRule="auto"/>
+        <w:ind w:left="425" w:hanging="425"/>
         <w:jc w:val="both"/>
       </w:pPr>
       <w:r>
         <w:rPr>
-          <w:rFonts w:ascii="Times New Roman" w:hAnsi="Times New Roman" w:eastAsia="Times New Roman"/>
-          <w:b w:val="0"/>
-          <w:sz w:val="28"/>
-        </w:rPr>
-        <w:t>Сегодня «Рогнеда» — это производственно-складской комплекс с собственной научной базой и автоматизированным оборудованием. Ассортимент включает бренды «Акватекс», «Eurotex», «WoodMaster», «Dali», «ECOSEPT» и другие линейки для защиты древесины, металла, бетона и кирпича — как для внутренних, так и для наружных работ.</w:t>
-      </w:r>
-    </w:p>
-    <w:p>
-      <w:pPr>
-        <w:spacing w:after="0" w:before="0" w:line="276" w:lineRule="auto"/>
-        <w:ind w:firstLine="709"/>
-        <w:jc w:val="both"/>
-      </w:pPr>
-      <w:r>
-        <w:rPr>
-          <w:rFonts w:ascii="Times New Roman" w:hAnsi="Times New Roman" w:eastAsia="Times New Roman"/>
-          <w:b w:val="0"/>
-          <w:sz w:val="28"/>
-        </w:rPr>
-        <w:t>Основное производство размещено в трёхэтажном корпусе. Логистика построена по вертикальной (каскадной) схеме: сырьё и полупродукты перемещаются сверху вниз. На третьем этаже организованы органическое отделение и хранение компонентов; на втором — отделение водно-дисперсионных красок (ВДК); на первом — зона фасовки, упаковки и отгрузки готовой продукции.</w:t>
-      </w:r>
-    </w:p>
-    <w:p>
-      <w:pPr>
-        <w:spacing w:after="0" w:before="0" w:line="276" w:lineRule="auto"/>
-        <w:ind w:firstLine="709"/>
-        <w:jc w:val="both"/>
-      </w:pPr>
-      <w:r>
-        <w:rPr>
-          <w:rFonts w:ascii="Times New Roman" w:hAnsi="Times New Roman" w:eastAsia="Times New Roman"/>
-          <w:b w:val="0"/>
-          <w:sz w:val="28"/>
-        </w:rPr>
-        <w:t>В корпусе выделены два ключевых цеха. Водопримессионный цех (ВДК) относится к пожароопасным объектам, поскольку технологические среды в основном водные. Органический цех классифицируется как взрывопожароопасный из-за постоянного обращения летучих органических растворителей.</w:t>
-      </w:r>
-    </w:p>
-    <w:p>
-      <w:pPr>
-        <w:spacing w:before="240" w:after="120" w:line="276" w:lineRule="auto"/>
-        <w:ind w:firstLine="0"/>
-        <w:jc w:val="left"/>
-      </w:pPr>
-      <w:r>
-        <w:rPr>
-          <w:rFonts w:ascii="Times New Roman" w:hAnsi="Times New Roman" w:eastAsia="Times New Roman"/>
-          <w:b/>
-          <w:sz w:val="28"/>
-        </w:rPr>
-        <w:t>2. Основная часть</w:t>
-      </w:r>
-    </w:p>
-    <w:p>
-      <w:pPr>
-        <w:spacing w:before="160" w:after="120" w:line="276" w:lineRule="auto"/>
-        <w:ind w:firstLine="0"/>
-        <w:jc w:val="left"/>
-      </w:pPr>
-      <w:r>
-        <w:rPr>
-          <w:rFonts w:ascii="Times New Roman" w:hAnsi="Times New Roman" w:eastAsia="Times New Roman"/>
-          <w:b/>
-          <w:sz w:val="28"/>
-        </w:rPr>
-        <w:t>2.1. Система управления охраной труда и промышленной безопасностью</w:t>
-      </w:r>
-    </w:p>
-    <w:p>
-      <w:pPr>
-        <w:spacing w:before="160" w:after="120" w:line="276" w:lineRule="auto"/>
-        <w:ind w:firstLine="0"/>
-        <w:jc w:val="left"/>
-      </w:pPr>
-      <w:r>
-        <w:rPr>
-          <w:rFonts w:ascii="Times New Roman" w:hAnsi="Times New Roman" w:eastAsia="Times New Roman"/>
-          <w:b/>
-          <w:sz w:val="28"/>
-        </w:rPr>
-        <w:t>2.1.1. Элементы системы и распределение ответственности</w:t>
-      </w:r>
-    </w:p>
-    <w:p>
-      <w:pPr>
-        <w:spacing w:after="0" w:before="0" w:line="276" w:lineRule="auto"/>
-        <w:ind w:firstLine="709"/>
-        <w:jc w:val="both"/>
-      </w:pPr>
-      <w:r>
-        <w:rPr>
-          <w:rFonts w:ascii="Times New Roman" w:hAnsi="Times New Roman" w:eastAsia="Times New Roman"/>
-          <w:b w:val="0"/>
-          <w:sz w:val="28"/>
-        </w:rPr>
-        <w:t>СУОТ и промышленная безопасность на предприятии выстроены как многоуровневая система. Генеральный директор утверждает политику в области охраны труда, распределяет зоны ответственности и ресурсы. Отдел охраны труда и промышленной безопасности организует инструктажи и обучение, контролирует соблюдение норм, проводит СОУТ и оценку рисков, участвует в расследовании происшествий и ведёт взаимодействие с надзорными органами.</w:t>
-      </w:r>
-    </w:p>
-    <w:p>
-      <w:pPr>
-        <w:spacing w:after="0" w:before="0" w:line="276" w:lineRule="auto"/>
-        <w:ind w:firstLine="709"/>
-        <w:jc w:val="both"/>
-      </w:pPr>
-      <w:r>
-        <w:rPr>
-          <w:rFonts w:ascii="Times New Roman" w:hAnsi="Times New Roman" w:eastAsia="Times New Roman"/>
-          <w:b w:val="0"/>
-          <w:sz w:val="28"/>
-        </w:rPr>
-        <w:t>Руководители цехов отвечают за охрану труда на своих участках, проводят инструктажи на рабочих местах и следят за применением СИЗ. Служба пожарной безопасности поддерживает противопожарный режим, инструкции, планы эвакуации и работоспособность систем пожарной защиты. Научно-технический центр и лаборатории контролируют безопасность технологических процессов и предлагают решения по снижению рисков.</w:t>
-      </w:r>
-    </w:p>
-    <w:p>
-      <w:pPr>
-        <w:spacing w:after="0" w:before="0" w:line="276" w:lineRule="auto"/>
-        <w:ind w:firstLine="709"/>
-        <w:jc w:val="both"/>
-      </w:pPr>
-      <w:r>
-        <w:rPr>
-          <w:rFonts w:ascii="Times New Roman" w:hAnsi="Times New Roman" w:eastAsia="Times New Roman"/>
-          <w:b w:val="0"/>
-          <w:sz w:val="28"/>
-        </w:rPr>
-        <w:t>На оперативном уровне важную роль играют главный инженер-технолог, который контролирует соблюдение технологического регламента, и аппаратчики 3–6 разряда, непосредственно ведущие процесс и фиксирующие параметры в рабочих журналах.</w:t>
-      </w:r>
-    </w:p>
-    <w:p>
-      <w:pPr>
-        <w:spacing w:before="160" w:after="120" w:line="276" w:lineRule="auto"/>
-        <w:ind w:firstLine="0"/>
-        <w:jc w:val="left"/>
-      </w:pPr>
-      <w:r>
-        <w:rPr>
-          <w:rFonts w:ascii="Times New Roman" w:hAnsi="Times New Roman" w:eastAsia="Times New Roman"/>
-          <w:b/>
-          <w:sz w:val="28"/>
-        </w:rPr>
-        <w:t>2.1.2. Виды инструктажей, цели и сроки</w:t>
-      </w:r>
-    </w:p>
-    <w:p>
-      <w:pPr>
-        <w:spacing w:after="0" w:before="0" w:line="276" w:lineRule="auto"/>
-        <w:ind w:firstLine="709"/>
-        <w:jc w:val="both"/>
-      </w:pPr>
-      <w:r>
-        <w:rPr>
-          <w:rFonts w:ascii="Times New Roman" w:hAnsi="Times New Roman" w:eastAsia="Times New Roman"/>
-          <w:b w:val="0"/>
-          <w:sz w:val="28"/>
-        </w:rPr>
-        <w:t>Обучение безопасным приёмам работы на предприятии носит обязательный и непрерывный характер. Каждый инструктаж фиксируется в журнале установленной формы. Ниже приведена сводная характеристика видов инструктажей.</w:t>
-      </w:r>
-    </w:p>
-    <w:p>
-      <w:pPr>
-        <w:spacing w:after="0" w:before="0" w:line="276" w:lineRule="auto"/>
-        <w:ind w:firstLine="709"/>
-        <w:jc w:val="both"/>
-      </w:pPr>
-      <w:r>
-        <w:rPr>
-          <w:rFonts w:ascii="Times New Roman" w:hAnsi="Times New Roman" w:eastAsia="Times New Roman"/>
-          <w:b w:val="0"/>
-          <w:sz w:val="28"/>
-        </w:rPr>
-        <w:t>Отдельно отмечу: для взрывопожароопасных участков (в том числе органического цеха) повторный инструктаж проводится чаще — как правило, не реже одного раза в квартал. Перед работами повышенной опасности дополнительно оформляется наряд-допуск, а при огневых работах в органическом цехе действуют особые ограничения: в условиях действующего производства такие работы, как правило, не допускаются.</w:t>
-      </w:r>
-    </w:p>
-    <w:p>
-      <w:pPr>
-        <w:spacing w:before="160" w:after="120" w:line="276" w:lineRule="auto"/>
-        <w:ind w:firstLine="0"/>
-        <w:jc w:val="left"/>
-      </w:pPr>
-      <w:r>
-        <w:rPr>
-          <w:rFonts w:ascii="Times New Roman" w:hAnsi="Times New Roman" w:eastAsia="Times New Roman"/>
-          <w:b/>
-          <w:sz w:val="28"/>
-        </w:rPr>
-        <w:t>2.1.3. Причины травматизма, аварий и пожаров. Действия при аварии</w:t>
-      </w:r>
-    </w:p>
-    <w:p>
-      <w:pPr>
-        <w:spacing w:after="0" w:before="0" w:line="276" w:lineRule="auto"/>
-        <w:ind w:firstLine="0"/>
-        <w:jc w:val="both"/>
-      </w:pPr>
-      <w:r>
-        <w:rPr>
-          <w:rFonts w:ascii="Times New Roman" w:hAnsi="Times New Roman" w:eastAsia="Times New Roman"/>
-          <w:b w:val="0"/>
-          <w:sz w:val="28"/>
-        </w:rPr>
-        <w:t>К основным причинам травматизма и аварий можно отнести:</w:t>
-      </w:r>
-    </w:p>
-    <w:p>
-      <w:pPr>
-        <w:pStyle w:val="a7"/>
-        <w:spacing w:after="40" w:line="276" w:lineRule="auto"/>
-        <w:jc w:val="both"/>
-      </w:pPr>
-      <w:r>
-        <w:rPr>
-          <w:rFonts w:ascii="Times New Roman" w:hAnsi="Times New Roman" w:eastAsia="Times New Roman"/>
-          <w:sz w:val="28"/>
-        </w:rPr>
-        <w:t>технические — износ уплотнений, разгерметизация трубопроводов и реакторов, отказ автоматики, недостаточная эффективность вентиляции;</w:t>
-      </w:r>
-    </w:p>
-    <w:p>
-      <w:pPr>
-        <w:pStyle w:val="a7"/>
-        <w:spacing w:after="40" w:line="276" w:lineRule="auto"/>
-        <w:jc w:val="both"/>
-      </w:pPr>
-      <w:r>
-        <w:rPr>
-          <w:rFonts w:ascii="Times New Roman" w:hAnsi="Times New Roman" w:eastAsia="Times New Roman"/>
-          <w:sz w:val="28"/>
-        </w:rPr>
-        <w:t>организационные — отступления от регламента, пробелы в квалификации, задержки ремонтов, нехватка СИЗ, нарушение порядка работ по наряду-допуску;</w:t>
-      </w:r>
-    </w:p>
-    <w:p>
-      <w:pPr>
-        <w:pStyle w:val="a7"/>
-        <w:spacing w:after="40" w:line="276" w:lineRule="auto"/>
-        <w:jc w:val="both"/>
-      </w:pPr>
-      <w:r>
-        <w:rPr>
-          <w:rFonts w:ascii="Times New Roman" w:hAnsi="Times New Roman" w:eastAsia="Times New Roman"/>
-          <w:sz w:val="28"/>
-        </w:rPr>
-        <w:t>личностные — игнорирование инструкций, невнимательность, использование опасных приёмов труда.</w:t>
-      </w:r>
-    </w:p>
-    <w:p>
-      <w:pPr>
-        <w:spacing w:after="0" w:before="0" w:line="276" w:lineRule="auto"/>
-        <w:ind w:firstLine="0"/>
-        <w:jc w:val="both"/>
-      </w:pPr>
-      <w:r>
-        <w:rPr>
-          <w:rFonts w:ascii="Times New Roman" w:hAnsi="Times New Roman" w:eastAsia="Times New Roman"/>
-          <w:b w:val="0"/>
-          <w:sz w:val="28"/>
-        </w:rPr>
-        <w:t>Типичные причины пожаров на лакокрасочном производстве:</w:t>
-      </w:r>
-    </w:p>
-    <w:p>
-      <w:pPr>
-        <w:pStyle w:val="a7"/>
-        <w:spacing w:after="40" w:line="276" w:lineRule="auto"/>
-        <w:jc w:val="both"/>
-      </w:pPr>
-      <w:r>
-        <w:rPr>
-          <w:rFonts w:ascii="Times New Roman" w:hAnsi="Times New Roman" w:eastAsia="Times New Roman"/>
-          <w:sz w:val="28"/>
-        </w:rPr>
-        <w:t>нарушения при выполнении огневых работ;</w:t>
-      </w:r>
-    </w:p>
-    <w:p>
-      <w:pPr>
-        <w:pStyle w:val="a7"/>
-        <w:spacing w:after="40" w:line="276" w:lineRule="auto"/>
-        <w:jc w:val="both"/>
-      </w:pPr>
-      <w:r>
-        <w:rPr>
-          <w:rFonts w:ascii="Times New Roman" w:hAnsi="Times New Roman" w:eastAsia="Times New Roman"/>
-          <w:sz w:val="28"/>
-        </w:rPr>
-        <w:t>неисправности электрооборудования (короткое замыкание, перегрузки);</w:t>
-      </w:r>
-    </w:p>
-    <w:p>
-      <w:pPr>
-        <w:pStyle w:val="a7"/>
-        <w:spacing w:after="40" w:line="276" w:lineRule="auto"/>
-        <w:jc w:val="both"/>
-      </w:pPr>
-      <w:r>
-        <w:rPr>
-          <w:rFonts w:ascii="Times New Roman" w:hAnsi="Times New Roman" w:eastAsia="Times New Roman"/>
-          <w:sz w:val="28"/>
-        </w:rPr>
-        <w:t>разряды статического электричества;</w:t>
-      </w:r>
-    </w:p>
-    <w:p>
-      <w:pPr>
-        <w:pStyle w:val="a7"/>
-        <w:spacing w:after="40" w:line="276" w:lineRule="auto"/>
-        <w:jc w:val="both"/>
-      </w:pPr>
-      <w:r>
-        <w:rPr>
-          <w:rFonts w:ascii="Times New Roman" w:hAnsi="Times New Roman" w:eastAsia="Times New Roman"/>
-          <w:sz w:val="28"/>
-        </w:rPr>
-        <w:t>самовозгорание промасленных материалов;</w:t>
-      </w:r>
-    </w:p>
-    <w:p>
-      <w:pPr>
-        <w:pStyle w:val="a7"/>
-        <w:spacing w:after="40" w:line="276" w:lineRule="auto"/>
-        <w:jc w:val="both"/>
-      </w:pPr>
-      <w:r>
-        <w:rPr>
-          <w:rFonts w:ascii="Times New Roman" w:hAnsi="Times New Roman" w:eastAsia="Times New Roman"/>
-          <w:sz w:val="28"/>
-        </w:rPr>
-        <w:t>неосторожное обращение с источниками воспламенения.</w:t>
-      </w:r>
-    </w:p>
-    <w:p>
-      <w:pPr>
-        <w:spacing w:after="0" w:before="0" w:line="276" w:lineRule="auto"/>
-        <w:ind w:firstLine="709"/>
-        <w:jc w:val="both"/>
-      </w:pPr>
-      <w:r>
-        <w:rPr>
-          <w:rFonts w:ascii="Times New Roman" w:hAnsi="Times New Roman" w:eastAsia="Times New Roman"/>
-          <w:b w:val="0"/>
-          <w:sz w:val="28"/>
-        </w:rPr>
-        <w:t>Алгоритм ликвидации аварии включает обнаружение и оповещение, эвакуацию и спасение людей, локализацию очага и последующую ликвидацию последствий с документированием происшествия.</w:t>
-      </w:r>
-    </w:p>
-    <w:p>
-      <w:pPr>
-        <w:spacing w:before="160" w:after="120" w:line="276" w:lineRule="auto"/>
-        <w:ind w:firstLine="0"/>
-        <w:jc w:val="left"/>
-      </w:pPr>
-      <w:r>
-        <w:rPr>
-          <w:rFonts w:ascii="Times New Roman" w:hAnsi="Times New Roman" w:eastAsia="Times New Roman"/>
-          <w:b/>
-          <w:sz w:val="28"/>
-        </w:rPr>
-        <w:t>2.1.4. Экономический ущерб от травматизма и аварий</w:t>
-      </w:r>
-    </w:p>
-    <w:p>
-      <w:pPr>
-        <w:spacing w:after="0" w:before="0" w:line="276" w:lineRule="auto"/>
-        <w:ind w:firstLine="709"/>
-        <w:jc w:val="both"/>
-      </w:pPr>
-      <w:r>
-        <w:rPr>
-          <w:rFonts w:ascii="Times New Roman" w:hAnsi="Times New Roman" w:eastAsia="Times New Roman"/>
-          <w:b w:val="0"/>
-          <w:sz w:val="28"/>
-        </w:rPr>
-        <w:t>Экономические потери от инцидентов складываются из нескольких составляющих. К прямым относят расходы на медицинскую помощь и реабилитацию, страховые выплаты, стоимость повреждённого оборудования, сырья и продукции, а также затраты на восстановление. Косвенные потери включают оплату вынужденного простоя, подбор и адаптацию новых работников, внеплановые проверки и штрафы. Упущенная выгода связана с остановкой линий, срывом поставок и репутационными рисками. Для органического цеха длительный простой особенно чувствителен из-за высокой стоимости простоя и сложности повторного запуска.</w:t>
-      </w:r>
-    </w:p>
-    <w:p>
-      <w:pPr>
-        <w:spacing w:before="160" w:after="120" w:line="276" w:lineRule="auto"/>
-        <w:ind w:firstLine="0"/>
-        <w:jc w:val="left"/>
-      </w:pPr>
-      <w:r>
-        <w:rPr>
-          <w:rFonts w:ascii="Times New Roman" w:hAnsi="Times New Roman" w:eastAsia="Times New Roman"/>
-          <w:b/>
-          <w:sz w:val="28"/>
-        </w:rPr>
-        <w:t>2.2. Характеристика производственных цехов</w:t>
-      </w:r>
-    </w:p>
-    <w:p>
-      <w:pPr>
-        <w:spacing w:before="160" w:after="120" w:line="276" w:lineRule="auto"/>
-        <w:ind w:firstLine="0"/>
-        <w:jc w:val="left"/>
-      </w:pPr>
-      <w:r>
-        <w:rPr>
-          <w:rFonts w:ascii="Times New Roman" w:hAnsi="Times New Roman" w:eastAsia="Times New Roman"/>
-          <w:b/>
-          <w:sz w:val="28"/>
-        </w:rPr>
-        <w:t>2.2.1. Структура цехов и движение сырья</w:t>
-      </w:r>
-    </w:p>
-    <w:p>
-      <w:pPr>
-        <w:spacing w:after="0" w:before="0" w:line="276" w:lineRule="auto"/>
-        <w:ind w:firstLine="709"/>
-        <w:jc w:val="both"/>
-      </w:pPr>
-      <w:r>
-        <w:rPr>
-          <w:rFonts w:ascii="Times New Roman" w:hAnsi="Times New Roman" w:eastAsia="Times New Roman"/>
-          <w:b w:val="0"/>
-          <w:sz w:val="28"/>
-        </w:rPr>
-        <w:t>Технологический поток начинается с приёмки и хранения сырья (мешки, контейнеры, насосная закачка в ёмкости). Далее компоненты подготавливают — очищают, взвешивают и дозируют. В смесительном отделении по рецептуре выполняют диспергирование и гомогенизацию. Имеются участки очистки/регенерации растворителей, контроля качества, фасовки и упаковки, а также вспомогательные помещения и инженерные системы (теплообменники, охлаждение/нагрев, очистка воды, трубопроводы).</w:t>
-      </w:r>
-    </w:p>
-    <w:p>
-      <w:pPr>
-        <w:spacing w:after="0" w:before="0" w:line="276" w:lineRule="auto"/>
-        <w:ind w:firstLine="709"/>
-        <w:jc w:val="both"/>
-      </w:pPr>
-      <w:r>
-        <w:rPr>
-          <w:rFonts w:ascii="Times New Roman" w:hAnsi="Times New Roman" w:eastAsia="Times New Roman"/>
-          <w:b w:val="0"/>
-          <w:sz w:val="28"/>
-        </w:rPr>
-        <w:t>В цехе ВДК преобладают водные дисперсии полимеров, вода как дисперсионная среда, наполнители и пигменты (кальцит, тальк, диоксид титана), а также дозируемые кислоты и щелочи для корректировки pH. В органическом цехе обращаются ЛВЖ и ГЖ (ксилол, толуол, бутилацетат, уайт-спирит), смолы, пигменты и функциональные добавки; используются закрытые резервуары и мобильные дежи.</w:t>
-      </w:r>
-    </w:p>
-    <w:p>
-      <w:pPr>
-        <w:spacing w:before="160" w:after="120" w:line="276" w:lineRule="auto"/>
-        <w:ind w:firstLine="0"/>
-        <w:jc w:val="left"/>
-      </w:pPr>
-      <w:r>
-        <w:rPr>
-          <w:rFonts w:ascii="Times New Roman" w:hAnsi="Times New Roman" w:eastAsia="Times New Roman"/>
-          <w:b/>
-          <w:sz w:val="28"/>
-        </w:rPr>
-        <w:t>2.2.2. Исходное сырьё и выпускаемая продукция</w:t>
-      </w:r>
-    </w:p>
-    <w:p>
-      <w:pPr>
-        <w:spacing w:after="0" w:before="0" w:line="276" w:lineRule="auto"/>
-        <w:ind w:firstLine="709"/>
-        <w:jc w:val="both"/>
-      </w:pPr>
-      <w:r>
-        <w:rPr>
-          <w:rFonts w:ascii="Times New Roman" w:hAnsi="Times New Roman" w:eastAsia="Times New Roman"/>
-          <w:b w:val="0"/>
-          <w:sz w:val="28"/>
-        </w:rPr>
-        <w:t>В рецептурах применяют плёнкообразователи (смолы, олифы, латексы, дисперсии), растворители и разбавители (органические растворители, вода), пигменты и наполнители, а также специальные добавки — пластификаторы, стабилизаторы, загустители, биоциды и компоненты для огнезащитных и гидроизоляционных составов.</w:t>
-      </w:r>
-    </w:p>
-    <w:p>
-      <w:pPr>
-        <w:spacing w:after="0" w:before="0" w:line="276" w:lineRule="auto"/>
-        <w:ind w:firstLine="709"/>
-        <w:jc w:val="both"/>
-      </w:pPr>
-      <w:r>
-        <w:rPr>
-          <w:rFonts w:ascii="Times New Roman" w:hAnsi="Times New Roman" w:eastAsia="Times New Roman"/>
-          <w:b w:val="0"/>
-          <w:sz w:val="28"/>
-        </w:rPr>
-        <w:t>Номенклатура продукции насчитывает порядка 250 наименований: средства защиты древесины, интерьерные и фасадные краски, эмали, лаки, грунтовки, декоративные покрытия, а также специализированные огнезащитные и гидроизоляционные материалы. Качество поддерживается за счёт автоматизации процессов и поэтапного контроля.</w:t>
-      </w:r>
-    </w:p>
-    <w:p>
-      <w:pPr>
-        <w:spacing w:before="160" w:after="120" w:line="276" w:lineRule="auto"/>
-        <w:ind w:firstLine="0"/>
-        <w:jc w:val="left"/>
-      </w:pPr>
-      <w:r>
-        <w:rPr>
-          <w:rFonts w:ascii="Times New Roman" w:hAnsi="Times New Roman" w:eastAsia="Times New Roman"/>
-          <w:b/>
-          <w:sz w:val="28"/>
-        </w:rPr>
-        <w:t>2.2.3. Требования безопасности при работе в цехах</w:t>
-      </w:r>
-    </w:p>
-    <w:p>
-      <w:pPr>
-        <w:spacing w:after="0" w:before="0" w:line="276" w:lineRule="auto"/>
-        <w:ind w:firstLine="709"/>
-        <w:jc w:val="both"/>
-      </w:pPr>
-      <w:r>
-        <w:rPr>
-          <w:rFonts w:ascii="Times New Roman" w:hAnsi="Times New Roman" w:eastAsia="Times New Roman"/>
-          <w:b w:val="0"/>
-          <w:sz w:val="28"/>
-        </w:rPr>
-        <w:t>Безопасность обеспечивается комплексом организационных и технических мер: регулярные инструктажи и проверка знаний; максимальная автоматизация процессов для снижения контакта персонала с опасными веществами; строгий порядок работы с ЛВЖ и ГЖ; наличие систем пожаротушения и оповещения; обязательное применение СИЗ. Для снижения воздействия на работников и окружающую среду используются конденсация паров растворителей и очистка сточных вод.</w:t>
-      </w:r>
-    </w:p>
-    <w:p>
-      <w:pPr>
-        <w:spacing w:after="0" w:before="0" w:line="276" w:lineRule="auto"/>
-        <w:ind w:firstLine="709"/>
-        <w:jc w:val="both"/>
-      </w:pPr>
-      <w:r>
-        <w:rPr>
-          <w:rFonts w:ascii="Times New Roman" w:hAnsi="Times New Roman" w:eastAsia="Times New Roman"/>
-          <w:b w:val="0"/>
-          <w:sz w:val="28"/>
-        </w:rPr>
-        <w:t>При работе с кислотами и щелочами обязательны герметичные очки, химически стойкая спецодежда и перчатки; вблизи рабочих зон размещены аварийные фонтаны для промывки глаз. В органическом цехе электрооборудование выполняется во взрывозащищённом исполнении, вход организован через тамбур-шлюз с подпором воздуха, аппараты и трубопроводы заземляются, применяются антистатические решения.</w:t>
-      </w:r>
-    </w:p>
-    <w:p>
-      <w:pPr>
-        <w:spacing w:after="0" w:before="0" w:line="276" w:lineRule="auto"/>
-        <w:ind w:firstLine="709"/>
-        <w:jc w:val="both"/>
-      </w:pPr>
-      <w:r>
-        <w:rPr>
-          <w:rFonts w:ascii="Times New Roman" w:hAnsi="Times New Roman" w:eastAsia="Times New Roman"/>
-          <w:b w:val="0"/>
-          <w:sz w:val="28"/>
-        </w:rPr>
-        <w:t>Отдельное внимание уделяется загрузке сырья. Жидкости подаются по шлангам через краны; сухие компоненты загружаются через люки. После загрузки аппаратчик не переходит к следующей стадии без подтверждения технолога — такой порядок снижает риск ошибок, связанных с человеческим фактором.</w:t>
-      </w:r>
-    </w:p>
-    <w:p>
-      <w:pPr>
-        <w:spacing w:before="160" w:after="120" w:line="276" w:lineRule="auto"/>
-        <w:ind w:firstLine="0"/>
-        <w:jc w:val="left"/>
-      </w:pPr>
-      <w:r>
-        <w:rPr>
-          <w:rFonts w:ascii="Times New Roman" w:hAnsi="Times New Roman" w:eastAsia="Times New Roman"/>
-          <w:b/>
-          <w:sz w:val="28"/>
-        </w:rPr>
-        <w:t>2.3. Освидетельствование, приём и сдача оборудования</w:t>
-      </w:r>
-    </w:p>
-    <w:p>
-      <w:pPr>
-        <w:spacing w:after="0" w:before="0" w:line="276" w:lineRule="auto"/>
-        <w:ind w:firstLine="709"/>
-        <w:jc w:val="both"/>
-      </w:pPr>
-      <w:r>
-        <w:rPr>
-          <w:rFonts w:ascii="Times New Roman" w:hAnsi="Times New Roman" w:eastAsia="Times New Roman"/>
-          <w:b w:val="0"/>
-          <w:sz w:val="28"/>
-        </w:rPr>
-        <w:t>Техническое освидетельствование начинается с планирования: составляют перечень объектов и графики работ, формируют комиссию приказом. Комиссия изучает документацию, проводит осмотр, проверяет работоспособность и параметры; при необходимости привлекают экспертные организации. По итогам оформляют акт с выводом о возможности дальнейшей эксплуатации, необходимых мероприятиях и сроке следующего освидетельствования, после чего контролируют исполнение рекомендаций.</w:t>
-      </w:r>
-    </w:p>
-    <w:p>
-      <w:pPr>
-        <w:spacing w:after="0" w:before="0" w:line="276" w:lineRule="auto"/>
-        <w:ind w:firstLine="709"/>
-        <w:jc w:val="both"/>
-      </w:pPr>
-      <w:r>
-        <w:rPr>
-          <w:rFonts w:ascii="Times New Roman" w:hAnsi="Times New Roman" w:eastAsia="Times New Roman"/>
-          <w:b w:val="0"/>
-          <w:sz w:val="28"/>
-        </w:rPr>
-        <w:t>При приёмке нового оборудования издают приказ о составе комиссии и задачах, готовят площадку, сверяют комплектность и характеристики с документами, фиксируют замечания. При необходимости проверяют готовность места установки, участвуют в наладке и опытной эксплуатации, оформляют акты и проводят инструктаж персонала, который будет работать на объекте.</w:t>
-      </w:r>
-    </w:p>
-    <w:p>
-      <w:pPr>
-        <w:spacing w:after="0" w:before="0" w:line="276" w:lineRule="auto"/>
-        <w:ind w:firstLine="709"/>
-        <w:jc w:val="both"/>
-      </w:pPr>
-      <w:r>
-        <w:rPr>
-          <w:rFonts w:ascii="Times New Roman" w:hAnsi="Times New Roman" w:eastAsia="Times New Roman"/>
-          <w:b w:val="0"/>
-          <w:sz w:val="28"/>
-        </w:rPr>
-        <w:t>Сдача оборудования оформляется после согласования с техническими службами, ОТ и ПБ. Комиссия оценивает состояние объекта и составляет акт сдачи-приёмки с перечнем замечаний; на его основании принимают решение о принятии к учёту, доработке, списании или передаче.</w:t>
-      </w:r>
-    </w:p>
-    <w:p>
-      <w:pPr>
-        <w:spacing w:before="160" w:after="120" w:line="276" w:lineRule="auto"/>
-        <w:ind w:firstLine="0"/>
-        <w:jc w:val="left"/>
-      </w:pPr>
-      <w:r>
-        <w:rPr>
-          <w:rFonts w:ascii="Times New Roman" w:hAnsi="Times New Roman" w:eastAsia="Times New Roman"/>
-          <w:b/>
-          <w:sz w:val="28"/>
-        </w:rPr>
-        <w:t>2.4. Государственный надзор и результаты проверок</w:t>
-      </w:r>
-    </w:p>
-    <w:p>
-      <w:pPr>
-        <w:spacing w:after="0" w:before="0" w:line="276" w:lineRule="auto"/>
-        <w:ind w:firstLine="709"/>
-        <w:jc w:val="both"/>
-      </w:pPr>
-      <w:r>
-        <w:rPr>
-          <w:rFonts w:ascii="Times New Roman" w:hAnsi="Times New Roman" w:eastAsia="Times New Roman"/>
-          <w:b w:val="0"/>
-          <w:sz w:val="28"/>
-        </w:rPr>
-        <w:t>Внешний контроль осуществляют Ростехнадзор (промышленная безопасность ёмкостного оборудования и опасных производственных объектов), Роструд (соблюдение трудового законодательства и охраны труда, медосмотры, СИЗ, инструктажи), органы государственного пожарного надзора (системы пожарной защиты, первичные средства, эвакуация) и Роспотребнадзор (санитарные условия, вентиляция, воздух рабочей зоны).</w:t>
-      </w:r>
-    </w:p>
-    <w:p>
-      <w:pPr>
-        <w:spacing w:after="0" w:before="0" w:line="276" w:lineRule="auto"/>
-        <w:ind w:firstLine="709"/>
-        <w:jc w:val="both"/>
-      </w:pPr>
-      <w:r>
-        <w:rPr>
-          <w:rFonts w:ascii="Times New Roman" w:hAnsi="Times New Roman" w:eastAsia="Times New Roman"/>
-          <w:b w:val="0"/>
-          <w:sz w:val="28"/>
-        </w:rPr>
-        <w:t>В материалах практики приведены примеры замечаний по итогам проверки Центрального управления Ростехнадзора (в том числе 2019 г.): организационные нарушения (отсутствие отдельных назначений, документов, схем, перечней) и технические (нет инвентарного номера на переносном электронагревателе, не обозначены светильники аварийного освещения, отсутствуют стрелки направления вращения на электродвигателях). Такие замечания подлежат устранению в установленные сроки. Внутренний общественный контроль поддерживают уполномоченные по охране труда и профсоюзные представители.</w:t>
-      </w:r>
-    </w:p>
-    <w:p>
-      <w:pPr>
-        <w:spacing w:before="160" w:after="120" w:line="276" w:lineRule="auto"/>
-        <w:ind w:firstLine="0"/>
-        <w:jc w:val="left"/>
-      </w:pPr>
-      <w:r>
-        <w:rPr>
-          <w:rFonts w:ascii="Times New Roman" w:hAnsi="Times New Roman" w:eastAsia="Times New Roman"/>
-          <w:b/>
-          <w:sz w:val="28"/>
-        </w:rPr>
-        <w:t>2.5. Результаты СОУТ и мероприятия по улучшению условий труда</w:t>
-      </w:r>
-    </w:p>
-    <w:p>
-      <w:pPr>
-        <w:spacing w:after="0" w:before="0" w:line="276" w:lineRule="auto"/>
-        <w:ind w:firstLine="709"/>
-        <w:jc w:val="both"/>
-      </w:pPr>
-      <w:r>
-        <w:rPr>
-          <w:rFonts w:ascii="Times New Roman" w:hAnsi="Times New Roman" w:eastAsia="Times New Roman"/>
-          <w:b w:val="0"/>
-          <w:sz w:val="28"/>
-        </w:rPr>
-        <w:t>Специальная оценка условий труда проводится в соответствии с Федеральным законом № 426-ФЗ не реже одного раза в пять лет, а также внепланово при изменении условий. На рабочих местах лакокрасочного производства идентифицируются химический фактор (пары растворителей и других веществ), аэрозоли преимущественно фиброгенного действия (пыль при растаривании и загрузке), шум, вибрация, параметры микроклимата, освещённость, электромагнитные поля и статическое электричество, а также показатели тяжести и напряжённости труда.</w:t>
-      </w:r>
-    </w:p>
-    <w:p>
-      <w:pPr>
-        <w:spacing w:after="0" w:before="0" w:line="276" w:lineRule="auto"/>
-        <w:ind w:firstLine="709"/>
-        <w:jc w:val="both"/>
-      </w:pPr>
-      <w:r>
-        <w:rPr>
-          <w:rFonts w:ascii="Times New Roman" w:hAnsi="Times New Roman" w:eastAsia="Times New Roman"/>
-          <w:b w:val="0"/>
-          <w:sz w:val="28"/>
-        </w:rPr>
-        <w:t>По результатам СОУТ большинство рабочих мест отнесено ко 2-му классу (допустимые условия). Участки с более интенсивным контактом с химическими веществами и работой на технологическом оборудовании могут относиться к 3-му классу (вредные условия) с соответствующими гарантиями и компенсациями. Благодаря вентиляции, автоматизации и средствам контроля класс условий труда на предприятии удерживается в допустимых пределах на значительной части мест.</w:t>
-      </w:r>
-    </w:p>
-    <w:p>
-      <w:pPr>
-        <w:spacing w:after="0" w:before="0" w:line="276" w:lineRule="auto"/>
-        <w:ind w:firstLine="709"/>
-        <w:jc w:val="both"/>
-      </w:pPr>
-      <w:r>
-        <w:rPr>
-          <w:rFonts w:ascii="Times New Roman" w:hAnsi="Times New Roman" w:eastAsia="Times New Roman"/>
-          <w:b w:val="0"/>
-          <w:sz w:val="28"/>
-        </w:rPr>
-        <w:t>План улучшения условий труда включает управленческие меры (актуализация регламентов, информирование персонала, медосмотры по Приказу Минздрава № 29н), технические решения (модернизация оборудования, автоматика, очистные сооружения), контроль СИЗ и развитие санитарно-бытовой инфраструктуры. Исполнение контролируют служба охраны труда, руководители подразделений и надзорные органы при проверках.</w:t>
-      </w:r>
-    </w:p>
-    <w:p>
-      <w:pPr>
-        <w:spacing w:after="0" w:before="0" w:line="276" w:lineRule="auto"/>
-        <w:ind w:firstLine="709"/>
-        <w:jc w:val="both"/>
-      </w:pPr>
-      <w:r>
-        <w:rPr>
-          <w:rFonts w:ascii="Times New Roman" w:hAnsi="Times New Roman" w:eastAsia="Times New Roman"/>
-          <w:b w:val="0"/>
-          <w:sz w:val="28"/>
-        </w:rPr>
-        <w:t>Среди инженерных средств защиты отмечу приточно-вытяжную вентиляцию (приток — через венткамеру с фильтрами и подогревом; вытяжка — с кровли), пожарные клапаны в воздуховодах, водно-пенную спринклерную систему (срабатывание колб около 68 °C, поддержание давления насосом «джакей»), зенитные фонари для дымоудаления, СОУЭ, а также первичные средства пожаротушения. Персонал обеспечивается очками, респираторами, антистатической спецодеждой и химзащитой при работе с агрессивными средами.</w:t>
-      </w:r>
-    </w:p>
-    <w:p>
-      <w:pPr>
-        <w:spacing w:before="160" w:after="120" w:line="276" w:lineRule="auto"/>
-        <w:ind w:firstLine="0"/>
-        <w:jc w:val="left"/>
-      </w:pPr>
-      <w:r>
-        <w:rPr>
-          <w:rFonts w:ascii="Times New Roman" w:hAnsi="Times New Roman" w:eastAsia="Times New Roman"/>
-          <w:b/>
-          <w:sz w:val="28"/>
-        </w:rPr>
-        <w:t>2.6. Экономические показатели предприятия</w:t>
-      </w:r>
-    </w:p>
-    <w:p>
-      <w:pPr>
-        <w:spacing w:after="0" w:before="0" w:line="276" w:lineRule="auto"/>
-        <w:ind w:firstLine="709"/>
-        <w:jc w:val="both"/>
-      </w:pPr>
-      <w:r>
-        <w:rPr>
-          <w:rFonts w:ascii="Times New Roman" w:hAnsi="Times New Roman" w:eastAsia="Times New Roman"/>
-          <w:b w:val="0"/>
-          <w:sz w:val="28"/>
-        </w:rPr>
-        <w:t>По данным за 2025 год предприятие демонстрирует рост ключевых показателей: выручка — около 6,3 млрд руб., чистая прибыль — около 569,5 млн руб. В отчётном периоде, по доступным сведениям практики, предприятие не фигурировало в сводках происшествий, связанных с тяжёлым производственным травматизмом, что косвенно свидетельствует об эффективности профилактической работы службы охраны труда и инженерных систем безопасности. Вместе с тем потенциальный экономический ущерб от аварии или пожара на объекте с ЛВЖ остаётся высоким, поэтому приоритетом остаётся предупреждение инцидентов.</w:t>
-      </w:r>
-    </w:p>
-    <w:p>
-      <w:pPr>
-        <w:spacing w:before="240" w:after="120" w:line="276" w:lineRule="auto"/>
-        <w:ind w:firstLine="0"/>
-        <w:jc w:val="left"/>
-      </w:pPr>
-      <w:r>
-        <w:rPr>
-          <w:rFonts w:ascii="Times New Roman" w:hAnsi="Times New Roman" w:eastAsia="Times New Roman"/>
-          <w:b/>
-          <w:sz w:val="28"/>
-        </w:rPr>
-        <w:t>Заключение</w:t>
-      </w:r>
-    </w:p>
-    <w:p>
-      <w:pPr>
-        <w:spacing w:after="0" w:before="0" w:line="276" w:lineRule="auto"/>
-        <w:ind w:firstLine="709"/>
-        <w:jc w:val="both"/>
-      </w:pPr>
-      <w:r>
-        <w:rPr>
-          <w:rFonts w:ascii="Times New Roman" w:hAnsi="Times New Roman" w:eastAsia="Times New Roman"/>
-          <w:b w:val="0"/>
-          <w:sz w:val="28"/>
-        </w:rPr>
-        <w:t>В ходе производственной практики на ООО «НПП Рогнеда» мной выполнены поставленные задачи. Я ознакомилась со структурой предприятия и организацией работы специалистов по охране труда и промышленной безопасности, изучила систему инструктажей, порядок работ повышенной опасности, подходы к освидетельствованию оборудования, а также результаты СОУТ и комплекс мер коллективной и индивидуальной защиты.</w:t>
-      </w:r>
-    </w:p>
-    <w:p>
-      <w:pPr>
-        <w:spacing w:after="0" w:before="0" w:line="276" w:lineRule="auto"/>
-        <w:ind w:firstLine="709"/>
-        <w:jc w:val="both"/>
-      </w:pPr>
-      <w:r>
-        <w:rPr>
-          <w:rFonts w:ascii="Times New Roman" w:hAnsi="Times New Roman" w:eastAsia="Times New Roman"/>
-          <w:b w:val="0"/>
-          <w:sz w:val="28"/>
-        </w:rPr>
-        <w:t>Можно сделать вывод, что производство лакокрасочных материалов связано с существенными пожаровзрывоопасными и химическими рисками, однако на предприятии выстроена система управления этими рисками: от организационных процедур и обучения персонала до инженерных систем вентиляции, взрывозащиты, пожаротушения и контроля воздушной среды. Полученный опыт полезен для дальнейшего обучения по направлению «Техносферная безопасность» и понимания практической роли инженера по охране труда на химическом производстве.</w:t>
-      </w:r>
-    </w:p>
-    <w:p>
-      <w:pPr>
-        <w:spacing w:before="240" w:after="120" w:line="276" w:lineRule="auto"/>
-        <w:ind w:firstLine="0"/>
-        <w:jc w:val="left"/>
-      </w:pPr>
-      <w:r>
-        <w:rPr>
-          <w:rFonts w:ascii="Times New Roman" w:hAnsi="Times New Roman" w:eastAsia="Times New Roman"/>
-          <w:b/>
-          <w:sz w:val="28"/>
-        </w:rPr>
-        <w:t>Список используемой литературы</w:t>
-      </w:r>
-    </w:p>
-    <w:p>
-      <w:pPr>
-        <w:pStyle w:val="a7"/>
-        <w:spacing w:after="40" w:line="276" w:lineRule="auto"/>
-        <w:jc w:val="both"/>
-      </w:pPr>
-      <w:r>
-        <w:rPr>
-          <w:rFonts w:ascii="Times New Roman" w:hAnsi="Times New Roman" w:eastAsia="Times New Roman"/>
-          <w:sz w:val="28"/>
-        </w:rPr>
-        <w:t>1. Трудовой кодекс Российской Федерации от 30.12.2001 № 197-ФЗ (глава 10 «Охрана труда»).</w:t>
-      </w:r>
-    </w:p>
-    <w:p>
-      <w:pPr>
-        <w:pStyle w:val="a7"/>
-        <w:spacing w:after="40" w:line="276" w:lineRule="auto"/>
-        <w:jc w:val="both"/>
-      </w:pPr>
-      <w:r>
-        <w:rPr>
-          <w:rFonts w:ascii="Times New Roman" w:hAnsi="Times New Roman" w:eastAsia="Times New Roman"/>
-          <w:sz w:val="28"/>
-        </w:rPr>
-        <w:t>2. Федеральный закон от 28.12.2013 № 426-ФЗ «О специальной оценке условий труда».</w:t>
-      </w:r>
-    </w:p>
-    <w:p>
-      <w:pPr>
-        <w:pStyle w:val="a7"/>
-        <w:spacing w:after="40" w:line="276" w:lineRule="auto"/>
-        <w:jc w:val="both"/>
-      </w:pPr>
-      <w:r>
-        <w:rPr>
-          <w:rFonts w:ascii="Times New Roman" w:hAnsi="Times New Roman" w:eastAsia="Times New Roman"/>
-          <w:sz w:val="28"/>
-        </w:rPr>
-        <w:t>3. Федеральный закон от 21.07.1997 № 116-ФЗ «О промышленной безопасности опасных производственных объектов».</w:t>
-      </w:r>
-    </w:p>
-    <w:p>
-      <w:pPr>
-        <w:pStyle w:val="a7"/>
-        <w:spacing w:after="40" w:line="276" w:lineRule="auto"/>
-        <w:jc w:val="both"/>
-      </w:pPr>
-      <w:r>
-        <w:rPr>
-          <w:rFonts w:ascii="Times New Roman" w:hAnsi="Times New Roman" w:eastAsia="Times New Roman"/>
-          <w:sz w:val="28"/>
-        </w:rPr>
-        <w:t>4. Приказ Минздрава России от 28.01.2021 № 29н «Об утверждении Порядка проведения обязательных предварительных и периодических медицинских осмотров работников».</w:t>
-      </w:r>
-    </w:p>
-    <w:p>
-      <w:pPr>
-        <w:pStyle w:val="a7"/>
-        <w:spacing w:after="40" w:line="276" w:lineRule="auto"/>
-        <w:jc w:val="both"/>
-      </w:pPr>
-      <w:r>
-        <w:rPr>
-          <w:rFonts w:ascii="Times New Roman" w:hAnsi="Times New Roman" w:eastAsia="Times New Roman"/>
-          <w:sz w:val="28"/>
-        </w:rPr>
-        <w:t>5. Приказ Минтруда России от 29.10.2021 № 774н «Об утверждении Общих требований к организации безопасного рабочего места».</w:t>
-      </w:r>
-    </w:p>
-    <w:p>
-      <w:pPr>
-        <w:pStyle w:val="a7"/>
-        <w:spacing w:after="40" w:line="276" w:lineRule="auto"/>
-        <w:jc w:val="both"/>
-      </w:pPr>
-      <w:r>
-        <w:rPr>
-          <w:rFonts w:ascii="Times New Roman" w:hAnsi="Times New Roman" w:eastAsia="Times New Roman"/>
-          <w:sz w:val="28"/>
-        </w:rPr>
-        <w:t>6. ГОСТ 12.1.005-88 «ССБТ. Общие санитарно-гигиенические требования к воздуху рабочей зоны».</w:t>
-      </w:r>
-    </w:p>
-    <w:p>
-      <w:pPr>
-        <w:pStyle w:val="a7"/>
-        <w:spacing w:after="40" w:line="276" w:lineRule="auto"/>
-        <w:jc w:val="both"/>
-      </w:pPr>
-      <w:r>
-        <w:rPr>
-          <w:rFonts w:ascii="Times New Roman" w:hAnsi="Times New Roman" w:eastAsia="Times New Roman"/>
-          <w:sz w:val="28"/>
-        </w:rPr>
-        <w:t>7. ГОСТ 12.4.011-89 «ССБТ. Средства защиты работающих. Общие требования и классификация».</w:t>
-      </w:r>
-    </w:p>
-    <w:p>
-      <w:pPr>
-        <w:pStyle w:val="a7"/>
-        <w:spacing w:after="40" w:line="276" w:lineRule="auto"/>
-        <w:jc w:val="both"/>
-      </w:pPr>
-      <w:r>
-        <w:rPr>
-          <w:rFonts w:ascii="Times New Roman" w:hAnsi="Times New Roman" w:eastAsia="Times New Roman"/>
-          <w:sz w:val="28"/>
-        </w:rPr>
-        <w:t>8. СП 60.13330.2020 «Отопление, вентиляция и кондиционирование воздуха».</w:t>
-      </w:r>
-    </w:p>
-    <w:p>
-      <w:pPr>
-        <w:pStyle w:val="a7"/>
-        <w:spacing w:after="40" w:line="276" w:lineRule="auto"/>
-        <w:jc w:val="both"/>
-      </w:pPr>
-      <w:r>
-        <w:rPr>
-          <w:rFonts w:ascii="Times New Roman" w:hAnsi="Times New Roman" w:eastAsia="Times New Roman"/>
-          <w:sz w:val="28"/>
-        </w:rPr>
-        <w:t>9. О компании // Рогнеда. — URL: https://www.rogneda.ru/company/ (дата обращения: 15.07.2026).</w:t>
-      </w:r>
-    </w:p>
-    <w:p>
-      <w:pPr>
-        <w:pStyle w:val="a7"/>
-        <w:spacing w:after="40" w:line="276" w:lineRule="auto"/>
-        <w:jc w:val="both"/>
-      </w:pPr>
-      <w:r>
-        <w:rPr>
-          <w:rFonts w:ascii="Times New Roman" w:hAnsi="Times New Roman" w:eastAsia="Times New Roman"/>
-          <w:sz w:val="28"/>
-        </w:rPr>
-        <w:t>10. ООО «НПП Рогнеда» // Companium.ru. — URL: https://companium.ru/id/1147746529920-npp-rogneda (дата обращения: 15.07.2026).</w:t>
-      </w:r>
-    </w:p>
-    <w:p>
-      <w:pPr>
-        <w:pStyle w:val="a7"/>
-        <w:spacing w:after="40" w:line="276" w:lineRule="auto"/>
-        <w:jc w:val="both"/>
-      </w:pPr>
-      <w:r>
-        <w:rPr>
-          <w:rFonts w:ascii="Times New Roman" w:hAnsi="Times New Roman" w:eastAsia="Times New Roman"/>
-          <w:sz w:val="28"/>
-        </w:rPr>
-        <w:t>11. Технологический регламент производства лакокрасочных материалов ООО «НПП РОГНЕДА» (материалы предприятия).</w:t>
-      </w:r>
-    </w:p>
-    <w:p>
-      <w:pPr>
-        <w:pStyle w:val="a7"/>
-        <w:spacing w:after="40" w:line="276" w:lineRule="auto"/>
-        <w:jc w:val="both"/>
-      </w:pPr>
-      <w:r>
-        <w:rPr>
-          <w:rFonts w:ascii="Times New Roman" w:hAnsi="Times New Roman" w:eastAsia="Times New Roman"/>
-          <w:sz w:val="28"/>
-        </w:rPr>
-        <w:t>12. Материалы производственной практики на ООО «НПП Рогнеда», 2026 г.</w:t>
+          <w:rFonts w:ascii="Times New Roman" w:hAnsi="Times New Roman" w:eastAsia="Times New Roman" w:cs="Times New Roman"/>
+          <w:sz w:val="28"/>
+        </w:rPr>
+        <w:t>15. Материалы производственной практики на ООО «НПП Рогнеда», 2026 г.</w:t>
       </w:r>
     </w:p>
     <w:sectPr>
@@ -2616,1569 +4353,6 @@
       <w:titlePg/>
       <w:docGrid w:linePitch="360"/>
     </w:sectPr>
-    <w:tbl>
-      <w:tblPr>
-        <w:tblStyle w:val="af5"/>
-        <w:tblW w:w="9634" w:type="dxa"/>
-        <w:tblLayout w:type="fixed"/>
-        <w:tblLook w:val="04A0" w:firstRow="1" w:lastRow="0" w:firstColumn="1" w:lastColumn="0" w:noHBand="0" w:noVBand="1"/>
-      </w:tblPr>
-      <w:tblGrid>
-        <w:gridCol w:w="594"/>
-        <w:gridCol w:w="7481"/>
-        <w:gridCol w:w="1559"/>
-      </w:tblGrid>
-      <w:tr>
-        <w:tc>
-          <w:tcPr>
-            <w:tcW w:w="594" w:type="dxa"/>
-          </w:tcPr>
-          <w:p>
-            <w:pPr>
-              <w:jc w:val="center"/>
-              <w:rPr>
-                <w:rFonts w:ascii="Times New Roman" w:hAnsi="Times New Roman" w:cs="Times New Roman"/>
-                <w:sz w:val="28"/>
-              </w:rPr>
-            </w:pPr>
-            <w:r>
-              <w:rPr>
-                <w:rFonts w:ascii="Times New Roman" w:hAnsi="Times New Roman" w:cs="Times New Roman"/>
-                <w:sz w:val="28"/>
-              </w:rPr>
-              <w:t>№ п/п</w:t>
-            </w:r>
-          </w:p>
-        </w:tc>
-        <w:tc>
-          <w:tcPr>
-            <w:tcW w:w="7481" w:type="dxa"/>
-          </w:tcPr>
-          <w:p>
-            <w:pPr>
-              <w:jc w:val="center"/>
-              <w:rPr>
-                <w:rFonts w:ascii="Times New Roman" w:hAnsi="Times New Roman" w:cs="Times New Roman"/>
-                <w:sz w:val="28"/>
-              </w:rPr>
-            </w:pPr>
-            <w:r>
-              <w:rPr>
-                <w:rFonts w:ascii="Times New Roman" w:hAnsi="Times New Roman" w:cs="Times New Roman"/>
-                <w:sz w:val="28"/>
-              </w:rPr>
-              <w:t>Содержание практики</w:t>
-            </w:r>
-          </w:p>
-        </w:tc>
-        <w:tc>
-          <w:tcPr>
-            <w:tcW w:w="1559" w:type="dxa"/>
-          </w:tcPr>
-          <w:p>
-            <w:pPr>
-              <w:jc w:val="center"/>
-              <w:rPr>
-                <w:rFonts w:ascii="Times New Roman" w:hAnsi="Times New Roman" w:cs="Times New Roman"/>
-                <w:sz w:val="28"/>
-              </w:rPr>
-            </w:pPr>
-            <w:r>
-              <w:rPr>
-                <w:rFonts w:ascii="Times New Roman" w:hAnsi="Times New Roman" w:cs="Times New Roman"/>
-                <w:sz w:val="28"/>
-              </w:rPr>
-              <w:t>Количество часов</w:t>
-            </w:r>
-          </w:p>
-        </w:tc>
-      </w:tr>
-      <w:tr>
-        <w:tc>
-          <w:tcPr>
-            <w:tcW w:w="594" w:type="dxa"/>
-          </w:tcPr>
-          <w:p>
-            <w:pPr>
-              <w:jc w:val="center"/>
-              <w:rPr>
-                <w:rFonts w:ascii="Times New Roman" w:hAnsi="Times New Roman" w:cs="Times New Roman"/>
-                <w:sz w:val="28"/>
-              </w:rPr>
-            </w:pPr>
-            <w:r>
-              <w:rPr>
-                <w:rFonts w:ascii="Times New Roman" w:hAnsi="Times New Roman" w:cs="Times New Roman"/>
-                <w:sz w:val="28"/>
-              </w:rPr>
-              <w:t>1</w:t>
-            </w:r>
-          </w:p>
-        </w:tc>
-        <w:tc>
-          <w:tcPr>
-            <w:tcW w:w="7481" w:type="dxa"/>
-          </w:tcPr>
-          <w:p>
-            <w:pPr>
-              <w:jc w:val="center"/>
-              <w:rPr>
-                <w:rFonts w:ascii="Times New Roman" w:hAnsi="Times New Roman" w:cs="Times New Roman"/>
-                <w:sz w:val="28"/>
-              </w:rPr>
-            </w:pPr>
-            <w:r>
-              <w:rPr>
-                <w:rFonts w:ascii="Times New Roman" w:hAnsi="Times New Roman" w:cs="Times New Roman"/>
-                <w:sz w:val="28"/>
-              </w:rPr>
-              <w:t>Знакомство с программой практики, вводный инструктаж по ТБ, общее представление о предприятии</w:t>
-            </w:r>
-          </w:p>
-        </w:tc>
-        <w:tc>
-          <w:tcPr>
-            <w:tcW w:w="1559" w:type="dxa"/>
-          </w:tcPr>
-          <w:p>
-            <w:pPr>
-              <w:jc w:val="center"/>
-              <w:rPr>
-                <w:rFonts w:ascii="Times New Roman" w:hAnsi="Times New Roman" w:cs="Times New Roman"/>
-                <w:sz w:val="28"/>
-              </w:rPr>
-            </w:pPr>
-            <w:r>
-              <w:rPr>
-                <w:rFonts w:ascii="Times New Roman" w:hAnsi="Times New Roman" w:cs="Times New Roman"/>
-                <w:sz w:val="28"/>
-              </w:rPr>
-              <w:t>1 час</w:t>
-            </w:r>
-          </w:p>
-        </w:tc>
-      </w:tr>
-      <w:tr>
-        <w:tc>
-          <w:tcPr>
-            <w:tcW w:w="594" w:type="dxa"/>
-          </w:tcPr>
-          <w:p>
-            <w:pPr>
-              <w:jc w:val="center"/>
-              <w:rPr>
-                <w:rFonts w:ascii="Times New Roman" w:hAnsi="Times New Roman" w:cs="Times New Roman"/>
-                <w:sz w:val="28"/>
-              </w:rPr>
-            </w:pPr>
-            <w:r>
-              <w:rPr>
-                <w:rFonts w:ascii="Times New Roman" w:hAnsi="Times New Roman" w:cs="Times New Roman"/>
-                <w:sz w:val="28"/>
-              </w:rPr>
-              <w:t>2</w:t>
-            </w:r>
-          </w:p>
-        </w:tc>
-        <w:tc>
-          <w:tcPr>
-            <w:tcW w:w="7481" w:type="dxa"/>
-          </w:tcPr>
-          <w:p>
-            <w:pPr>
-              <w:jc w:val="center"/>
-              <w:rPr>
-                <w:rFonts w:ascii="Times New Roman" w:hAnsi="Times New Roman" w:cs="Times New Roman"/>
-                <w:sz w:val="28"/>
-              </w:rPr>
-            </w:pPr>
-            <w:r>
-              <w:rPr>
-                <w:rFonts w:ascii="Times New Roman" w:hAnsi="Times New Roman" w:cs="Times New Roman"/>
-                <w:sz w:val="28"/>
-              </w:rPr>
-              <w:t>Изучение государственного надзора и контроля в области ОТ и ПБ, а также общественного контроля</w:t>
-            </w:r>
-          </w:p>
-        </w:tc>
-        <w:tc>
-          <w:tcPr>
-            <w:tcW w:w="1559" w:type="dxa"/>
-          </w:tcPr>
-          <w:p>
-            <w:pPr>
-              <w:jc w:val="center"/>
-              <w:rPr>
-                <w:rFonts w:ascii="Times New Roman" w:hAnsi="Times New Roman" w:cs="Times New Roman"/>
-                <w:sz w:val="28"/>
-              </w:rPr>
-            </w:pPr>
-            <w:r>
-              <w:rPr>
-                <w:rFonts w:ascii="Times New Roman" w:hAnsi="Times New Roman" w:cs="Times New Roman"/>
-                <w:sz w:val="28"/>
-              </w:rPr>
-              <w:t>1 час</w:t>
-            </w:r>
-          </w:p>
-        </w:tc>
-      </w:tr>
-      <w:tr>
-        <w:tc>
-          <w:tcPr>
-            <w:tcW w:w="594" w:type="dxa"/>
-          </w:tcPr>
-          <w:p>
-            <w:pPr>
-              <w:jc w:val="center"/>
-              <w:rPr>
-                <w:rFonts w:ascii="Times New Roman" w:hAnsi="Times New Roman" w:cs="Times New Roman"/>
-                <w:sz w:val="28"/>
-              </w:rPr>
-            </w:pPr>
-            <w:r>
-              <w:rPr>
-                <w:rFonts w:ascii="Times New Roman" w:hAnsi="Times New Roman" w:cs="Times New Roman"/>
-                <w:sz w:val="28"/>
-              </w:rPr>
-              <w:t>3</w:t>
-            </w:r>
-          </w:p>
-        </w:tc>
-        <w:tc>
-          <w:tcPr>
-            <w:tcW w:w="7481" w:type="dxa"/>
-          </w:tcPr>
-          <w:p>
-            <w:pPr>
-              <w:jc w:val="center"/>
-              <w:rPr>
-                <w:rFonts w:ascii="Times New Roman" w:hAnsi="Times New Roman" w:cs="Times New Roman"/>
-                <w:sz w:val="28"/>
-              </w:rPr>
-            </w:pPr>
-            <w:r>
-              <w:rPr>
-                <w:rFonts w:ascii="Times New Roman" w:hAnsi="Times New Roman" w:cs="Times New Roman"/>
-                <w:sz w:val="28"/>
-              </w:rPr>
-              <w:t>Обход водопримессионного (ВДК) и органического цехов</w:t>
-            </w:r>
-            <w:r>
-              <w:rPr>
-                <w:rFonts w:ascii="Times New Roman" w:hAnsi="Times New Roman" w:cs="Times New Roman"/>
-                <w:sz w:val="28"/>
-              </w:rPr>
-            </w:r>
-            <w:r>
-              <w:rPr>
-                <w:rFonts w:ascii="Times New Roman" w:hAnsi="Times New Roman" w:cs="Times New Roman"/>
-                <w:sz w:val="28"/>
-              </w:rPr>
-            </w:r>
-            <w:r>
-              <w:rPr>
-                <w:rFonts w:ascii="Times New Roman" w:hAnsi="Times New Roman" w:cs="Times New Roman"/>
-                <w:sz w:val="28"/>
-              </w:rPr>
-            </w:r>
-            <w:r>
-              <w:rPr>
-                <w:rFonts w:ascii="Times New Roman" w:hAnsi="Times New Roman" w:cs="Times New Roman"/>
-                <w:sz w:val="28"/>
-              </w:rPr>
-            </w:r>
-          </w:p>
-        </w:tc>
-        <w:tc>
-          <w:tcPr>
-            <w:tcW w:w="1559" w:type="dxa"/>
-          </w:tcPr>
-          <w:p>
-            <w:pPr>
-              <w:jc w:val="center"/>
-              <w:rPr>
-                <w:rFonts w:ascii="Times New Roman" w:hAnsi="Times New Roman" w:cs="Times New Roman"/>
-                <w:sz w:val="28"/>
-              </w:rPr>
-            </w:pPr>
-            <w:r>
-              <w:rPr>
-                <w:rFonts w:ascii="Times New Roman" w:hAnsi="Times New Roman" w:cs="Times New Roman"/>
-                <w:sz w:val="28"/>
-              </w:rPr>
-              <w:t>2 часа</w:t>
-            </w:r>
-          </w:p>
-        </w:tc>
-      </w:tr>
-      <w:tr>
-        <w:tc>
-          <w:tcPr>
-            <w:tcW w:w="594" w:type="dxa"/>
-          </w:tcPr>
-          <w:p>
-            <w:pPr>
-              <w:jc w:val="center"/>
-              <w:rPr>
-                <w:rFonts w:ascii="Times New Roman" w:hAnsi="Times New Roman" w:cs="Times New Roman"/>
-                <w:sz w:val="28"/>
-              </w:rPr>
-            </w:pPr>
-            <w:r>
-              <w:rPr>
-                <w:rFonts w:ascii="Times New Roman" w:hAnsi="Times New Roman" w:cs="Times New Roman"/>
-                <w:sz w:val="28"/>
-              </w:rPr>
-              <w:t>4</w:t>
-            </w:r>
-          </w:p>
-        </w:tc>
-        <w:tc>
-          <w:tcPr>
-            <w:tcW w:w="7481" w:type="dxa"/>
-          </w:tcPr>
-          <w:p>
-            <w:pPr>
-              <w:jc w:val="center"/>
-              <w:rPr>
-                <w:rFonts w:ascii="Times New Roman" w:hAnsi="Times New Roman" w:cs="Times New Roman"/>
-                <w:sz w:val="28"/>
-              </w:rPr>
-            </w:pPr>
-            <w:r>
-              <w:rPr>
-                <w:rFonts w:ascii="Times New Roman" w:hAnsi="Times New Roman" w:cs="Times New Roman"/>
-                <w:sz w:val="28"/>
-              </w:rPr>
-              <w:t>Посещение лаборатории, склада сырья и склада готовой продукции</w:t>
-            </w:r>
-            <w:r>
-              <w:rPr>
-                <w:rFonts w:ascii="Times New Roman" w:hAnsi="Times New Roman" w:cs="Times New Roman"/>
-                <w:sz w:val="28"/>
-              </w:rPr>
-            </w:r>
-            <w:r>
-              <w:rPr>
-                <w:rFonts w:ascii="Times New Roman" w:hAnsi="Times New Roman" w:cs="Times New Roman"/>
-                <w:sz w:val="28"/>
-              </w:rPr>
-            </w:r>
-          </w:p>
-        </w:tc>
-        <w:tc>
-          <w:tcPr>
-            <w:tcW w:w="1559" w:type="dxa"/>
-          </w:tcPr>
-          <w:p>
-            <w:pPr>
-              <w:jc w:val="center"/>
-              <w:rPr>
-                <w:rFonts w:ascii="Times New Roman" w:hAnsi="Times New Roman" w:cs="Times New Roman"/>
-                <w:sz w:val="28"/>
-              </w:rPr>
-            </w:pPr>
-            <w:r>
-              <w:rPr>
-                <w:rFonts w:ascii="Times New Roman" w:hAnsi="Times New Roman" w:cs="Times New Roman"/>
-                <w:sz w:val="28"/>
-              </w:rPr>
-              <w:t>1 час</w:t>
-            </w:r>
-          </w:p>
-        </w:tc>
-      </w:tr>
-      <w:tr>
-        <w:tc>
-          <w:tcPr>
-            <w:tcW w:w="594" w:type="dxa"/>
-          </w:tcPr>
-          <w:p>
-            <w:pPr>
-              <w:jc w:val="center"/>
-              <w:rPr>
-                <w:rFonts w:ascii="Times New Roman" w:hAnsi="Times New Roman" w:cs="Times New Roman"/>
-                <w:sz w:val="28"/>
-              </w:rPr>
-            </w:pPr>
-            <w:r>
-              <w:rPr>
-                <w:rFonts w:ascii="Times New Roman" w:hAnsi="Times New Roman" w:cs="Times New Roman"/>
-                <w:sz w:val="28"/>
-              </w:rPr>
-              <w:t>5</w:t>
-            </w:r>
-          </w:p>
-        </w:tc>
-        <w:tc>
-          <w:tcPr>
-            <w:tcW w:w="7481" w:type="dxa"/>
-          </w:tcPr>
-          <w:p>
-            <w:pPr>
-              <w:jc w:val="center"/>
-              <w:rPr>
-                <w:rFonts w:ascii="Times New Roman" w:hAnsi="Times New Roman" w:cs="Times New Roman"/>
-                <w:sz w:val="28"/>
-              </w:rPr>
-            </w:pPr>
-            <w:r>
-              <w:rPr>
-                <w:rFonts w:ascii="Times New Roman" w:hAnsi="Times New Roman" w:cs="Times New Roman"/>
-                <w:sz w:val="28"/>
-              </w:rPr>
-              <w:t>Изучение СУОТ и системы промышленной безопасности</w:t>
-            </w:r>
-          </w:p>
-        </w:tc>
-        <w:tc>
-          <w:tcPr>
-            <w:tcW w:w="1559" w:type="dxa"/>
-          </w:tcPr>
-          <w:p>
-            <w:pPr>
-              <w:jc w:val="center"/>
-              <w:rPr>
-                <w:rFonts w:ascii="Times New Roman" w:hAnsi="Times New Roman" w:cs="Times New Roman"/>
-                <w:sz w:val="28"/>
-              </w:rPr>
-            </w:pPr>
-            <w:r>
-              <w:rPr>
-                <w:rFonts w:ascii="Times New Roman" w:hAnsi="Times New Roman" w:cs="Times New Roman"/>
-                <w:sz w:val="28"/>
-              </w:rPr>
-              <w:t>30 мин</w:t>
-            </w:r>
-          </w:p>
-        </w:tc>
-      </w:tr>
-      <w:tr>
-        <w:tc>
-          <w:tcPr>
-            <w:tcW w:w="594" w:type="dxa"/>
-          </w:tcPr>
-          <w:p>
-            <w:pPr>
-              <w:jc w:val="center"/>
-              <w:rPr>
-                <w:rFonts w:ascii="Times New Roman" w:hAnsi="Times New Roman" w:cs="Times New Roman"/>
-                <w:sz w:val="28"/>
-              </w:rPr>
-            </w:pPr>
-            <w:r>
-              <w:rPr>
-                <w:rFonts w:ascii="Times New Roman" w:hAnsi="Times New Roman" w:cs="Times New Roman"/>
-                <w:sz w:val="28"/>
-              </w:rPr>
-              <w:t>6</w:t>
-            </w:r>
-          </w:p>
-        </w:tc>
-        <w:tc>
-          <w:tcPr>
-            <w:tcW w:w="7481" w:type="dxa"/>
-          </w:tcPr>
-          <w:p>
-            <w:pPr>
-              <w:jc w:val="center"/>
-              <w:rPr>
-                <w:rFonts w:ascii="Times New Roman" w:hAnsi="Times New Roman" w:cs="Times New Roman"/>
-                <w:sz w:val="28"/>
-              </w:rPr>
-            </w:pPr>
-            <w:r>
-              <w:rPr>
-                <w:rFonts w:ascii="Times New Roman" w:hAnsi="Times New Roman" w:cs="Times New Roman"/>
-                <w:sz w:val="28"/>
-              </w:rPr>
-              <w:t>Ознакомление с порядком освидетельствования, приёма и сдачи оборудования</w:t>
-            </w:r>
-          </w:p>
-        </w:tc>
-        <w:tc>
-          <w:tcPr>
-            <w:tcW w:w="1559" w:type="dxa"/>
-          </w:tcPr>
-          <w:p>
-            <w:pPr>
-              <w:jc w:val="center"/>
-              <w:rPr>
-                <w:rFonts w:ascii="Times New Roman" w:hAnsi="Times New Roman" w:cs="Times New Roman"/>
-                <w:sz w:val="28"/>
-              </w:rPr>
-            </w:pPr>
-            <w:r>
-              <w:rPr>
-                <w:rFonts w:ascii="Times New Roman" w:hAnsi="Times New Roman" w:cs="Times New Roman"/>
-                <w:sz w:val="28"/>
-              </w:rPr>
-              <w:t>30 мин</w:t>
-            </w:r>
-          </w:p>
-        </w:tc>
-      </w:tr>
-      <w:tr>
-        <w:tc>
-          <w:tcPr>
-            <w:tcW w:w="594" w:type="dxa"/>
-          </w:tcPr>
-          <w:p>
-            <w:pPr>
-              <w:jc w:val="center"/>
-              <w:rPr>
-                <w:rFonts w:ascii="Times New Roman" w:hAnsi="Times New Roman" w:cs="Times New Roman"/>
-                <w:sz w:val="28"/>
-              </w:rPr>
-            </w:pPr>
-            <w:r>
-              <w:rPr>
-                <w:rFonts w:ascii="Times New Roman" w:hAnsi="Times New Roman" w:cs="Times New Roman"/>
-                <w:sz w:val="28"/>
-              </w:rPr>
-              <w:t>7</w:t>
-            </w:r>
-          </w:p>
-        </w:tc>
-        <w:tc>
-          <w:tcPr>
-            <w:tcW w:w="7481" w:type="dxa"/>
-          </w:tcPr>
-          <w:p>
-            <w:pPr>
-              <w:jc w:val="center"/>
-              <w:rPr>
-                <w:rFonts w:ascii="Times New Roman" w:hAnsi="Times New Roman" w:cs="Times New Roman"/>
-                <w:sz w:val="28"/>
-              </w:rPr>
-            </w:pPr>
-            <w:r>
-              <w:rPr>
-                <w:rFonts w:ascii="Times New Roman" w:hAnsi="Times New Roman" w:cs="Times New Roman"/>
-                <w:sz w:val="28"/>
-              </w:rPr>
-              <w:t>Изучение причин травматизма, аварий и пожаров на основании актов расследований, технических методов и средств защиты персонала от опасных и вредных факторов</w:t>
-            </w:r>
-          </w:p>
-        </w:tc>
-        <w:tc>
-          <w:tcPr>
-            <w:tcW w:w="1559" w:type="dxa"/>
-          </w:tcPr>
-          <w:p>
-            <w:pPr>
-              <w:jc w:val="center"/>
-              <w:rPr>
-                <w:rFonts w:ascii="Times New Roman" w:hAnsi="Times New Roman" w:cs="Times New Roman"/>
-                <w:sz w:val="28"/>
-              </w:rPr>
-            </w:pPr>
-            <w:r>
-              <w:rPr>
-                <w:rFonts w:ascii="Times New Roman" w:hAnsi="Times New Roman" w:cs="Times New Roman"/>
-                <w:sz w:val="28"/>
-              </w:rPr>
-              <w:t>30 мин</w:t>
-            </w:r>
-          </w:p>
-        </w:tc>
-      </w:tr>
-      <w:tr>
-        <w:tc>
-          <w:tcPr>
-            <w:tcW w:w="594" w:type="dxa"/>
-          </w:tcPr>
-          <w:p>
-            <w:pPr>
-              <w:jc w:val="center"/>
-              <w:rPr>
-                <w:rFonts w:ascii="Times New Roman" w:hAnsi="Times New Roman" w:cs="Times New Roman"/>
-                <w:sz w:val="28"/>
-              </w:rPr>
-            </w:pPr>
-            <w:r>
-              <w:rPr>
-                <w:rFonts w:ascii="Times New Roman" w:hAnsi="Times New Roman" w:cs="Times New Roman"/>
-                <w:sz w:val="28"/>
-              </w:rPr>
-              <w:t>8</w:t>
-            </w:r>
-          </w:p>
-        </w:tc>
-        <w:tc>
-          <w:tcPr>
-            <w:tcW w:w="7481" w:type="dxa"/>
-          </w:tcPr>
-          <w:p>
-            <w:pPr>
-              <w:jc w:val="center"/>
-              <w:rPr>
-                <w:rFonts w:ascii="Times New Roman" w:hAnsi="Times New Roman" w:cs="Times New Roman"/>
-                <w:sz w:val="28"/>
-              </w:rPr>
-            </w:pPr>
-            <w:r>
-              <w:rPr>
-                <w:rFonts w:ascii="Times New Roman" w:hAnsi="Times New Roman" w:cs="Times New Roman"/>
-                <w:sz w:val="28"/>
-              </w:rPr>
-              <w:t>Ознакомление с результатами СОУТ и планом улучшения условий труда</w:t>
-            </w:r>
-          </w:p>
-        </w:tc>
-        <w:tc>
-          <w:tcPr>
-            <w:tcW w:w="1559" w:type="dxa"/>
-          </w:tcPr>
-          <w:p>
-            <w:pPr>
-              <w:jc w:val="center"/>
-              <w:rPr>
-                <w:rFonts w:ascii="Times New Roman" w:hAnsi="Times New Roman" w:cs="Times New Roman"/>
-                <w:sz w:val="28"/>
-              </w:rPr>
-            </w:pPr>
-            <w:r>
-              <w:rPr>
-                <w:rFonts w:ascii="Times New Roman" w:hAnsi="Times New Roman" w:cs="Times New Roman"/>
-                <w:sz w:val="28"/>
-              </w:rPr>
-              <w:t>30 мин</w:t>
-            </w:r>
-          </w:p>
-        </w:tc>
-      </w:tr>
-      <w:tr>
-        <w:tc>
-          <w:tcPr>
-            <w:tcW w:w="594" w:type="dxa"/>
-          </w:tcPr>
-          <w:p>
-            <w:pPr>
-              <w:jc w:val="center"/>
-              <w:rPr>
-                <w:rFonts w:ascii="Times New Roman" w:hAnsi="Times New Roman" w:cs="Times New Roman"/>
-                <w:sz w:val="28"/>
-              </w:rPr>
-            </w:pPr>
-          </w:p>
-        </w:tc>
-        <w:tc>
-          <w:tcPr>
-            <w:tcW w:w="7481" w:type="dxa"/>
-          </w:tcPr>
-          <w:p>
-            <w:pPr>
-              <w:jc w:val="center"/>
-              <w:rPr>
-                <w:rFonts w:ascii="Times New Roman" w:hAnsi="Times New Roman" w:cs="Times New Roman"/>
-                <w:sz w:val="28"/>
-              </w:rPr>
-            </w:pPr>
-            <w:r>
-              <w:rPr>
-                <w:rFonts w:ascii="Times New Roman" w:hAnsi="Times New Roman" w:cs="Times New Roman"/>
-                <w:sz w:val="28"/>
-              </w:rPr>
-              <w:t>ИТОГ</w:t>
-            </w:r>
-          </w:p>
-        </w:tc>
-        <w:tc>
-          <w:tcPr>
-            <w:tcW w:w="1559" w:type="dxa"/>
-          </w:tcPr>
-          <w:p>
-            <w:pPr>
-              <w:jc w:val="center"/>
-              <w:rPr>
-                <w:rFonts w:ascii="Times New Roman" w:hAnsi="Times New Roman" w:cs="Times New Roman"/>
-                <w:sz w:val="28"/>
-              </w:rPr>
-            </w:pPr>
-            <w:r>
-              <w:rPr>
-                <w:rFonts w:ascii="Times New Roman" w:hAnsi="Times New Roman" w:cs="Times New Roman"/>
-                <w:sz w:val="28"/>
-              </w:rPr>
-              <w:t>7 часов</w:t>
-            </w:r>
-          </w:p>
-        </w:tc>
-      </w:tr>
-    </w:tbl>
-    <w:tbl>
-      <w:tblPr>
-        <w:tblStyle w:val="af5"/>
-        <w:tblW w:w="9924" w:type="dxa"/>
-        <w:tblInd w:w="-431" w:type="dxa"/>
-        <w:tblLayout w:type="fixed"/>
-        <w:tblLook w:val="04A0" w:firstRow="1" w:lastRow="0" w:firstColumn="1" w:lastColumn="0" w:noHBand="0" w:noVBand="1"/>
-      </w:tblPr>
-      <w:tblGrid>
-        <w:gridCol w:w="426"/>
-        <w:gridCol w:w="1843"/>
-        <w:gridCol w:w="3913"/>
-        <w:gridCol w:w="3742"/>
-      </w:tblGrid>
-      <w:tr>
-        <w:tc>
-          <w:tcPr>
-            <w:tcW w:w="426" w:type="dxa"/>
-          </w:tcPr>
-          <w:p>
-            <w:pPr>
-              <w:spacing w:line="375" w:lineRule="atLeast"/>
-              <w:jc w:val="both"/>
-              <w:rPr>
-                <w:rFonts w:ascii="Times New Roman" w:hAnsi="Times New Roman" w:cs="Times New Roman"/>
-                <w:color w:val="0F1115"/>
-                <w:sz w:val="28"/>
-                <w:szCs w:val="28"/>
-              </w:rPr>
-            </w:pPr>
-            <w:r>
-              <w:rPr>
-                <w:rFonts w:ascii="Times New Roman" w:hAnsi="Times New Roman" w:cs="Times New Roman"/>
-                <w:color w:val="0F1115"/>
-                <w:sz w:val="28"/>
-                <w:szCs w:val="28"/>
-              </w:rPr>
-              <w:t>№</w:t>
-            </w:r>
-          </w:p>
-        </w:tc>
-        <w:tc>
-          <w:tcPr>
-            <w:tcW w:w="1843" w:type="dxa"/>
-          </w:tcPr>
-          <w:p>
-            <w:pPr>
-              <w:jc w:val="both"/>
-              <w:rPr>
-                <w:rFonts w:ascii="Times New Roman" w:hAnsi="Times New Roman" w:cs="Times New Roman"/>
-                <w:sz w:val="28"/>
-                <w:szCs w:val="28"/>
-              </w:rPr>
-            </w:pPr>
-            <w:r>
-              <w:rPr>
-                <w:rFonts w:ascii="Times New Roman" w:hAnsi="Times New Roman" w:cs="Times New Roman"/>
-                <w:color w:val="0F1115"/>
-                <w:sz w:val="28"/>
-                <w:szCs w:val="28"/>
-                <w:shd w:val="clear" w:color="auto" w:fill="FFFFFF"/>
-              </w:rPr>
-              <w:t>Вид инструктажа</w:t>
-            </w:r>
-          </w:p>
-        </w:tc>
-        <w:tc>
-          <w:tcPr>
-            <w:tcW w:w="3913" w:type="dxa"/>
-          </w:tcPr>
-          <w:p>
-            <w:pPr>
-              <w:jc w:val="both"/>
-              <w:rPr>
-                <w:rFonts w:ascii="Times New Roman" w:hAnsi="Times New Roman" w:cs="Times New Roman"/>
-                <w:sz w:val="28"/>
-                <w:szCs w:val="28"/>
-              </w:rPr>
-            </w:pPr>
-            <w:r>
-              <w:rPr>
-                <w:rFonts w:ascii="Times New Roman" w:hAnsi="Times New Roman" w:cs="Times New Roman"/>
-                <w:color w:val="0F1115"/>
-                <w:sz w:val="28"/>
-                <w:szCs w:val="28"/>
-                <w:shd w:val="clear" w:color="auto" w:fill="FFFFFF"/>
-              </w:rPr>
-              <w:t>Цель проведения</w:t>
-            </w:r>
-          </w:p>
-        </w:tc>
-        <w:tc>
-          <w:tcPr>
-            <w:tcW w:w="3742" w:type="dxa"/>
-          </w:tcPr>
-          <w:p>
-            <w:pPr>
-              <w:jc w:val="both"/>
-              <w:rPr>
-                <w:rFonts w:ascii="Times New Roman" w:hAnsi="Times New Roman" w:cs="Times New Roman"/>
-                <w:sz w:val="28"/>
-                <w:szCs w:val="28"/>
-              </w:rPr>
-            </w:pPr>
-            <w:r>
-              <w:rPr>
-                <w:rFonts w:ascii="Times New Roman" w:hAnsi="Times New Roman" w:cs="Times New Roman"/>
-                <w:color w:val="0F1115"/>
-                <w:sz w:val="28"/>
-                <w:szCs w:val="28"/>
-                <w:shd w:val="clear" w:color="auto" w:fill="FFFFFF"/>
-              </w:rPr>
-              <w:t>Сроки проведения</w:t>
-            </w:r>
-          </w:p>
-        </w:tc>
-      </w:tr>
-      <w:tr>
-        <w:tc>
-          <w:tcPr>
-            <w:tcW w:w="426" w:type="dxa"/>
-          </w:tcPr>
-          <w:p>
-            <w:pPr>
-              <w:jc w:val="both"/>
-              <w:rPr>
-                <w:rFonts w:ascii="Times New Roman" w:hAnsi="Times New Roman" w:cs="Times New Roman"/>
-                <w:sz w:val="28"/>
-                <w:szCs w:val="28"/>
-              </w:rPr>
-            </w:pPr>
-            <w:r>
-              <w:rPr>
-                <w:rFonts w:ascii="Times New Roman" w:hAnsi="Times New Roman" w:cs="Times New Roman"/>
-                <w:sz w:val="28"/>
-                <w:szCs w:val="28"/>
-              </w:rPr>
-              <w:t>1</w:t>
-            </w:r>
-          </w:p>
-        </w:tc>
-        <w:tc>
-          <w:tcPr>
-            <w:tcW w:w="1843" w:type="dxa"/>
-          </w:tcPr>
-          <w:p>
-            <w:pPr>
-              <w:jc w:val="both"/>
-              <w:rPr>
-                <w:rFonts w:ascii="Times New Roman" w:hAnsi="Times New Roman" w:cs="Times New Roman"/>
-                <w:b/>
-                <w:sz w:val="28"/>
-                <w:szCs w:val="28"/>
-              </w:rPr>
-            </w:pPr>
-            <w:r>
-              <w:rPr>
-                <w:rStyle w:val="af4"/>
-                <w:rFonts w:ascii="Times New Roman" w:hAnsi="Times New Roman" w:cs="Times New Roman"/>
-                <w:b w:val="0"/>
-                <w:color w:val="0F1115"/>
-                <w:sz w:val="28"/>
-                <w:szCs w:val="28"/>
-                <w:shd w:val="clear" w:color="auto" w:fill="FFFFFF"/>
-              </w:rPr>
-              <w:t xml:space="preserve">Вводный </w:t>
-            </w:r>
-          </w:p>
-        </w:tc>
-        <w:tc>
-          <w:tcPr>
-            <w:tcW w:w="3913" w:type="dxa"/>
-          </w:tcPr>
-          <w:p>
-            <w:pPr>
-              <w:jc w:val="both"/>
-              <w:rPr>
-                <w:rFonts w:ascii="Times New Roman" w:hAnsi="Times New Roman" w:cs="Times New Roman"/>
-                <w:sz w:val="28"/>
-                <w:szCs w:val="28"/>
-              </w:rPr>
-            </w:pPr>
-            <w:r>
-              <w:rPr>
-                <w:rFonts w:ascii="Times New Roman" w:hAnsi="Times New Roman" w:cs="Times New Roman"/>
-                <w:color w:val="0F1115"/>
-                <w:sz w:val="28"/>
-                <w:szCs w:val="28"/>
-                <w:shd w:val="clear" w:color="auto" w:fill="FFFFFF"/>
-              </w:rPr>
-              <w:t>Ознакомление с общими правилами охраны труда, внутренним трудовым распорядком, основными опасностями на предприятии, правилами поведения на территории и в производственных помещениях</w:t>
-            </w:r>
-            <w:r>
-              <w:rPr>
-                <w:rFonts w:ascii="Times New Roman" w:hAnsi="Times New Roman" w:cs="Times New Roman"/>
-                <w:color w:val="0F1115"/>
-                <w:sz w:val="28"/>
-                <w:szCs w:val="28"/>
-                <w:shd w:val="clear" w:color="auto" w:fill="FFFFFF"/>
-              </w:rPr>
-              <w:t>.</w:t>
-            </w:r>
-          </w:p>
-        </w:tc>
-        <w:tc>
-          <w:tcPr>
-            <w:tcW w:w="3742" w:type="dxa"/>
-          </w:tcPr>
-          <w:p>
-            <w:pPr>
-              <w:jc w:val="both"/>
-              <w:rPr>
-                <w:rFonts w:ascii="Times New Roman" w:hAnsi="Times New Roman" w:cs="Times New Roman"/>
-                <w:sz w:val="28"/>
-                <w:szCs w:val="28"/>
-              </w:rPr>
-            </w:pPr>
-            <w:r>
-              <w:rPr>
-                <w:rFonts w:ascii="Times New Roman" w:hAnsi="Times New Roman" w:cs="Times New Roman"/>
-                <w:color w:val="0F1115"/>
-                <w:sz w:val="28"/>
-                <w:szCs w:val="28"/>
-                <w:shd w:val="clear" w:color="auto" w:fill="FFFFFF"/>
-              </w:rPr>
-              <w:t>Проводится </w:t>
-            </w:r>
-            <w:r>
-              <w:rPr>
-                <w:rStyle w:val="af4"/>
-                <w:rFonts w:ascii="Times New Roman" w:hAnsi="Times New Roman" w:cs="Times New Roman"/>
-                <w:b w:val="0"/>
-                <w:color w:val="0F1115"/>
-                <w:sz w:val="28"/>
-                <w:szCs w:val="28"/>
-                <w:shd w:val="clear" w:color="auto" w:fill="FFFFFF"/>
-              </w:rPr>
-              <w:t>до заключения трудового договора</w:t>
-            </w:r>
-            <w:r>
-              <w:rPr>
-                <w:rFonts w:ascii="Times New Roman" w:hAnsi="Times New Roman" w:cs="Times New Roman"/>
-                <w:color w:val="0F1115"/>
-                <w:sz w:val="28"/>
-                <w:szCs w:val="28"/>
-                <w:shd w:val="clear" w:color="auto" w:fill="FFFFFF"/>
-              </w:rPr>
-              <w:t> со всеми вновь принимаемыми на работу</w:t>
-            </w:r>
-            <w:r>
-              <w:rPr>
-                <w:rFonts w:ascii="Times New Roman" w:hAnsi="Times New Roman" w:cs="Times New Roman"/>
-                <w:color w:val="0F1115"/>
-                <w:sz w:val="28"/>
-                <w:szCs w:val="28"/>
-                <w:shd w:val="clear" w:color="auto" w:fill="FFFFFF"/>
-              </w:rPr>
-              <w:t>.</w:t>
-            </w:r>
-          </w:p>
-        </w:tc>
-      </w:tr>
-      <w:tr>
-        <w:tc>
-          <w:tcPr>
-            <w:tcW w:w="426" w:type="dxa"/>
-          </w:tcPr>
-          <w:p>
-            <w:pPr>
-              <w:jc w:val="both"/>
-              <w:rPr>
-                <w:rFonts w:ascii="Times New Roman" w:hAnsi="Times New Roman" w:cs="Times New Roman"/>
-                <w:sz w:val="28"/>
-                <w:szCs w:val="28"/>
-              </w:rPr>
-            </w:pPr>
-            <w:r>
-              <w:rPr>
-                <w:rFonts w:ascii="Times New Roman" w:hAnsi="Times New Roman" w:cs="Times New Roman"/>
-                <w:sz w:val="28"/>
-                <w:szCs w:val="28"/>
-              </w:rPr>
-              <w:t>2</w:t>
-            </w:r>
-          </w:p>
-        </w:tc>
-        <w:tc>
-          <w:tcPr>
-            <w:tcW w:w="1843" w:type="dxa"/>
-          </w:tcPr>
-          <w:p>
-            <w:pPr>
-              <w:jc w:val="both"/>
-              <w:rPr>
-                <w:rFonts w:ascii="Times New Roman" w:hAnsi="Times New Roman" w:cs="Times New Roman"/>
-                <w:b/>
-                <w:sz w:val="28"/>
-                <w:szCs w:val="28"/>
-              </w:rPr>
-            </w:pPr>
-            <w:r>
-              <w:rPr>
-                <w:rStyle w:val="af4"/>
-                <w:rFonts w:ascii="Times New Roman" w:hAnsi="Times New Roman" w:cs="Times New Roman"/>
-                <w:b w:val="0"/>
-                <w:color w:val="0F1115"/>
-                <w:sz w:val="28"/>
-                <w:szCs w:val="28"/>
-                <w:shd w:val="clear" w:color="auto" w:fill="FFFFFF"/>
-              </w:rPr>
-              <w:t xml:space="preserve">Первичный </w:t>
-            </w:r>
-          </w:p>
-        </w:tc>
-        <w:tc>
-          <w:tcPr>
-            <w:tcW w:w="3913" w:type="dxa"/>
-          </w:tcPr>
-          <w:p>
-            <w:pPr>
-              <w:jc w:val="both"/>
-              <w:rPr>
-                <w:rFonts w:ascii="Times New Roman" w:hAnsi="Times New Roman" w:cs="Times New Roman"/>
-                <w:sz w:val="28"/>
-                <w:szCs w:val="28"/>
-              </w:rPr>
-            </w:pPr>
-            <w:r>
-              <w:rPr>
-                <w:rFonts w:ascii="Times New Roman" w:hAnsi="Times New Roman" w:cs="Times New Roman"/>
-                <w:color w:val="0F1115"/>
-                <w:sz w:val="28"/>
-                <w:szCs w:val="28"/>
-                <w:shd w:val="clear" w:color="auto" w:fill="FFFFFF"/>
-              </w:rPr>
-              <w:t>Ознакомление с конкретными опасными и вредными производственными факторами на рабочем месте, безопасными приемами и методами работы, инструкциями по охране труда</w:t>
-            </w:r>
-            <w:r>
-              <w:rPr>
-                <w:rFonts w:ascii="Times New Roman" w:hAnsi="Times New Roman" w:cs="Times New Roman"/>
-                <w:color w:val="0F1115"/>
-                <w:sz w:val="28"/>
-                <w:szCs w:val="28"/>
-                <w:shd w:val="clear" w:color="auto" w:fill="FFFFFF"/>
-              </w:rPr>
-              <w:t>.</w:t>
-            </w:r>
-          </w:p>
-        </w:tc>
-        <w:tc>
-          <w:tcPr>
-            <w:tcW w:w="3742" w:type="dxa"/>
-          </w:tcPr>
-          <w:p>
-            <w:pPr>
-              <w:jc w:val="both"/>
-              <w:rPr>
-                <w:rFonts w:ascii="Times New Roman" w:hAnsi="Times New Roman" w:cs="Times New Roman"/>
-                <w:sz w:val="28"/>
-                <w:szCs w:val="28"/>
-              </w:rPr>
-            </w:pPr>
-            <w:r>
-              <w:rPr>
-                <w:rFonts w:ascii="Times New Roman" w:hAnsi="Times New Roman" w:cs="Times New Roman"/>
-                <w:color w:val="0F1115"/>
-                <w:sz w:val="28"/>
-                <w:szCs w:val="28"/>
-                <w:shd w:val="clear" w:color="auto" w:fill="FFFFFF"/>
-              </w:rPr>
-              <w:t>Проводится </w:t>
-            </w:r>
-            <w:r>
-              <w:rPr>
-                <w:rStyle w:val="af4"/>
-                <w:rFonts w:ascii="Times New Roman" w:hAnsi="Times New Roman" w:cs="Times New Roman"/>
-                <w:b w:val="0"/>
-                <w:color w:val="0F1115"/>
-                <w:sz w:val="28"/>
-                <w:szCs w:val="28"/>
-                <w:shd w:val="clear" w:color="auto" w:fill="FFFFFF"/>
-              </w:rPr>
-              <w:t>до начала самостоятельной работы</w:t>
-            </w:r>
-            <w:r>
-              <w:rPr>
-                <w:rFonts w:ascii="Times New Roman" w:hAnsi="Times New Roman" w:cs="Times New Roman"/>
-                <w:color w:val="0F1115"/>
-                <w:sz w:val="28"/>
-                <w:szCs w:val="28"/>
-                <w:shd w:val="clear" w:color="auto" w:fill="FFFFFF"/>
-              </w:rPr>
-              <w:t> с работниками, принятыми на работу, переведенными из одного подразделения в другое, а также с работниками, выполняющими новую для них работу</w:t>
-            </w:r>
-            <w:r>
-              <w:rPr>
-                <w:rFonts w:ascii="Times New Roman" w:hAnsi="Times New Roman" w:cs="Times New Roman"/>
-                <w:color w:val="0F1115"/>
-                <w:sz w:val="28"/>
-                <w:szCs w:val="28"/>
-                <w:shd w:val="clear" w:color="auto" w:fill="FFFFFF"/>
-              </w:rPr>
-              <w:t>.</w:t>
-            </w:r>
-          </w:p>
-        </w:tc>
-      </w:tr>
-      <w:tr>
-        <w:tc>
-          <w:tcPr>
-            <w:tcW w:w="426" w:type="dxa"/>
-          </w:tcPr>
-          <w:p>
-            <w:pPr>
-              <w:jc w:val="both"/>
-              <w:rPr>
-                <w:rFonts w:ascii="Times New Roman" w:hAnsi="Times New Roman" w:cs="Times New Roman"/>
-                <w:sz w:val="28"/>
-                <w:szCs w:val="28"/>
-              </w:rPr>
-            </w:pPr>
-            <w:r>
-              <w:rPr>
-                <w:rFonts w:ascii="Times New Roman" w:hAnsi="Times New Roman" w:cs="Times New Roman"/>
-                <w:sz w:val="28"/>
-                <w:szCs w:val="28"/>
-              </w:rPr>
-              <w:t>3</w:t>
-            </w:r>
-          </w:p>
-        </w:tc>
-        <w:tc>
-          <w:tcPr>
-            <w:tcW w:w="1843" w:type="dxa"/>
-          </w:tcPr>
-          <w:p>
-            <w:pPr>
-              <w:jc w:val="both"/>
-              <w:rPr>
-                <w:rFonts w:ascii="Times New Roman" w:hAnsi="Times New Roman" w:cs="Times New Roman"/>
-                <w:b/>
-                <w:sz w:val="28"/>
-                <w:szCs w:val="28"/>
-              </w:rPr>
-            </w:pPr>
-            <w:r>
-              <w:rPr>
-                <w:rStyle w:val="af4"/>
-                <w:rFonts w:ascii="Times New Roman" w:hAnsi="Times New Roman" w:cs="Times New Roman"/>
-                <w:b w:val="0"/>
-                <w:color w:val="0F1115"/>
-                <w:sz w:val="28"/>
-                <w:szCs w:val="28"/>
-                <w:shd w:val="clear" w:color="auto" w:fill="FFFFFF"/>
-              </w:rPr>
-              <w:t xml:space="preserve">Повторный </w:t>
-            </w:r>
-          </w:p>
-        </w:tc>
-        <w:tc>
-          <w:tcPr>
-            <w:tcW w:w="3913" w:type="dxa"/>
-          </w:tcPr>
-          <w:p>
-            <w:pPr>
-              <w:jc w:val="both"/>
-              <w:rPr>
-                <w:rFonts w:ascii="Times New Roman" w:hAnsi="Times New Roman" w:cs="Times New Roman"/>
-                <w:sz w:val="28"/>
-                <w:szCs w:val="28"/>
-              </w:rPr>
-            </w:pPr>
-            <w:r>
-              <w:rPr>
-                <w:rFonts w:ascii="Times New Roman" w:hAnsi="Times New Roman" w:cs="Times New Roman"/>
-                <w:color w:val="0F1115"/>
-                <w:sz w:val="28"/>
-                <w:szCs w:val="28"/>
-                <w:shd w:val="clear" w:color="auto" w:fill="FFFFFF"/>
-              </w:rPr>
-              <w:t>Закрепление и обновление знаний по безопасным методам и приемам работы, профилактика производственного травматизма</w:t>
-            </w:r>
-            <w:r>
-              <w:rPr>
-                <w:rFonts w:ascii="Times New Roman" w:hAnsi="Times New Roman" w:cs="Times New Roman"/>
-                <w:color w:val="0F1115"/>
-                <w:sz w:val="28"/>
-                <w:szCs w:val="28"/>
-                <w:shd w:val="clear" w:color="auto" w:fill="FFFFFF"/>
-              </w:rPr>
-              <w:t>.</w:t>
-            </w:r>
-          </w:p>
-        </w:tc>
-        <w:tc>
-          <w:tcPr>
-            <w:tcW w:w="3742" w:type="dxa"/>
-          </w:tcPr>
-          <w:p>
-            <w:pPr>
-              <w:jc w:val="both"/>
-              <w:rPr>
-                <w:rFonts w:ascii="Times New Roman" w:hAnsi="Times New Roman" w:cs="Times New Roman"/>
-                <w:sz w:val="28"/>
-                <w:szCs w:val="28"/>
-              </w:rPr>
-            </w:pPr>
-            <w:r>
-              <w:rPr>
-                <w:rFonts w:ascii="Times New Roman" w:hAnsi="Times New Roman" w:cs="Times New Roman"/>
-                <w:color w:val="0F1115"/>
-                <w:sz w:val="28"/>
-                <w:szCs w:val="28"/>
-                <w:shd w:val="clear" w:color="auto" w:fill="FFFFFF"/>
-              </w:rPr>
-              <w:t>Проводится </w:t>
-            </w:r>
-            <w:r>
-              <w:rPr>
-                <w:rStyle w:val="af4"/>
-                <w:rFonts w:ascii="Times New Roman" w:hAnsi="Times New Roman" w:cs="Times New Roman"/>
-                <w:b w:val="0"/>
-                <w:color w:val="0F1115"/>
-                <w:sz w:val="28"/>
-                <w:szCs w:val="28"/>
-                <w:shd w:val="clear" w:color="auto" w:fill="FFFFFF"/>
-              </w:rPr>
-              <w:t>не реже одного раза в 6 месяцев</w:t>
-            </w:r>
-            <w:r>
-              <w:rPr>
-                <w:rFonts w:ascii="Times New Roman" w:hAnsi="Times New Roman" w:cs="Times New Roman"/>
-                <w:color w:val="0F1115"/>
-                <w:sz w:val="28"/>
-                <w:szCs w:val="28"/>
-                <w:shd w:val="clear" w:color="auto" w:fill="FFFFFF"/>
-              </w:rPr>
-              <w:t> для всех работников, прошедших первичный инструктаж. Для работ на особо опасных и вредных работах – </w:t>
-            </w:r>
-            <w:r>
-              <w:rPr>
-                <w:rStyle w:val="af4"/>
-                <w:rFonts w:ascii="Times New Roman" w:hAnsi="Times New Roman" w:cs="Times New Roman"/>
-                <w:b w:val="0"/>
-                <w:color w:val="0F1115"/>
-                <w:sz w:val="28"/>
-                <w:szCs w:val="28"/>
-                <w:shd w:val="clear" w:color="auto" w:fill="FFFFFF"/>
-              </w:rPr>
-              <w:t>не реже 1 раза в 3 месяца</w:t>
-            </w:r>
-            <w:r>
-              <w:rPr>
-                <w:rStyle w:val="af4"/>
-                <w:rFonts w:ascii="Times New Roman" w:hAnsi="Times New Roman" w:cs="Times New Roman"/>
-                <w:b w:val="0"/>
-                <w:color w:val="0F1115"/>
-                <w:sz w:val="28"/>
-                <w:szCs w:val="28"/>
-                <w:shd w:val="clear" w:color="auto" w:fill="FFFFFF"/>
-              </w:rPr>
-              <w:t>.</w:t>
-            </w:r>
-          </w:p>
-        </w:tc>
-      </w:tr>
-      <w:tr>
-        <w:tc>
-          <w:tcPr>
-            <w:tcW w:w="426" w:type="dxa"/>
-          </w:tcPr>
-          <w:p>
-            <w:pPr>
-              <w:jc w:val="both"/>
-              <w:rPr>
-                <w:rFonts w:ascii="Times New Roman" w:hAnsi="Times New Roman" w:cs="Times New Roman"/>
-                <w:sz w:val="28"/>
-                <w:szCs w:val="28"/>
-              </w:rPr>
-            </w:pPr>
-            <w:r>
-              <w:rPr>
-                <w:rFonts w:ascii="Times New Roman" w:hAnsi="Times New Roman" w:cs="Times New Roman"/>
-                <w:sz w:val="28"/>
-                <w:szCs w:val="28"/>
-              </w:rPr>
-              <w:t>4</w:t>
-            </w:r>
-          </w:p>
-        </w:tc>
-        <w:tc>
-          <w:tcPr>
-            <w:tcW w:w="1843" w:type="dxa"/>
-          </w:tcPr>
-          <w:p>
-            <w:pPr>
-              <w:jc w:val="both"/>
-              <w:rPr>
-                <w:rFonts w:ascii="Times New Roman" w:hAnsi="Times New Roman" w:cs="Times New Roman"/>
-                <w:b/>
-                <w:sz w:val="28"/>
-                <w:szCs w:val="28"/>
-              </w:rPr>
-            </w:pPr>
-            <w:r>
-              <w:rPr>
-                <w:rStyle w:val="af4"/>
-                <w:rFonts w:ascii="Times New Roman" w:hAnsi="Times New Roman" w:cs="Times New Roman"/>
-                <w:b w:val="0"/>
-                <w:color w:val="0F1115"/>
-                <w:sz w:val="28"/>
-                <w:szCs w:val="28"/>
-                <w:shd w:val="clear" w:color="auto" w:fill="FFFFFF"/>
-              </w:rPr>
-              <w:t xml:space="preserve">Внеплановый </w:t>
-            </w:r>
-          </w:p>
-        </w:tc>
-        <w:tc>
-          <w:tcPr>
-            <w:tcW w:w="3913" w:type="dxa"/>
-          </w:tcPr>
-          <w:p>
-            <w:pPr>
-              <w:jc w:val="both"/>
-              <w:rPr>
-                <w:rFonts w:ascii="Times New Roman" w:hAnsi="Times New Roman" w:cs="Times New Roman"/>
-                <w:sz w:val="28"/>
-                <w:szCs w:val="28"/>
-              </w:rPr>
-            </w:pPr>
-            <w:r>
-              <w:rPr>
-                <w:rFonts w:ascii="Times New Roman" w:hAnsi="Times New Roman" w:cs="Times New Roman"/>
-                <w:color w:val="0F1115"/>
-                <w:sz w:val="28"/>
-                <w:szCs w:val="28"/>
-                <w:shd w:val="clear" w:color="auto" w:fill="FFFFFF"/>
-              </w:rPr>
-              <w:t xml:space="preserve">Актуализация знаний в связи с изменением технологического процесса, заменой оборудования, нарушением требований безопасности, </w:t>
-            </w:r>
-            <w:r>
-              <w:rPr>
-                <w:rFonts w:ascii="Times New Roman" w:hAnsi="Times New Roman" w:cs="Times New Roman"/>
-                <w:color w:val="0F1115"/>
-                <w:sz w:val="28"/>
-                <w:szCs w:val="28"/>
-                <w:shd w:val="clear" w:color="auto" w:fill="FFFFFF"/>
-              </w:rPr>
-              <w:lastRenderedPageBreak/>
-              <w:t>перерывами в работе, поступлением новых нормативных документов</w:t>
-            </w:r>
-            <w:r>
-              <w:rPr>
-                <w:rFonts w:ascii="Times New Roman" w:hAnsi="Times New Roman" w:cs="Times New Roman"/>
-                <w:color w:val="0F1115"/>
-                <w:sz w:val="28"/>
-                <w:szCs w:val="28"/>
-                <w:shd w:val="clear" w:color="auto" w:fill="FFFFFF"/>
-              </w:rPr>
-              <w:t>.</w:t>
-            </w:r>
-          </w:p>
-        </w:tc>
-        <w:tc>
-          <w:tcPr>
-            <w:tcW w:w="3742" w:type="dxa"/>
-          </w:tcPr>
-          <w:p>
-            <w:pPr>
-              <w:jc w:val="both"/>
-              <w:rPr>
-                <w:rFonts w:ascii="Times New Roman" w:hAnsi="Times New Roman" w:cs="Times New Roman"/>
-                <w:sz w:val="28"/>
-                <w:szCs w:val="28"/>
-              </w:rPr>
-            </w:pPr>
-            <w:r>
-              <w:rPr>
-                <w:rFonts w:ascii="Times New Roman" w:hAnsi="Times New Roman" w:cs="Times New Roman"/>
-                <w:color w:val="0F1115"/>
-                <w:sz w:val="28"/>
-                <w:szCs w:val="28"/>
-                <w:shd w:val="clear" w:color="auto" w:fill="FFFFFF"/>
-              </w:rPr>
-              <w:lastRenderedPageBreak/>
-              <w:t>Проводится </w:t>
-            </w:r>
-            <w:r>
-              <w:rPr>
-                <w:rStyle w:val="af4"/>
-                <w:rFonts w:ascii="Times New Roman" w:hAnsi="Times New Roman" w:cs="Times New Roman"/>
-                <w:b w:val="0"/>
-                <w:color w:val="0F1115"/>
-                <w:sz w:val="28"/>
-                <w:szCs w:val="28"/>
-                <w:shd w:val="clear" w:color="auto" w:fill="FFFFFF"/>
-              </w:rPr>
-              <w:t>внепланово</w:t>
-            </w:r>
-            <w:r>
-              <w:rPr>
-                <w:rFonts w:ascii="Times New Roman" w:hAnsi="Times New Roman" w:cs="Times New Roman"/>
-                <w:color w:val="0F1115"/>
-                <w:sz w:val="28"/>
-                <w:szCs w:val="28"/>
-                <w:shd w:val="clear" w:color="auto" w:fill="FFFFFF"/>
-              </w:rPr>
-              <w:t xml:space="preserve"> при: введении новых или изменении законодательных актов; изменении технологического процесса; </w:t>
-            </w:r>
-            <w:r>
-              <w:rPr>
-                <w:rFonts w:ascii="Times New Roman" w:hAnsi="Times New Roman" w:cs="Times New Roman"/>
-                <w:color w:val="0F1115"/>
-                <w:sz w:val="28"/>
-                <w:szCs w:val="28"/>
-                <w:shd w:val="clear" w:color="auto" w:fill="FFFFFF"/>
-              </w:rPr>
-              <w:lastRenderedPageBreak/>
-              <w:t>замене оборудования; по требованию надзорных органов.</w:t>
-            </w:r>
-          </w:p>
-        </w:tc>
-      </w:tr>
-      <w:tr>
-        <w:tc>
-          <w:tcPr>
-            <w:tcW w:w="426" w:type="dxa"/>
-          </w:tcPr>
-          <w:p>
-            <w:pPr>
-              <w:jc w:val="both"/>
-              <w:rPr>
-                <w:rFonts w:ascii="Times New Roman" w:hAnsi="Times New Roman" w:cs="Times New Roman"/>
-                <w:sz w:val="28"/>
-                <w:szCs w:val="28"/>
-              </w:rPr>
-            </w:pPr>
-            <w:r>
-              <w:rPr>
-                <w:rFonts w:ascii="Times New Roman" w:hAnsi="Times New Roman" w:cs="Times New Roman"/>
-                <w:sz w:val="28"/>
-                <w:szCs w:val="28"/>
-              </w:rPr>
-              <w:lastRenderedPageBreak/>
-              <w:t>5</w:t>
-            </w:r>
-          </w:p>
-        </w:tc>
-        <w:tc>
-          <w:tcPr>
-            <w:tcW w:w="1843" w:type="dxa"/>
-          </w:tcPr>
-          <w:p>
-            <w:pPr>
-              <w:jc w:val="both"/>
-              <w:rPr>
-                <w:rFonts w:ascii="Times New Roman" w:hAnsi="Times New Roman" w:cs="Times New Roman"/>
-                <w:b/>
-                <w:sz w:val="28"/>
-                <w:szCs w:val="28"/>
-              </w:rPr>
-            </w:pPr>
-            <w:r>
-              <w:rPr>
-                <w:rStyle w:val="af4"/>
-                <w:rFonts w:ascii="Times New Roman" w:hAnsi="Times New Roman" w:cs="Times New Roman"/>
-                <w:b w:val="0"/>
-                <w:color w:val="0F1115"/>
-                <w:sz w:val="28"/>
-                <w:szCs w:val="28"/>
-                <w:shd w:val="clear" w:color="auto" w:fill="FFFFFF"/>
-              </w:rPr>
-              <w:t xml:space="preserve">Целевой </w:t>
-            </w:r>
-          </w:p>
-        </w:tc>
-        <w:tc>
-          <w:tcPr>
-            <w:tcW w:w="3913" w:type="dxa"/>
-          </w:tcPr>
-          <w:p>
-            <w:pPr>
-              <w:jc w:val="both"/>
-              <w:rPr>
-                <w:rFonts w:ascii="Times New Roman" w:hAnsi="Times New Roman" w:cs="Times New Roman"/>
-                <w:sz w:val="28"/>
-                <w:szCs w:val="28"/>
-              </w:rPr>
-            </w:pPr>
-            <w:r>
-              <w:rPr>
-                <w:rFonts w:ascii="Times New Roman" w:hAnsi="Times New Roman" w:cs="Times New Roman"/>
-                <w:color w:val="0F1115"/>
-                <w:sz w:val="28"/>
-                <w:szCs w:val="28"/>
-                <w:shd w:val="clear" w:color="auto" w:fill="FFFFFF"/>
-              </w:rPr>
-              <w:t>Обеспечение безопасного выполнения разовых работ, не связанных с прямыми обязанностями работника (ликвидация аварий, выполнение работ по наряду-допуску и т.д.)</w:t>
-            </w:r>
-            <w:r>
-              <w:rPr>
-                <w:rFonts w:ascii="Times New Roman" w:hAnsi="Times New Roman" w:cs="Times New Roman"/>
-                <w:color w:val="0F1115"/>
-                <w:sz w:val="28"/>
-                <w:szCs w:val="28"/>
-                <w:shd w:val="clear" w:color="auto" w:fill="FFFFFF"/>
-              </w:rPr>
-              <w:t>.</w:t>
-            </w:r>
-          </w:p>
-        </w:tc>
-        <w:tc>
-          <w:tcPr>
-            <w:tcW w:w="3742" w:type="dxa"/>
-          </w:tcPr>
-          <w:p>
-            <w:pPr>
-              <w:jc w:val="both"/>
-              <w:rPr>
-                <w:rFonts w:ascii="Times New Roman" w:hAnsi="Times New Roman" w:cs="Times New Roman"/>
-                <w:sz w:val="28"/>
-                <w:szCs w:val="28"/>
-              </w:rPr>
-            </w:pPr>
-            <w:r>
-              <w:rPr>
-                <w:rFonts w:ascii="Times New Roman" w:hAnsi="Times New Roman" w:cs="Times New Roman"/>
-                <w:color w:val="0F1115"/>
-                <w:sz w:val="28"/>
-                <w:szCs w:val="28"/>
-                <w:shd w:val="clear" w:color="auto" w:fill="FFFFFF"/>
-              </w:rPr>
-              <w:t>Проводится </w:t>
-            </w:r>
-            <w:r>
-              <w:rPr>
-                <w:rStyle w:val="af4"/>
-                <w:rFonts w:ascii="Times New Roman" w:hAnsi="Times New Roman" w:cs="Times New Roman"/>
-                <w:b w:val="0"/>
-                <w:color w:val="0F1115"/>
-                <w:sz w:val="28"/>
-                <w:szCs w:val="28"/>
-                <w:shd w:val="clear" w:color="auto" w:fill="FFFFFF"/>
-              </w:rPr>
-              <w:t xml:space="preserve">непосредственно перед выполнением </w:t>
-            </w:r>
-            <w:r>
-              <w:rPr>
-                <w:rFonts w:ascii="Times New Roman" w:hAnsi="Times New Roman" w:cs="Times New Roman"/>
-                <w:color w:val="0F1115"/>
-                <w:sz w:val="28"/>
-                <w:szCs w:val="28"/>
-                <w:shd w:val="clear" w:color="auto" w:fill="FFFFFF"/>
-              </w:rPr>
-              <w:t>конкретных разовых работ, работ по наряду-допуску, при ликвидации последствий аварий</w:t>
-            </w:r>
-            <w:r>
-              <w:rPr>
-                <w:rFonts w:ascii="Times New Roman" w:hAnsi="Times New Roman" w:cs="Times New Roman"/>
-                <w:color w:val="0F1115"/>
-                <w:sz w:val="28"/>
-                <w:szCs w:val="28"/>
-                <w:shd w:val="clear" w:color="auto" w:fill="FFFFFF"/>
-              </w:rPr>
-              <w:t>.</w:t>
-            </w:r>
-          </w:p>
-        </w:tc>
-      </w:tr>
-    </w:tbl>
   </w:body>
 </w:document>
 </file>
@@ -4249,7 +4423,17 @@
   <w:p>
     <w:pPr>
       <w:pStyle w:val="af"/>
+      <w:jc w:val="center"/>
     </w:pPr>
+    <w:r>
+      <w:rPr>
+        <w:rFonts w:ascii="Times New Roman" w:hAnsi="Times New Roman" w:eastAsia="Times New Roman" w:cs="Times New Roman"/>
+        <w:sz w:val="24"/>
+      </w:rPr>
+      <w:fldChar w:fldCharType="begin"/>
+      <w:instrText>PAGE</w:instrText>
+      <w:fldChar w:fldCharType="end"/>
+    </w:r>
   </w:p>
 </w:ftr>
 </file>
